--- a/public/AJ_CV.docx
+++ b/public/AJ_CV.docx
@@ -6,7 +6,7 @@
       <w:pPr>
         <w:jc w:val="center"/>
         <w:rPr>
-          <w:rFonts w:ascii="Garamond" w:hAnsi="Garamond"/>
+          <w:rFonts w:asciiTheme="minorHAnsi" w:hAnsiTheme="minorHAnsi" w:cstheme="minorHAnsi"/>
           <w:b/>
           <w:bCs/>
           <w:sz w:val="48"/>
@@ -15,7 +15,7 @@
       </w:pPr>
       <w:r>
         <w:rPr>
-          <w:rFonts w:ascii="Garamond" w:hAnsi="Garamond"/>
+          <w:rFonts w:asciiTheme="minorHAnsi" w:hAnsiTheme="minorHAnsi" w:cstheme="minorHAnsi"/>
           <w:b/>
           <w:bCs/>
           <w:sz w:val="48"/>
@@ -25,7 +25,7 @@
       </w:r>
       <w:r>
         <w:rPr>
-          <w:rFonts w:ascii="Garamond" w:hAnsi="Garamond"/>
+          <w:rFonts w:asciiTheme="minorHAnsi" w:hAnsiTheme="minorHAnsi" w:cstheme="minorHAnsi"/>
           <w:b/>
           <w:bCs/>
           <w:sz w:val="48"/>
@@ -35,7 +35,7 @@
       </w:r>
       <w:r>
         <w:rPr>
-          <w:rFonts w:ascii="Garamond" w:hAnsi="Garamond"/>
+          <w:rFonts w:asciiTheme="minorHAnsi" w:hAnsiTheme="minorHAnsi" w:cstheme="minorHAnsi"/>
           <w:b/>
           <w:bCs/>
           <w:sz w:val="48"/>
@@ -47,131 +47,253 @@
     <w:p>
       <w:pPr>
         <w:pStyle w:val="NoSpacing"/>
+        <w:jc w:val="center"/>
         <w:rPr>
           <w:rStyle w:val="Hyperlink"/>
-          <w:rFonts w:ascii="Garamond" w:hAnsi="Garamond"/>
-        </w:rPr>
-      </w:pPr>
-      <w:r>
-        <w:rPr>
-          <w:rFonts w:ascii="Garamond" w:hAnsi="Garamond"/>
+          <w:rFonts w:cstheme="minorHAnsi"/>
+          <w:sz w:val="20"/>
+          <w:szCs w:val="20"/>
+        </w:rPr>
+      </w:pPr>
+      <w:r>
+        <w:rPr>
+          <w:rFonts w:cstheme="minorHAnsi"/>
           <w:b/>
+          <w:sz w:val="20"/>
+          <w:szCs w:val="20"/>
         </w:rPr>
         <w:t>P</w:t>
       </w:r>
       <w:r>
         <w:rPr>
-          <w:rFonts w:ascii="Garamond" w:hAnsi="Garamond"/>
+          <w:rFonts w:cstheme="minorHAnsi"/>
           <w:b/>
+          <w:sz w:val="20"/>
+          <w:szCs w:val="20"/>
         </w:rPr>
         <w:t>hone</w:t>
       </w:r>
       <w:r>
         <w:rPr>
-          <w:rFonts w:ascii="Garamond" w:hAnsi="Garamond"/>
+          <w:rFonts w:cstheme="minorHAnsi"/>
           <w:b/>
+          <w:sz w:val="20"/>
+          <w:szCs w:val="20"/>
         </w:rPr>
         <w:t xml:space="preserve">: </w:t>
       </w:r>
       <w:r>
         <w:rPr>
-          <w:rFonts w:ascii="Garamond" w:hAnsi="Garamond"/>
-        </w:rPr>
-        <w:t>0452059032</w:t>
-      </w:r>
-      <w:r>
-        <w:rPr>
-          <w:rFonts w:ascii="Garamond" w:hAnsi="Garamond"/>
-        </w:rPr>
-        <w:t xml:space="preserve"> | </w:t>
-      </w:r>
-      <w:r>
-        <w:rPr>
-          <w:rFonts w:ascii="Garamond" w:hAnsi="Garamond"/>
+          <w:rFonts w:cstheme="minorHAnsi"/>
+          <w:sz w:val="20"/>
+          <w:szCs w:val="20"/>
+        </w:rPr>
+        <w:t xml:space="preserve">0452059032 </w:t>
+      </w:r>
+      <w:r>
+        <w:rPr>
+          <w:rFonts w:cstheme="minorHAnsi"/>
+          <w:sz w:val="20"/>
+          <w:szCs w:val="20"/>
+        </w:rPr>
+        <w:t xml:space="preserve">| </w:t>
+      </w:r>
+      <w:r>
+        <w:rPr>
+          <w:rFonts w:cstheme="minorHAnsi"/>
           <w:b/>
+          <w:sz w:val="20"/>
+          <w:szCs w:val="20"/>
         </w:rPr>
         <w:t>E</w:t>
       </w:r>
       <w:r>
         <w:rPr>
-          <w:rFonts w:ascii="Garamond" w:hAnsi="Garamond"/>
+          <w:rFonts w:cstheme="minorHAnsi"/>
           <w:b/>
+          <w:sz w:val="20"/>
+          <w:szCs w:val="20"/>
         </w:rPr>
         <w:t>mail</w:t>
       </w:r>
       <w:r>
         <w:rPr>
-          <w:rFonts w:ascii="Garamond" w:hAnsi="Garamond"/>
+          <w:rFonts w:cstheme="minorHAnsi"/>
           <w:b/>
+          <w:sz w:val="20"/>
+          <w:szCs w:val="20"/>
         </w:rPr>
         <w:t xml:space="preserve">: </w:t>
       </w:r>
-      <w:hyperlink w:history="1">
+      <w:hyperlink r:id="rId7" w:history="1">
         <w:r>
           <w:rPr>
             <w:rStyle w:val="Hyperlink"/>
-            <w:rFonts w:ascii="Garamond" w:hAnsi="Garamond"/>
+            <w:rFonts w:cstheme="minorHAnsi"/>
+            <w:sz w:val="20"/>
+            <w:szCs w:val="20"/>
           </w:rPr>
-          <w:t>kshettryaj93@gmail.com</w:t>
+          <w:t>aj@ajayakc.com</w:t>
         </w:r>
       </w:hyperlink>
       <w:r>
         <w:rPr>
-          <w:rFonts w:ascii="Garamond" w:hAnsi="Garamond"/>
+          <w:rFonts w:cstheme="minorHAnsi"/>
+          <w:sz w:val="20"/>
+          <w:szCs w:val="20"/>
         </w:rPr>
         <w:t xml:space="preserve"> | </w:t>
       </w:r>
       <w:r>
         <w:rPr>
-          <w:rFonts w:ascii="Garamond" w:hAnsi="Garamond"/>
+          <w:rFonts w:cstheme="minorHAnsi"/>
           <w:b/>
-        </w:rPr>
-        <w:t xml:space="preserve">Website: </w:t>
-      </w:r>
-      <w:hyperlink w:history="1">
+          <w:sz w:val="20"/>
+          <w:szCs w:val="20"/>
+        </w:rPr>
+        <w:t>A</w:t>
+      </w:r>
+      <w:r>
+        <w:rPr>
+          <w:rFonts w:cstheme="minorHAnsi"/>
+          <w:b/>
+          <w:sz w:val="20"/>
+          <w:szCs w:val="20"/>
+        </w:rPr>
+        <w:t>ddress</w:t>
+      </w:r>
+      <w:r>
+        <w:rPr>
+          <w:rFonts w:cstheme="minorHAnsi"/>
+          <w:b/>
+          <w:sz w:val="20"/>
+          <w:szCs w:val="20"/>
+        </w:rPr>
+        <w:t>:</w:t>
+      </w:r>
+      <w:r>
+        <w:rPr>
+          <w:rFonts w:cstheme="minorHAnsi"/>
+          <w:sz w:val="20"/>
+          <w:szCs w:val="20"/>
+        </w:rPr>
+        <w:t xml:space="preserve"> </w:t>
+      </w:r>
+      <w:r>
+        <w:rPr>
+          <w:rFonts w:cstheme="minorHAnsi"/>
+          <w:sz w:val="20"/>
+          <w:szCs w:val="20"/>
+        </w:rPr>
+        <w:t>Perth, WA</w:t>
+      </w:r>
+      <w:r>
+        <w:rPr>
+          <w:rFonts w:cstheme="minorHAnsi"/>
+          <w:sz w:val="20"/>
+          <w:szCs w:val="20"/>
+        </w:rPr>
+        <w:t xml:space="preserve"> | </w:t>
+      </w:r>
+      <w:r>
+        <w:rPr>
+          <w:rFonts w:cstheme="minorHAnsi"/>
+          <w:b/>
+          <w:bCs/>
+          <w:sz w:val="20"/>
+          <w:szCs w:val="20"/>
+        </w:rPr>
+        <w:t>L</w:t>
+      </w:r>
+      <w:r>
+        <w:rPr>
+          <w:rFonts w:cstheme="minorHAnsi"/>
+          <w:b/>
+          <w:bCs/>
+          <w:sz w:val="20"/>
+          <w:szCs w:val="20"/>
+        </w:rPr>
+        <w:t>inkedIn</w:t>
+      </w:r>
+      <w:r>
+        <w:rPr>
+          <w:rFonts w:cstheme="minorHAnsi"/>
+          <w:b/>
+          <w:bCs/>
+          <w:sz w:val="20"/>
+          <w:szCs w:val="20"/>
+        </w:rPr>
+        <w:t>:</w:t>
+      </w:r>
+      <w:r>
+        <w:rPr>
+          <w:rFonts w:cstheme="minorHAnsi"/>
+          <w:sz w:val="20"/>
+          <w:szCs w:val="20"/>
+        </w:rPr>
+        <w:t xml:space="preserve"> </w:t>
+      </w:r>
+      <w:hyperlink r:id="rId8" w:history="1">
         <w:r>
           <w:rPr>
             <w:rStyle w:val="Hyperlink"/>
-            <w:rFonts w:ascii="Garamond" w:hAnsi="Garamond"/>
+            <w:rFonts w:cstheme="minorHAnsi"/>
+          </w:rPr>
+          <w:t>Ajaya K C</w:t>
+        </w:r>
+      </w:hyperlink>
+      <w:r>
+        <w:rPr>
+          <w:rFonts w:cstheme="minorHAnsi"/>
+          <w:sz w:val="20"/>
+          <w:szCs w:val="20"/>
+        </w:rPr>
+        <w:t xml:space="preserve">| </w:t>
+      </w:r>
+      <w:r>
+        <w:rPr>
+          <w:rFonts w:cstheme="minorHAnsi"/>
+          <w:b/>
+          <w:sz w:val="20"/>
+          <w:szCs w:val="20"/>
+        </w:rPr>
+        <w:t>W</w:t>
+      </w:r>
+      <w:r>
+        <w:rPr>
+          <w:rFonts w:cstheme="minorHAnsi"/>
+          <w:b/>
+          <w:sz w:val="20"/>
+          <w:szCs w:val="20"/>
+        </w:rPr>
+        <w:t>ebsite</w:t>
+      </w:r>
+      <w:r>
+        <w:rPr>
+          <w:rFonts w:cstheme="minorHAnsi"/>
+          <w:b/>
+          <w:sz w:val="20"/>
+          <w:szCs w:val="20"/>
+        </w:rPr>
+        <w:t xml:space="preserve">: </w:t>
+      </w:r>
+      <w:hyperlink r:id="rId9" w:history="1">
+        <w:r>
+          <w:rPr>
+            <w:rStyle w:val="Hyperlink"/>
+            <w:rFonts w:cstheme="minorHAnsi"/>
+            <w:sz w:val="20"/>
+            <w:szCs w:val="20"/>
           </w:rPr>
           <w:t>ajayakc.com</w:t>
         </w:r>
       </w:hyperlink>
-      <w:r>
-        <w:rPr>
-          <w:rFonts w:ascii="Garamond" w:hAnsi="Garamond"/>
-        </w:rPr>
-        <w:t xml:space="preserve"> | </w:t>
-      </w:r>
-      <w:r>
-        <w:rPr>
-          <w:rFonts w:ascii="Garamond" w:hAnsi="Garamond"/>
-          <w:b/>
-          <w:bCs/>
-        </w:rPr>
-        <w:t>LinkedIn:</w:t>
-      </w:r>
-      <w:r>
-        <w:rPr>
-          <w:rFonts w:ascii="Garamond" w:hAnsi="Garamond"/>
-        </w:rPr>
-        <w:t xml:space="preserve"> </w:t>
-      </w:r>
-      <w:hyperlink w:history="1">
-        <w:r>
-          <w:rPr>
-            <w:rStyle w:val="Hyperlink"/>
-            <w:rFonts w:ascii="Garamond" w:hAnsi="Garamond"/>
-          </w:rPr>
-          <w:t>AJ | LinkedIn</w:t>
-        </w:r>
-      </w:hyperlink>
     </w:p>
     <w:p>
       <w:pPr>
         <w:pStyle w:val="NoSpacing"/>
         <w:rPr>
-          <w:rFonts w:ascii="Garamond" w:hAnsi="Garamond"/>
+          <w:rFonts w:cstheme="minorHAnsi"/>
         </w:rPr>
       </w:pPr>
     </w:p>
@@ -180,7 +302,7 @@
         <w:pStyle w:val="NoSpacing"/>
         <w:jc w:val="both"/>
         <w:rPr>
-          <w:rFonts w:ascii="Garamond" w:hAnsi="Garamond"/>
+          <w:rFonts w:cstheme="minorHAnsi"/>
         </w:rPr>
       </w:pPr>
     </w:p>
@@ -192,7 +314,7 @@
         <w:spacing w:after="0" w:line="240" w:lineRule="auto"/>
         <w:jc w:val="both"/>
         <w:rPr>
-          <w:rFonts w:ascii="Garamond" w:eastAsia="Arial" w:hAnsi="Garamond" w:cs="Arial"/>
+          <w:rFonts w:asciiTheme="minorHAnsi" w:eastAsia="Arial" w:hAnsiTheme="minorHAnsi" w:cstheme="minorHAnsi"/>
           <w:b/>
           <w:bCs/>
           <w:sz w:val="20"/>
@@ -201,7 +323,7 @@
       </w:pPr>
       <w:r>
         <w:rPr>
-          <w:rFonts w:ascii="Garamond" w:eastAsia="Arial" w:hAnsi="Garamond" w:cs="Arial"/>
+          <w:rFonts w:asciiTheme="minorHAnsi" w:eastAsia="Arial" w:hAnsiTheme="minorHAnsi" w:cstheme="minorHAnsi"/>
           <w:b/>
           <w:bCs/>
           <w:sz w:val="20"/>
@@ -212,153 +334,360 @@
     </w:p>
     <w:p>
       <w:pPr>
+        <w:pStyle w:val="NoSpacing"/>
+        <w:jc w:val="both"/>
+        <w:rPr>
+          <w:rFonts w:cstheme="minorHAnsi"/>
+          <w:color w:val="000000" w:themeColor="text1"/>
+        </w:rPr>
+      </w:pPr>
+      <w:r>
+        <w:rPr>
+          <w:rFonts w:cstheme="minorHAnsi"/>
+          <w:color w:val="000000" w:themeColor="text1"/>
+        </w:rPr>
+        <w:t>IT Support Professional with hands-on experience delivering Level 1 &amp; 2 support across Windows, Microsoft 365, Active Directory, Intune and multi-site user environments. Skilled in troubleshooting hardware, software, networking, device deployment, ticket management, and end-user support. Experience supporting cloud and on-prem systems, maintaining SLA targets, and contributing to infrastructure improvements. Strong customer service mindset with excellent communication and problem-solving ability.</w:t>
+      </w:r>
+    </w:p>
+    <w:p>
+      <w:pPr>
+        <w:pStyle w:val="NoSpacing"/>
+        <w:jc w:val="both"/>
+        <w:rPr>
+          <w:rFonts w:cstheme="minorHAnsi"/>
+          <w:color w:val="000000" w:themeColor="text1"/>
+        </w:rPr>
+      </w:pPr>
+    </w:p>
+    <w:p>
+      <w:pPr>
         <w:pBdr>
           <w:bottom w:val="single" w:sz="4" w:space="1" w:color="000000"/>
         </w:pBdr>
         <w:spacing w:after="0" w:line="240" w:lineRule="auto"/>
         <w:jc w:val="both"/>
         <w:rPr>
-          <w:rFonts w:ascii="Garamond" w:eastAsiaTheme="minorHAnsi" w:hAnsi="Garamond" w:cstheme="minorBidi"/>
-          <w:color w:val="000000" w:themeColor="text1"/>
-          <w:lang w:eastAsia="en-US"/>
-        </w:rPr>
-      </w:pPr>
-      <w:r>
-        <w:rPr>
-          <w:rFonts w:ascii="Garamond" w:eastAsiaTheme="minorHAnsi" w:hAnsi="Garamond" w:cstheme="minorBidi"/>
-          <w:color w:val="000000" w:themeColor="text1"/>
-          <w:lang w:eastAsia="en-US"/>
-        </w:rPr>
-        <w:t xml:space="preserve">Hardworking and </w:t>
-      </w:r>
-      <w:r>
-        <w:rPr>
-          <w:rFonts w:ascii="Garamond" w:eastAsiaTheme="minorHAnsi" w:hAnsi="Garamond" w:cstheme="minorBidi"/>
-          <w:color w:val="000000" w:themeColor="text1"/>
-          <w:lang w:eastAsia="en-US"/>
-        </w:rPr>
-        <w:t>enthusiastic</w:t>
-      </w:r>
-      <w:r>
-        <w:rPr>
-          <w:rFonts w:ascii="Garamond" w:eastAsiaTheme="minorHAnsi" w:hAnsi="Garamond" w:cstheme="minorBidi"/>
-          <w:color w:val="000000" w:themeColor="text1"/>
-          <w:lang w:eastAsia="en-US"/>
-        </w:rPr>
-        <w:t xml:space="preserve"> </w:t>
-      </w:r>
-      <w:r>
-        <w:rPr>
-          <w:rFonts w:ascii="Garamond" w:eastAsiaTheme="minorHAnsi" w:hAnsi="Garamond" w:cstheme="minorBidi"/>
-          <w:color w:val="000000" w:themeColor="text1"/>
-          <w:lang w:eastAsia="en-US"/>
-        </w:rPr>
-        <w:t>IT Support professional</w:t>
-      </w:r>
-      <w:r>
-        <w:rPr>
-          <w:rFonts w:ascii="Garamond" w:eastAsiaTheme="minorHAnsi" w:hAnsi="Garamond" w:cstheme="minorBidi"/>
-          <w:color w:val="000000" w:themeColor="text1"/>
-          <w:lang w:eastAsia="en-US"/>
-        </w:rPr>
-        <w:t xml:space="preserve">, </w:t>
-      </w:r>
-      <w:r>
-        <w:rPr>
-          <w:rFonts w:ascii="Garamond" w:eastAsiaTheme="minorHAnsi" w:hAnsi="Garamond" w:cstheme="minorBidi"/>
-          <w:color w:val="000000" w:themeColor="text1"/>
-          <w:lang w:eastAsia="en-US"/>
-        </w:rPr>
-        <w:t>with hands-on experience in technical support, troubleshooting, and customer service</w:t>
-      </w:r>
-      <w:r>
-        <w:rPr>
-          <w:rFonts w:ascii="Garamond" w:eastAsiaTheme="minorHAnsi" w:hAnsi="Garamond" w:cstheme="minorBidi"/>
-          <w:color w:val="000000" w:themeColor="text1"/>
-          <w:lang w:eastAsia="en-US"/>
-        </w:rPr>
-        <w:t>.</w:t>
-      </w:r>
-      <w:r>
-        <w:rPr>
-          <w:rFonts w:ascii="Garamond" w:eastAsiaTheme="minorHAnsi" w:hAnsi="Garamond" w:cstheme="minorBidi"/>
-          <w:color w:val="000000" w:themeColor="text1"/>
-          <w:lang w:eastAsia="en-US"/>
-        </w:rPr>
-        <w:t xml:space="preserve"> </w:t>
-      </w:r>
-      <w:r>
-        <w:rPr>
-          <w:rFonts w:ascii="Garamond" w:eastAsiaTheme="minorHAnsi" w:hAnsi="Garamond" w:cstheme="minorBidi"/>
-          <w:color w:val="000000" w:themeColor="text1"/>
-          <w:lang w:eastAsia="en-US"/>
-        </w:rPr>
-        <w:t>Skilled</w:t>
-      </w:r>
-      <w:r>
-        <w:rPr>
-          <w:rFonts w:ascii="Garamond" w:eastAsiaTheme="minorHAnsi" w:hAnsi="Garamond" w:cstheme="minorBidi"/>
-          <w:color w:val="000000" w:themeColor="text1"/>
-          <w:lang w:eastAsia="en-US"/>
-        </w:rPr>
-        <w:t xml:space="preserve"> in</w:t>
-      </w:r>
-      <w:r>
-        <w:rPr>
-          <w:rFonts w:ascii="Garamond" w:eastAsiaTheme="minorHAnsi" w:hAnsi="Garamond" w:cstheme="minorBidi"/>
-          <w:color w:val="000000" w:themeColor="text1"/>
-          <w:lang w:eastAsia="en-US"/>
-        </w:rPr>
-        <w:t xml:space="preserve"> diagnosing and resolving issues with Windows systems, Office 365, and network connectivity</w:t>
-      </w:r>
-      <w:r>
-        <w:rPr>
-          <w:rFonts w:ascii="Garamond" w:eastAsiaTheme="minorHAnsi" w:hAnsi="Garamond" w:cstheme="minorBidi"/>
-          <w:color w:val="000000" w:themeColor="text1"/>
-          <w:lang w:eastAsia="en-US"/>
-        </w:rPr>
-        <w:t xml:space="preserve">. </w:t>
-      </w:r>
-      <w:r>
-        <w:rPr>
-          <w:rFonts w:ascii="Garamond" w:eastAsiaTheme="minorHAnsi" w:hAnsi="Garamond" w:cstheme="minorBidi"/>
-          <w:color w:val="000000" w:themeColor="text1"/>
-          <w:lang w:eastAsia="en-US"/>
-        </w:rPr>
-        <w:t>Passionate about technology and committed to continuous learning and growth in the IT field.</w:t>
-      </w:r>
-      <w:r>
-        <w:rPr>
-          <w:rFonts w:ascii="Garamond" w:eastAsiaTheme="minorHAnsi" w:hAnsi="Garamond" w:cstheme="minorBidi"/>
-          <w:color w:val="000000" w:themeColor="text1"/>
-          <w:lang w:eastAsia="en-US"/>
-        </w:rPr>
-        <w:t xml:space="preserve"> </w:t>
-      </w:r>
-      <w:r>
-        <w:rPr>
-          <w:rFonts w:ascii="Garamond" w:eastAsiaTheme="minorHAnsi" w:hAnsi="Garamond" w:cstheme="minorBidi"/>
-          <w:color w:val="000000" w:themeColor="text1"/>
-          <w:lang w:eastAsia="en-US"/>
-        </w:rPr>
-        <w:t>A strong communicator with the ability to quickly grasp new technologies and solve technical problems efficiently</w:t>
-      </w:r>
-      <w:r>
-        <w:rPr>
-          <w:rFonts w:ascii="Garamond" w:eastAsiaTheme="minorHAnsi" w:hAnsi="Garamond" w:cstheme="minorBidi"/>
-          <w:color w:val="000000" w:themeColor="text1"/>
-          <w:lang w:eastAsia="en-US"/>
-        </w:rPr>
-        <w:t xml:space="preserve">. </w:t>
-      </w:r>
-      <w:r>
-        <w:rPr>
-          <w:rFonts w:ascii="Garamond" w:eastAsiaTheme="minorHAnsi" w:hAnsi="Garamond" w:cstheme="minorBidi"/>
-          <w:color w:val="000000" w:themeColor="text1"/>
-          <w:lang w:eastAsia="en-US"/>
-        </w:rPr>
-        <w:t>Always ready to embrace new challenges and motivated to advance as an IT professional.</w:t>
-      </w:r>
+          <w:rFonts w:asciiTheme="minorHAnsi" w:eastAsia="Arial" w:hAnsiTheme="minorHAnsi" w:cstheme="minorHAnsi"/>
+          <w:b/>
+          <w:bCs/>
+        </w:rPr>
+      </w:pPr>
+      <w:r>
+        <w:rPr>
+          <w:rFonts w:asciiTheme="minorHAnsi" w:eastAsia="Arial" w:hAnsiTheme="minorHAnsi" w:cstheme="minorHAnsi"/>
+          <w:b/>
+          <w:bCs/>
+        </w:rPr>
+        <w:t xml:space="preserve">Technical Skills </w:t>
+      </w:r>
+    </w:p>
+    <w:p>
+      <w:pPr>
+        <w:pStyle w:val="NoSpacing"/>
+        <w:jc w:val="both"/>
+        <w:rPr>
+          <w:rFonts w:cstheme="minorHAnsi"/>
+          <w:color w:val="000000" w:themeColor="text1"/>
+        </w:rPr>
+      </w:pPr>
+      <w:r>
+        <w:rPr>
+          <w:rFonts w:cstheme="minorHAnsi"/>
+          <w:b/>
+          <w:bCs/>
+          <w:color w:val="000000" w:themeColor="text1"/>
+        </w:rPr>
+        <w:t>Operating Systems</w:t>
+      </w:r>
+      <w:r>
+        <w:rPr>
+          <w:rFonts w:cstheme="minorHAnsi"/>
+          <w:color w:val="000000" w:themeColor="text1"/>
+        </w:rPr>
+        <w:t>: Windows 10/11, Windows Server</w:t>
+      </w:r>
+      <w:r>
+        <w:rPr>
+          <w:rFonts w:cstheme="minorHAnsi"/>
+          <w:color w:val="000000" w:themeColor="text1"/>
+        </w:rPr>
+        <w:t xml:space="preserve"> 2019/2022</w:t>
+      </w:r>
+      <w:r>
+        <w:rPr>
+          <w:rFonts w:cstheme="minorHAnsi"/>
+          <w:color w:val="000000" w:themeColor="text1"/>
+        </w:rPr>
+        <w:t>, Linux, macOS</w:t>
+      </w:r>
+    </w:p>
+    <w:p>
+      <w:pPr>
+        <w:pStyle w:val="NoSpacing"/>
+        <w:jc w:val="both"/>
+        <w:rPr>
+          <w:rFonts w:cstheme="minorHAnsi"/>
+          <w:color w:val="000000" w:themeColor="text1"/>
+        </w:rPr>
+      </w:pPr>
+      <w:r>
+        <w:rPr>
+          <w:rFonts w:cstheme="minorHAnsi"/>
+          <w:b/>
+          <w:bCs/>
+          <w:color w:val="000000" w:themeColor="text1"/>
+        </w:rPr>
+        <w:t>Cloud</w:t>
+      </w:r>
+      <w:r>
+        <w:rPr>
+          <w:rFonts w:cstheme="minorHAnsi"/>
+          <w:b/>
+          <w:bCs/>
+          <w:color w:val="000000" w:themeColor="text1"/>
+        </w:rPr>
+        <w:t xml:space="preserve"> and M365</w:t>
+      </w:r>
+      <w:r>
+        <w:rPr>
+          <w:rFonts w:cstheme="minorHAnsi"/>
+          <w:color w:val="000000" w:themeColor="text1"/>
+        </w:rPr>
+        <w:t xml:space="preserve">: </w:t>
+      </w:r>
+      <w:r>
+        <w:rPr>
+          <w:rFonts w:cstheme="minorHAnsi"/>
+          <w:color w:val="000000" w:themeColor="text1"/>
+        </w:rPr>
+        <w:t>Microsoft 365, Azure AD / Entra ID, Exchange Online, SharePoint, Intune, Autopilot</w:t>
+      </w:r>
+    </w:p>
+    <w:p>
+      <w:pPr>
+        <w:pStyle w:val="NoSpacing"/>
+        <w:jc w:val="both"/>
+        <w:rPr>
+          <w:rFonts w:cstheme="minorHAnsi"/>
+          <w:color w:val="000000" w:themeColor="text1"/>
+        </w:rPr>
+      </w:pPr>
+      <w:r>
+        <w:rPr>
+          <w:rFonts w:cstheme="minorHAnsi"/>
+          <w:b/>
+          <w:bCs/>
+          <w:color w:val="000000" w:themeColor="text1"/>
+        </w:rPr>
+        <w:t>Infrastructure:</w:t>
+      </w:r>
+      <w:r>
+        <w:rPr>
+          <w:rFonts w:cstheme="minorHAnsi"/>
+          <w:color w:val="000000" w:themeColor="text1"/>
+        </w:rPr>
+        <w:t xml:space="preserve"> Active Directory, Group Policy, SCCM, User Access Management</w:t>
+      </w:r>
+    </w:p>
+    <w:p>
+      <w:pPr>
+        <w:pStyle w:val="NoSpacing"/>
+        <w:jc w:val="both"/>
+        <w:rPr>
+          <w:rFonts w:cstheme="minorHAnsi"/>
+          <w:color w:val="000000" w:themeColor="text1"/>
+        </w:rPr>
+      </w:pPr>
+      <w:r>
+        <w:rPr>
+          <w:rFonts w:cstheme="minorHAnsi"/>
+          <w:b/>
+          <w:bCs/>
+          <w:color w:val="000000" w:themeColor="text1"/>
+        </w:rPr>
+        <w:t>Virtualization</w:t>
+      </w:r>
+      <w:r>
+        <w:rPr>
+          <w:rFonts w:cstheme="minorHAnsi"/>
+          <w:color w:val="000000" w:themeColor="text1"/>
+        </w:rPr>
+        <w:t xml:space="preserve">: VMware </w:t>
+      </w:r>
+      <w:proofErr w:type="spellStart"/>
+      <w:r>
+        <w:rPr>
+          <w:rFonts w:cstheme="minorHAnsi"/>
+          <w:color w:val="000000" w:themeColor="text1"/>
+        </w:rPr>
+        <w:t>ESXi</w:t>
+      </w:r>
+      <w:proofErr w:type="spellEnd"/>
+      <w:r>
+        <w:rPr>
+          <w:rFonts w:cstheme="minorHAnsi"/>
+          <w:color w:val="000000" w:themeColor="text1"/>
+        </w:rPr>
+        <w:t xml:space="preserve">, Hyper-V, </w:t>
+      </w:r>
+      <w:proofErr w:type="spellStart"/>
+      <w:r>
+        <w:rPr>
+          <w:rFonts w:cstheme="minorHAnsi"/>
+          <w:color w:val="000000" w:themeColor="text1"/>
+        </w:rPr>
+        <w:t>Proxmox</w:t>
+      </w:r>
+      <w:proofErr w:type="spellEnd"/>
+      <w:r>
+        <w:rPr>
+          <w:rFonts w:cstheme="minorHAnsi"/>
+          <w:color w:val="000000" w:themeColor="text1"/>
+        </w:rPr>
+        <w:t>, VirtualBox</w:t>
+      </w:r>
+    </w:p>
+    <w:p>
+      <w:pPr>
+        <w:pStyle w:val="NoSpacing"/>
+        <w:jc w:val="both"/>
+        <w:rPr>
+          <w:rFonts w:cstheme="minorHAnsi"/>
+          <w:color w:val="000000" w:themeColor="text1"/>
+        </w:rPr>
+      </w:pPr>
+      <w:r>
+        <w:rPr>
+          <w:rFonts w:cstheme="minorHAnsi"/>
+          <w:b/>
+          <w:bCs/>
+          <w:color w:val="000000" w:themeColor="text1"/>
+        </w:rPr>
+        <w:t>Networking</w:t>
+      </w:r>
+      <w:r>
+        <w:rPr>
+          <w:rFonts w:cstheme="minorHAnsi"/>
+          <w:color w:val="000000" w:themeColor="text1"/>
+        </w:rPr>
+        <w:t>: TCP/IP, DNS, DHCP, VLANs, VPN, Routing &amp; Switching, LAN/WAN</w:t>
+      </w:r>
+    </w:p>
+    <w:p>
+      <w:pPr>
+        <w:pStyle w:val="NoSpacing"/>
+        <w:jc w:val="both"/>
+        <w:rPr>
+          <w:rFonts w:cstheme="minorHAnsi"/>
+          <w:b/>
+          <w:bCs/>
+          <w:color w:val="000000" w:themeColor="text1"/>
+        </w:rPr>
+      </w:pPr>
+      <w:r>
+        <w:rPr>
+          <w:rFonts w:cstheme="minorHAnsi"/>
+          <w:b/>
+          <w:bCs/>
+          <w:color w:val="000000" w:themeColor="text1"/>
+        </w:rPr>
+        <w:t xml:space="preserve">Support Tools: </w:t>
+      </w:r>
+      <w:r>
+        <w:rPr>
+          <w:rFonts w:cstheme="minorHAnsi"/>
+          <w:color w:val="000000" w:themeColor="text1"/>
+        </w:rPr>
+        <w:t xml:space="preserve">ConnectWise, TeamViewer, </w:t>
+      </w:r>
+      <w:proofErr w:type="spellStart"/>
+      <w:r>
+        <w:rPr>
+          <w:rFonts w:cstheme="minorHAnsi"/>
+          <w:color w:val="000000" w:themeColor="text1"/>
+        </w:rPr>
+        <w:t>AnyDesk</w:t>
+      </w:r>
+      <w:proofErr w:type="spellEnd"/>
+      <w:r>
+        <w:rPr>
+          <w:rFonts w:cstheme="minorHAnsi"/>
+          <w:color w:val="000000" w:themeColor="text1"/>
+        </w:rPr>
+        <w:t>, RDP</w:t>
+      </w:r>
+    </w:p>
+    <w:p>
+      <w:pPr>
+        <w:pStyle w:val="NoSpacing"/>
+        <w:jc w:val="both"/>
+        <w:rPr>
+          <w:rFonts w:cstheme="minorHAnsi"/>
+          <w:color w:val="000000" w:themeColor="text1"/>
+        </w:rPr>
+      </w:pPr>
+      <w:r>
+        <w:rPr>
+          <w:rFonts w:cstheme="minorHAnsi"/>
+          <w:b/>
+          <w:bCs/>
+          <w:color w:val="000000" w:themeColor="text1"/>
+        </w:rPr>
+        <w:t xml:space="preserve">Backup &amp; Security: </w:t>
+      </w:r>
+      <w:r>
+        <w:rPr>
+          <w:rFonts w:cstheme="minorHAnsi"/>
+          <w:color w:val="000000" w:themeColor="text1"/>
+        </w:rPr>
+        <w:t>MFA, SSPR, Endpoint Security, Monitoring Tools</w:t>
+      </w:r>
+    </w:p>
+    <w:p>
+      <w:pPr>
+        <w:pStyle w:val="NoSpacing"/>
+        <w:jc w:val="both"/>
+        <w:rPr>
+          <w:rFonts w:cstheme="minorHAnsi"/>
+          <w:color w:val="000000" w:themeColor="text1"/>
+        </w:rPr>
+      </w:pPr>
+      <w:r>
+        <w:rPr>
+          <w:rFonts w:cstheme="minorHAnsi"/>
+          <w:b/>
+          <w:bCs/>
+          <w:color w:val="000000" w:themeColor="text1"/>
+        </w:rPr>
+        <w:t>Hardware</w:t>
+      </w:r>
+      <w:r>
+        <w:rPr>
+          <w:rFonts w:cstheme="minorHAnsi"/>
+          <w:color w:val="000000" w:themeColor="text1"/>
+        </w:rPr>
+        <w:t>: Laptop deployment, Printers, Mobile devices, Peripheral support</w:t>
+      </w:r>
+    </w:p>
+    <w:p>
+      <w:pPr>
+        <w:pStyle w:val="NoSpacing"/>
+        <w:jc w:val="both"/>
+        <w:rPr>
+          <w:rFonts w:cstheme="minorHAnsi"/>
+          <w:color w:val="000000" w:themeColor="text1"/>
+        </w:rPr>
+      </w:pPr>
+    </w:p>
+    <w:p>
+      <w:pPr>
+        <w:pStyle w:val="NoSpacing"/>
+        <w:jc w:val="both"/>
+        <w:rPr>
+          <w:rFonts w:cstheme="minorHAnsi"/>
+          <w:color w:val="000000" w:themeColor="text1"/>
+        </w:rPr>
+      </w:pPr>
     </w:p>
     <w:p>
       <w:pPr>
@@ -368,10 +697,809 @@
         <w:spacing w:after="0" w:line="240" w:lineRule="auto"/>
         <w:jc w:val="both"/>
         <w:rPr>
-          <w:rFonts w:ascii="Garamond" w:eastAsia="Arial" w:hAnsi="Garamond" w:cs="Arial"/>
-          <w:color w:val="0070C0"/>
+          <w:rFonts w:asciiTheme="minorHAnsi" w:eastAsia="Arial" w:hAnsiTheme="minorHAnsi" w:cstheme="minorHAnsi"/>
+          <w:b/>
+          <w:bCs/>
           <w:sz w:val="20"/>
           <w:szCs w:val="20"/>
+        </w:rPr>
+      </w:pPr>
+      <w:r>
+        <w:rPr>
+          <w:rFonts w:asciiTheme="minorHAnsi" w:eastAsia="Arial" w:hAnsiTheme="minorHAnsi" w:cstheme="minorHAnsi"/>
+          <w:b/>
+          <w:bCs/>
+          <w:sz w:val="20"/>
+          <w:szCs w:val="20"/>
+        </w:rPr>
+        <w:t xml:space="preserve">RELEVANT </w:t>
+      </w:r>
+      <w:r>
+        <w:rPr>
+          <w:rFonts w:asciiTheme="minorHAnsi" w:eastAsia="Arial" w:hAnsiTheme="minorHAnsi" w:cstheme="minorHAnsi"/>
+          <w:b/>
+          <w:bCs/>
+          <w:sz w:val="20"/>
+          <w:szCs w:val="20"/>
+        </w:rPr>
+        <w:t>WORK EXPERIENCE</w:t>
+      </w:r>
+    </w:p>
+    <w:p>
+      <w:pPr>
+        <w:pStyle w:val="NoSpacing"/>
+        <w:ind w:right="141"/>
+        <w:jc w:val="both"/>
+        <w:rPr>
+          <w:rFonts w:eastAsia="Calibri" w:cstheme="minorHAnsi"/>
+          <w:color w:val="000000" w:themeColor="text1"/>
+        </w:rPr>
+      </w:pPr>
+      <w:r>
+        <w:rPr>
+          <w:rFonts w:eastAsia="Calibri" w:cstheme="minorHAnsi"/>
+          <w:b/>
+          <w:bCs/>
+          <w:color w:val="000000" w:themeColor="text1"/>
+          <w:lang w:val="en-US"/>
+        </w:rPr>
+        <w:t>Technical Support Officer</w:t>
+      </w:r>
+      <w:r>
+        <w:rPr>
+          <w:rFonts w:eastAsia="Calibri" w:cstheme="minorHAnsi"/>
+          <w:b/>
+          <w:bCs/>
+          <w:color w:val="000000" w:themeColor="text1"/>
+          <w:lang w:val="en-US"/>
+        </w:rPr>
+        <w:t xml:space="preserve"> (Contract)</w:t>
+      </w:r>
+      <w:r>
+        <w:rPr>
+          <w:rFonts w:eastAsia="Calibri" w:cstheme="minorHAnsi"/>
+          <w:b/>
+          <w:bCs/>
+          <w:color w:val="000000" w:themeColor="text1"/>
+          <w:lang w:val="en-US"/>
+        </w:rPr>
+        <w:tab/>
+      </w:r>
+      <w:r>
+        <w:rPr>
+          <w:rFonts w:cstheme="minorHAnsi"/>
+        </w:rPr>
+        <w:tab/>
+      </w:r>
+      <w:r>
+        <w:rPr>
+          <w:rFonts w:cstheme="minorHAnsi"/>
+        </w:rPr>
+        <w:tab/>
+      </w:r>
+      <w:r>
+        <w:rPr>
+          <w:rFonts w:cstheme="minorHAnsi"/>
+        </w:rPr>
+        <w:tab/>
+      </w:r>
+      <w:r>
+        <w:rPr>
+          <w:rFonts w:cstheme="minorHAnsi"/>
+        </w:rPr>
+        <w:tab/>
+      </w:r>
+      <w:r>
+        <w:rPr>
+          <w:rFonts w:cstheme="minorHAnsi"/>
+        </w:rPr>
+        <w:tab/>
+      </w:r>
+      <w:r>
+        <w:rPr>
+          <w:rFonts w:cstheme="minorHAnsi"/>
+        </w:rPr>
+        <w:t xml:space="preserve">         </w:t>
+      </w:r>
+      <w:r>
+        <w:rPr>
+          <w:rFonts w:eastAsia="Calibri" w:cstheme="minorHAnsi"/>
+          <w:b/>
+          <w:bCs/>
+          <w:color w:val="000000" w:themeColor="text1"/>
+          <w:lang w:val="en-US"/>
+        </w:rPr>
+        <w:t>Feb</w:t>
+      </w:r>
+      <w:r>
+        <w:rPr>
+          <w:rFonts w:eastAsia="Calibri" w:cstheme="minorHAnsi"/>
+          <w:b/>
+          <w:bCs/>
+          <w:color w:val="000000" w:themeColor="text1"/>
+          <w:lang w:val="en-US"/>
+        </w:rPr>
+        <w:t xml:space="preserve"> 202</w:t>
+      </w:r>
+      <w:r>
+        <w:rPr>
+          <w:rFonts w:eastAsia="Calibri" w:cstheme="minorHAnsi"/>
+          <w:b/>
+          <w:bCs/>
+          <w:color w:val="000000" w:themeColor="text1"/>
+          <w:lang w:val="en-US"/>
+        </w:rPr>
+        <w:t>4</w:t>
+      </w:r>
+      <w:r>
+        <w:rPr>
+          <w:rFonts w:eastAsia="Calibri" w:cstheme="minorHAnsi"/>
+          <w:b/>
+          <w:bCs/>
+          <w:color w:val="000000" w:themeColor="text1"/>
+          <w:lang w:val="en-US"/>
+        </w:rPr>
+        <w:t xml:space="preserve"> – </w:t>
+      </w:r>
+      <w:r>
+        <w:rPr>
+          <w:rFonts w:eastAsia="Calibri" w:cstheme="minorHAnsi"/>
+          <w:b/>
+          <w:bCs/>
+          <w:color w:val="000000" w:themeColor="text1"/>
+          <w:lang w:val="en-US"/>
+        </w:rPr>
+        <w:t>Oct 202</w:t>
+      </w:r>
+      <w:r>
+        <w:rPr>
+          <w:rFonts w:eastAsia="Calibri" w:cstheme="minorHAnsi"/>
+          <w:b/>
+          <w:bCs/>
+          <w:color w:val="000000" w:themeColor="text1"/>
+          <w:lang w:val="en-US"/>
+        </w:rPr>
+        <w:t>4</w:t>
+      </w:r>
+    </w:p>
+    <w:p>
+      <w:pPr>
+        <w:pStyle w:val="NoSpacing"/>
+        <w:ind w:right="141"/>
+        <w:jc w:val="both"/>
+        <w:rPr>
+          <w:rFonts w:eastAsia="Calibri" w:cstheme="minorHAnsi"/>
+          <w:color w:val="000000" w:themeColor="text1"/>
+        </w:rPr>
+      </w:pPr>
+      <w:r>
+        <w:rPr>
+          <w:rFonts w:eastAsia="Calibri" w:cstheme="minorHAnsi"/>
+          <w:color w:val="000000" w:themeColor="text1"/>
+          <w:lang w:val="en-US"/>
+        </w:rPr>
+        <w:t>WYSCOM</w:t>
+      </w:r>
+      <w:r>
+        <w:rPr>
+          <w:rFonts w:eastAsia="Calibri" w:cstheme="minorHAnsi"/>
+          <w:color w:val="000000" w:themeColor="text1"/>
+          <w:lang w:val="en-US"/>
+        </w:rPr>
+        <w:t xml:space="preserve"> (MSP)</w:t>
+      </w:r>
+      <w:r>
+        <w:rPr>
+          <w:rFonts w:eastAsia="Calibri" w:cstheme="minorHAnsi"/>
+          <w:color w:val="000000" w:themeColor="text1"/>
+          <w:lang w:val="en-US"/>
+        </w:rPr>
+        <w:t>, Canberra, ACT</w:t>
+      </w:r>
+    </w:p>
+    <w:p>
+      <w:pPr>
+        <w:pStyle w:val="ListParagraph"/>
+        <w:numPr>
+          <w:ilvl w:val="0"/>
+          <w:numId w:val="28"/>
+        </w:numPr>
+        <w:ind w:right="141"/>
+        <w:jc w:val="both"/>
+        <w:rPr>
+          <w:rFonts w:asciiTheme="minorHAnsi" w:hAnsiTheme="minorHAnsi" w:cstheme="minorHAnsi"/>
+          <w:color w:val="000000" w:themeColor="text1"/>
+        </w:rPr>
+      </w:pPr>
+      <w:r>
+        <w:rPr>
+          <w:rFonts w:asciiTheme="minorHAnsi" w:hAnsiTheme="minorHAnsi" w:cstheme="minorHAnsi"/>
+          <w:color w:val="000000" w:themeColor="text1"/>
+        </w:rPr>
+        <w:t xml:space="preserve">Delivered Level 1 &amp; 2 IT support across multi-site client environments via phone, email, remote tools and onsite assistance </w:t>
+      </w:r>
+    </w:p>
+    <w:p>
+      <w:pPr>
+        <w:pStyle w:val="ListParagraph"/>
+        <w:numPr>
+          <w:ilvl w:val="0"/>
+          <w:numId w:val="28"/>
+        </w:numPr>
+        <w:ind w:right="141"/>
+        <w:jc w:val="both"/>
+        <w:rPr>
+          <w:rFonts w:asciiTheme="minorHAnsi" w:hAnsiTheme="minorHAnsi" w:cstheme="minorHAnsi"/>
+          <w:color w:val="000000" w:themeColor="text1"/>
+        </w:rPr>
+      </w:pPr>
+      <w:r>
+        <w:rPr>
+          <w:rFonts w:asciiTheme="minorHAnsi" w:hAnsiTheme="minorHAnsi" w:cstheme="minorHAnsi"/>
+          <w:color w:val="000000" w:themeColor="text1"/>
+        </w:rPr>
+        <w:t xml:space="preserve">Managed helpdesk tickets through full lifecycle while meeting SLA targets </w:t>
+      </w:r>
+    </w:p>
+    <w:p>
+      <w:pPr>
+        <w:pStyle w:val="ListParagraph"/>
+        <w:numPr>
+          <w:ilvl w:val="0"/>
+          <w:numId w:val="28"/>
+        </w:numPr>
+        <w:ind w:right="141"/>
+        <w:jc w:val="both"/>
+        <w:rPr>
+          <w:rFonts w:asciiTheme="minorHAnsi" w:hAnsiTheme="minorHAnsi" w:cstheme="minorHAnsi"/>
+          <w:color w:val="000000" w:themeColor="text1"/>
+        </w:rPr>
+      </w:pPr>
+      <w:r>
+        <w:rPr>
+          <w:rFonts w:asciiTheme="minorHAnsi" w:hAnsiTheme="minorHAnsi" w:cstheme="minorHAnsi"/>
+          <w:color w:val="000000" w:themeColor="text1"/>
+        </w:rPr>
+        <w:t xml:space="preserve">Supported Windows desktops, Microsoft Server, Microsoft 365 and Active Directory environments </w:t>
+      </w:r>
+    </w:p>
+    <w:p>
+      <w:pPr>
+        <w:pStyle w:val="ListParagraph"/>
+        <w:numPr>
+          <w:ilvl w:val="0"/>
+          <w:numId w:val="28"/>
+        </w:numPr>
+        <w:ind w:right="141"/>
+        <w:jc w:val="both"/>
+        <w:rPr>
+          <w:rFonts w:asciiTheme="minorHAnsi" w:hAnsiTheme="minorHAnsi" w:cstheme="minorHAnsi"/>
+          <w:color w:val="000000" w:themeColor="text1"/>
+        </w:rPr>
+      </w:pPr>
+      <w:r>
+        <w:rPr>
+          <w:rFonts w:asciiTheme="minorHAnsi" w:hAnsiTheme="minorHAnsi" w:cstheme="minorHAnsi"/>
+          <w:color w:val="000000" w:themeColor="text1"/>
+        </w:rPr>
+        <w:t xml:space="preserve">Administered user accounts, permissions, password resets, onboarding/offboarding and license management </w:t>
+      </w:r>
+    </w:p>
+    <w:p>
+      <w:pPr>
+        <w:pStyle w:val="ListParagraph"/>
+        <w:numPr>
+          <w:ilvl w:val="0"/>
+          <w:numId w:val="28"/>
+        </w:numPr>
+        <w:ind w:right="141"/>
+        <w:jc w:val="both"/>
+        <w:rPr>
+          <w:rFonts w:asciiTheme="minorHAnsi" w:hAnsiTheme="minorHAnsi" w:cstheme="minorHAnsi"/>
+          <w:color w:val="000000" w:themeColor="text1"/>
+        </w:rPr>
+      </w:pPr>
+      <w:r>
+        <w:rPr>
+          <w:rFonts w:asciiTheme="minorHAnsi" w:hAnsiTheme="minorHAnsi" w:cstheme="minorHAnsi"/>
+          <w:color w:val="000000" w:themeColor="text1"/>
+        </w:rPr>
+        <w:t xml:space="preserve">Configured Intune policies, MFA, SSPR and endpoint device access controls </w:t>
+      </w:r>
+    </w:p>
+    <w:p>
+      <w:pPr>
+        <w:pStyle w:val="ListParagraph"/>
+        <w:numPr>
+          <w:ilvl w:val="0"/>
+          <w:numId w:val="28"/>
+        </w:numPr>
+        <w:ind w:right="141"/>
+        <w:jc w:val="both"/>
+        <w:rPr>
+          <w:rFonts w:asciiTheme="minorHAnsi" w:hAnsiTheme="minorHAnsi" w:cstheme="minorHAnsi"/>
+          <w:color w:val="000000" w:themeColor="text1"/>
+        </w:rPr>
+      </w:pPr>
+      <w:r>
+        <w:rPr>
+          <w:rFonts w:asciiTheme="minorHAnsi" w:hAnsiTheme="minorHAnsi" w:cstheme="minorHAnsi"/>
+          <w:color w:val="000000" w:themeColor="text1"/>
+        </w:rPr>
+        <w:t xml:space="preserve">Assisted with laptop deployments, hardware replacements, software installs and printer support </w:t>
+      </w:r>
+    </w:p>
+    <w:p>
+      <w:pPr>
+        <w:pStyle w:val="ListParagraph"/>
+        <w:numPr>
+          <w:ilvl w:val="0"/>
+          <w:numId w:val="28"/>
+        </w:numPr>
+        <w:ind w:right="141"/>
+        <w:jc w:val="both"/>
+        <w:rPr>
+          <w:rFonts w:asciiTheme="minorHAnsi" w:hAnsiTheme="minorHAnsi" w:cstheme="minorHAnsi"/>
+          <w:color w:val="000000" w:themeColor="text1"/>
+        </w:rPr>
+      </w:pPr>
+      <w:r>
+        <w:rPr>
+          <w:rFonts w:asciiTheme="minorHAnsi" w:hAnsiTheme="minorHAnsi" w:cstheme="minorHAnsi"/>
+          <w:color w:val="000000" w:themeColor="text1"/>
+        </w:rPr>
+        <w:t xml:space="preserve">Troubleshot DNS, DHCP, VPN and general network connectivity issues </w:t>
+      </w:r>
+    </w:p>
+    <w:p>
+      <w:pPr>
+        <w:pStyle w:val="ListParagraph"/>
+        <w:numPr>
+          <w:ilvl w:val="0"/>
+          <w:numId w:val="28"/>
+        </w:numPr>
+        <w:ind w:right="141"/>
+        <w:jc w:val="both"/>
+        <w:rPr>
+          <w:rFonts w:asciiTheme="minorHAnsi" w:hAnsiTheme="minorHAnsi" w:cstheme="minorHAnsi"/>
+          <w:color w:val="000000" w:themeColor="text1"/>
+        </w:rPr>
+      </w:pPr>
+      <w:r>
+        <w:rPr>
+          <w:rFonts w:asciiTheme="minorHAnsi" w:hAnsiTheme="minorHAnsi" w:cstheme="minorHAnsi"/>
+          <w:color w:val="000000" w:themeColor="text1"/>
+        </w:rPr>
+        <w:t xml:space="preserve">Maintained documentation, knowledge base articles and support procedures </w:t>
+      </w:r>
+    </w:p>
+    <w:p>
+      <w:pPr>
+        <w:pStyle w:val="ListParagraph"/>
+        <w:numPr>
+          <w:ilvl w:val="0"/>
+          <w:numId w:val="28"/>
+        </w:numPr>
+        <w:spacing w:after="0"/>
+        <w:ind w:right="141"/>
+        <w:jc w:val="both"/>
+        <w:rPr>
+          <w:rFonts w:asciiTheme="minorHAnsi" w:hAnsiTheme="minorHAnsi" w:cstheme="minorHAnsi"/>
+          <w:color w:val="000000" w:themeColor="text1"/>
+          <w:lang w:val="en-US"/>
+        </w:rPr>
+      </w:pPr>
+      <w:r>
+        <w:rPr>
+          <w:rFonts w:asciiTheme="minorHAnsi" w:hAnsiTheme="minorHAnsi" w:cstheme="minorHAnsi"/>
+          <w:color w:val="000000" w:themeColor="text1"/>
+        </w:rPr>
+        <w:t>Escalated critical incidents and worked with vendors where required</w:t>
+      </w:r>
+    </w:p>
+    <w:p>
+      <w:pPr>
+        <w:pStyle w:val="ListParagraph"/>
+        <w:spacing w:after="0"/>
+        <w:ind w:left="786" w:right="141"/>
+        <w:jc w:val="both"/>
+        <w:rPr>
+          <w:rFonts w:asciiTheme="minorHAnsi" w:hAnsiTheme="minorHAnsi" w:cstheme="minorHAnsi"/>
+          <w:color w:val="000000" w:themeColor="text1"/>
+          <w:lang w:val="en-US"/>
+        </w:rPr>
+      </w:pPr>
+    </w:p>
+    <w:p>
+      <w:pPr>
+        <w:pStyle w:val="NoSpacing"/>
+        <w:ind w:right="141"/>
+        <w:jc w:val="both"/>
+        <w:rPr>
+          <w:rFonts w:eastAsia="Calibri" w:cstheme="minorHAnsi"/>
+          <w:color w:val="000000" w:themeColor="text1"/>
+        </w:rPr>
+      </w:pPr>
+      <w:r>
+        <w:rPr>
+          <w:rFonts w:eastAsia="Calibri" w:cstheme="minorHAnsi"/>
+          <w:b/>
+          <w:bCs/>
+          <w:color w:val="000000" w:themeColor="text1"/>
+          <w:lang w:val="en-US"/>
+        </w:rPr>
+        <w:t xml:space="preserve">IT </w:t>
+      </w:r>
+      <w:r>
+        <w:rPr>
+          <w:rFonts w:eastAsia="Calibri" w:cstheme="minorHAnsi"/>
+          <w:b/>
+          <w:bCs/>
+          <w:color w:val="000000" w:themeColor="text1"/>
+          <w:lang w:val="en-US"/>
+        </w:rPr>
+        <w:t>Helpdesk</w:t>
+      </w:r>
+      <w:r>
+        <w:rPr>
+          <w:rFonts w:eastAsia="Calibri" w:cstheme="minorHAnsi"/>
+          <w:b/>
+          <w:bCs/>
+          <w:color w:val="000000" w:themeColor="text1"/>
+          <w:lang w:val="en-US"/>
+        </w:rPr>
+        <w:t xml:space="preserve"> Support (Internship)</w:t>
+      </w:r>
+      <w:r>
+        <w:rPr>
+          <w:rFonts w:cstheme="minorHAnsi"/>
+        </w:rPr>
+        <w:tab/>
+      </w:r>
+      <w:r>
+        <w:rPr>
+          <w:rFonts w:cstheme="minorHAnsi"/>
+        </w:rPr>
+        <w:tab/>
+      </w:r>
+      <w:r>
+        <w:rPr>
+          <w:rFonts w:cstheme="minorHAnsi"/>
+        </w:rPr>
+        <w:tab/>
+      </w:r>
+      <w:r>
+        <w:rPr>
+          <w:rFonts w:cstheme="minorHAnsi"/>
+        </w:rPr>
+        <w:tab/>
+      </w:r>
+      <w:r>
+        <w:rPr>
+          <w:rFonts w:cstheme="minorHAnsi"/>
+        </w:rPr>
+        <w:tab/>
+      </w:r>
+      <w:r>
+        <w:rPr>
+          <w:rFonts w:cstheme="minorHAnsi"/>
+        </w:rPr>
+        <w:t xml:space="preserve">                    </w:t>
+      </w:r>
+      <w:r>
+        <w:rPr>
+          <w:rFonts w:eastAsia="Calibri" w:cstheme="minorHAnsi"/>
+          <w:b/>
+          <w:bCs/>
+          <w:color w:val="000000" w:themeColor="text1"/>
+          <w:lang w:val="en-US"/>
+        </w:rPr>
+        <w:t>Sept</w:t>
+      </w:r>
+      <w:r>
+        <w:rPr>
+          <w:rFonts w:eastAsia="Calibri" w:cstheme="minorHAnsi"/>
+          <w:b/>
+          <w:bCs/>
+          <w:color w:val="000000" w:themeColor="text1"/>
+          <w:lang w:val="en-US"/>
+        </w:rPr>
+        <w:t xml:space="preserve"> 202</w:t>
+      </w:r>
+      <w:r>
+        <w:rPr>
+          <w:rFonts w:eastAsia="Calibri" w:cstheme="minorHAnsi"/>
+          <w:b/>
+          <w:bCs/>
+          <w:color w:val="000000" w:themeColor="text1"/>
+          <w:lang w:val="en-US"/>
+        </w:rPr>
+        <w:t>3</w:t>
+      </w:r>
+      <w:r>
+        <w:rPr>
+          <w:rFonts w:eastAsia="Calibri" w:cstheme="minorHAnsi"/>
+          <w:b/>
+          <w:bCs/>
+          <w:color w:val="000000" w:themeColor="text1"/>
+          <w:lang w:val="en-US"/>
+        </w:rPr>
+        <w:t xml:space="preserve"> – </w:t>
+      </w:r>
+      <w:r>
+        <w:rPr>
+          <w:rFonts w:eastAsia="Calibri" w:cstheme="minorHAnsi"/>
+          <w:b/>
+          <w:bCs/>
+          <w:color w:val="000000" w:themeColor="text1"/>
+          <w:lang w:val="en-US"/>
+        </w:rPr>
+        <w:t>Dec</w:t>
+      </w:r>
+      <w:r>
+        <w:rPr>
+          <w:rFonts w:eastAsia="Calibri" w:cstheme="minorHAnsi"/>
+          <w:b/>
+          <w:bCs/>
+          <w:color w:val="000000" w:themeColor="text1"/>
+          <w:lang w:val="en-US"/>
+        </w:rPr>
+        <w:t xml:space="preserve"> 2023 </w:t>
+      </w:r>
+    </w:p>
+    <w:p>
+      <w:pPr>
+        <w:pStyle w:val="NoSpacing"/>
+        <w:ind w:right="141"/>
+        <w:jc w:val="both"/>
+        <w:rPr>
+          <w:rFonts w:eastAsia="Calibri" w:cstheme="minorHAnsi"/>
+          <w:color w:val="000000" w:themeColor="text1"/>
+        </w:rPr>
+      </w:pPr>
+      <w:proofErr w:type="spellStart"/>
+      <w:r>
+        <w:rPr>
+          <w:rFonts w:eastAsia="Calibri" w:cstheme="minorHAnsi"/>
+          <w:color w:val="000000" w:themeColor="text1"/>
+          <w:lang w:val="en-US"/>
+        </w:rPr>
+        <w:t>NexGenSm</w:t>
+      </w:r>
+      <w:proofErr w:type="spellEnd"/>
+      <w:r>
+        <w:rPr>
+          <w:rFonts w:eastAsia="Calibri" w:cstheme="minorHAnsi"/>
+          <w:color w:val="000000" w:themeColor="text1"/>
+          <w:lang w:val="en-US"/>
+        </w:rPr>
+        <w:t xml:space="preserve">, </w:t>
+      </w:r>
+      <w:r>
+        <w:rPr>
+          <w:rFonts w:eastAsia="Calibri" w:cstheme="minorHAnsi"/>
+          <w:color w:val="000000" w:themeColor="text1"/>
+          <w:lang w:val="en-US"/>
+        </w:rPr>
+        <w:t>Canberra</w:t>
+      </w:r>
+      <w:r>
+        <w:rPr>
+          <w:rFonts w:eastAsia="Calibri" w:cstheme="minorHAnsi"/>
+          <w:color w:val="000000" w:themeColor="text1"/>
+          <w:lang w:val="en-US"/>
+        </w:rPr>
+        <w:t xml:space="preserve"> </w:t>
+      </w:r>
+      <w:r>
+        <w:rPr>
+          <w:rFonts w:eastAsia="Calibri" w:cstheme="minorHAnsi"/>
+          <w:color w:val="000000" w:themeColor="text1"/>
+          <w:lang w:val="en-US"/>
+        </w:rPr>
+        <w:t>ACT</w:t>
+      </w:r>
+    </w:p>
+    <w:p>
+      <w:pPr>
+        <w:pStyle w:val="ListParagraph"/>
+        <w:numPr>
+          <w:ilvl w:val="0"/>
+          <w:numId w:val="29"/>
+        </w:numPr>
+        <w:spacing w:after="0"/>
+        <w:ind w:right="141"/>
+        <w:jc w:val="both"/>
+        <w:rPr>
+          <w:rFonts w:asciiTheme="minorHAnsi" w:hAnsiTheme="minorHAnsi" w:cstheme="minorHAnsi"/>
+          <w:color w:val="000000" w:themeColor="text1"/>
+        </w:rPr>
+      </w:pPr>
+      <w:r>
+        <w:rPr>
+          <w:rFonts w:asciiTheme="minorHAnsi" w:hAnsiTheme="minorHAnsi" w:cstheme="minorHAnsi"/>
+          <w:color w:val="000000" w:themeColor="text1"/>
+        </w:rPr>
+        <w:t>Provided Tier 1 technical support to end-users via phone and email, resolving common hardware, software, and connectivity issues</w:t>
+      </w:r>
+    </w:p>
+    <w:p>
+      <w:pPr>
+        <w:pStyle w:val="ListParagraph"/>
+        <w:numPr>
+          <w:ilvl w:val="0"/>
+          <w:numId w:val="29"/>
+        </w:numPr>
+        <w:spacing w:after="0"/>
+        <w:ind w:right="141"/>
+        <w:jc w:val="both"/>
+        <w:rPr>
+          <w:rFonts w:asciiTheme="minorHAnsi" w:hAnsiTheme="minorHAnsi" w:cstheme="minorHAnsi"/>
+          <w:color w:val="000000" w:themeColor="text1"/>
+        </w:rPr>
+      </w:pPr>
+      <w:r>
+        <w:rPr>
+          <w:rFonts w:asciiTheme="minorHAnsi" w:hAnsiTheme="minorHAnsi" w:cstheme="minorHAnsi"/>
+          <w:color w:val="000000" w:themeColor="text1"/>
+        </w:rPr>
+        <w:t>Logged, tracked, and updated incidents using a ticketing system, ensuring timely resolution and proper documentation</w:t>
+      </w:r>
+    </w:p>
+    <w:p>
+      <w:pPr>
+        <w:pStyle w:val="ListParagraph"/>
+        <w:numPr>
+          <w:ilvl w:val="0"/>
+          <w:numId w:val="29"/>
+        </w:numPr>
+        <w:spacing w:after="0"/>
+        <w:ind w:right="141"/>
+        <w:jc w:val="both"/>
+        <w:rPr>
+          <w:rFonts w:asciiTheme="minorHAnsi" w:hAnsiTheme="minorHAnsi" w:cstheme="minorHAnsi"/>
+          <w:color w:val="000000" w:themeColor="text1"/>
+        </w:rPr>
+      </w:pPr>
+      <w:r>
+        <w:rPr>
+          <w:rFonts w:asciiTheme="minorHAnsi" w:hAnsiTheme="minorHAnsi" w:cstheme="minorHAnsi"/>
+          <w:color w:val="000000" w:themeColor="text1"/>
+        </w:rPr>
+        <w:t>Assisted in workstation deployment, including OS imaging, hardware upgrades (RAM/SSD), and</w:t>
+      </w:r>
+      <w:r>
+        <w:rPr>
+          <w:rFonts w:asciiTheme="minorHAnsi" w:hAnsiTheme="minorHAnsi" w:cstheme="minorHAnsi"/>
+          <w:color w:val="000000" w:themeColor="text1"/>
+        </w:rPr>
+        <w:t xml:space="preserve"> the configuration of essential peripherals </w:t>
+      </w:r>
+    </w:p>
+    <w:p>
+      <w:pPr>
+        <w:pStyle w:val="ListParagraph"/>
+        <w:numPr>
+          <w:ilvl w:val="0"/>
+          <w:numId w:val="29"/>
+        </w:numPr>
+        <w:spacing w:after="0"/>
+        <w:ind w:right="141"/>
+        <w:jc w:val="both"/>
+        <w:rPr>
+          <w:rFonts w:asciiTheme="minorHAnsi" w:hAnsiTheme="minorHAnsi" w:cstheme="minorHAnsi"/>
+          <w:color w:val="000000" w:themeColor="text1"/>
+        </w:rPr>
+      </w:pPr>
+      <w:r>
+        <w:rPr>
+          <w:rFonts w:asciiTheme="minorHAnsi" w:hAnsiTheme="minorHAnsi" w:cstheme="minorHAnsi"/>
+          <w:color w:val="000000" w:themeColor="text1"/>
+        </w:rPr>
+        <w:lastRenderedPageBreak/>
+        <w:t>Performed user account management tasks in Active Directory, including password resets, account unlocks, and group membership updates</w:t>
+      </w:r>
+    </w:p>
+    <w:p>
+      <w:pPr>
+        <w:pStyle w:val="ListParagraph"/>
+        <w:numPr>
+          <w:ilvl w:val="0"/>
+          <w:numId w:val="29"/>
+        </w:numPr>
+        <w:spacing w:after="0"/>
+        <w:ind w:right="141"/>
+        <w:jc w:val="both"/>
+        <w:rPr>
+          <w:rFonts w:asciiTheme="minorHAnsi" w:hAnsiTheme="minorHAnsi" w:cstheme="minorHAnsi"/>
+          <w:color w:val="000000" w:themeColor="text1"/>
+        </w:rPr>
+      </w:pPr>
+      <w:r>
+        <w:rPr>
+          <w:rFonts w:asciiTheme="minorHAnsi" w:hAnsiTheme="minorHAnsi" w:cstheme="minorHAnsi"/>
+          <w:color w:val="000000" w:themeColor="text1"/>
+        </w:rPr>
+        <w:t>Supported installation, configuration, and troubleshooting of software applications and system updates</w:t>
+      </w:r>
+    </w:p>
+    <w:p>
+      <w:pPr>
+        <w:pStyle w:val="ListParagraph"/>
+        <w:numPr>
+          <w:ilvl w:val="0"/>
+          <w:numId w:val="29"/>
+        </w:numPr>
+        <w:spacing w:after="0"/>
+        <w:ind w:right="141"/>
+        <w:jc w:val="both"/>
+        <w:rPr>
+          <w:rFonts w:asciiTheme="minorHAnsi" w:hAnsiTheme="minorHAnsi" w:cstheme="minorHAnsi"/>
+          <w:color w:val="000000" w:themeColor="text1"/>
+        </w:rPr>
+      </w:pPr>
+      <w:r>
+        <w:rPr>
+          <w:rFonts w:asciiTheme="minorHAnsi" w:hAnsiTheme="minorHAnsi" w:cstheme="minorHAnsi"/>
+          <w:color w:val="000000" w:themeColor="text1"/>
+        </w:rPr>
+        <w:t>Assisted in diagnosing network connectivity issues related to DNS, DHCP, and local network configurations</w:t>
+      </w:r>
+    </w:p>
+    <w:p>
+      <w:pPr>
+        <w:pStyle w:val="ListParagraph"/>
+        <w:numPr>
+          <w:ilvl w:val="0"/>
+          <w:numId w:val="29"/>
+        </w:numPr>
+        <w:spacing w:after="0"/>
+        <w:ind w:right="141"/>
+        <w:jc w:val="both"/>
+        <w:rPr>
+          <w:rFonts w:asciiTheme="minorHAnsi" w:hAnsiTheme="minorHAnsi" w:cstheme="minorHAnsi"/>
+          <w:color w:val="000000" w:themeColor="text1"/>
+        </w:rPr>
+      </w:pPr>
+      <w:r>
+        <w:rPr>
+          <w:rFonts w:asciiTheme="minorHAnsi" w:hAnsiTheme="minorHAnsi" w:cstheme="minorHAnsi"/>
+          <w:color w:val="000000" w:themeColor="text1"/>
+        </w:rPr>
+        <w:t>Collaborated with senior IT staff to escalate and resolve more complex technical issues</w:t>
+      </w:r>
+    </w:p>
+    <w:p>
+      <w:pPr>
+        <w:pStyle w:val="ListParagraph"/>
+        <w:numPr>
+          <w:ilvl w:val="0"/>
+          <w:numId w:val="29"/>
+        </w:numPr>
+        <w:spacing w:after="0"/>
+        <w:ind w:right="141"/>
+        <w:jc w:val="both"/>
+        <w:rPr>
+          <w:rFonts w:asciiTheme="minorHAnsi" w:hAnsiTheme="minorHAnsi" w:cstheme="minorHAnsi"/>
+          <w:color w:val="000000" w:themeColor="text1"/>
+        </w:rPr>
+      </w:pPr>
+      <w:r>
+        <w:rPr>
+          <w:rFonts w:asciiTheme="minorHAnsi" w:hAnsiTheme="minorHAnsi" w:cstheme="minorHAnsi"/>
+          <w:color w:val="000000" w:themeColor="text1"/>
+        </w:rPr>
+        <w:t>Maintained accurate documentation of support activities, solutions, and standard operating procedures</w:t>
+      </w:r>
+    </w:p>
+    <w:p>
+      <w:pPr>
+        <w:spacing w:after="0"/>
+        <w:ind w:right="141"/>
+        <w:jc w:val="both"/>
+        <w:rPr>
+          <w:rFonts w:asciiTheme="minorHAnsi" w:hAnsiTheme="minorHAnsi" w:cstheme="minorHAnsi"/>
+          <w:color w:val="000000" w:themeColor="text1"/>
         </w:rPr>
       </w:pPr>
     </w:p>
@@ -383,7 +1511,7 @@
         <w:spacing w:after="0" w:line="240" w:lineRule="auto"/>
         <w:jc w:val="both"/>
         <w:rPr>
-          <w:rFonts w:ascii="Garamond" w:eastAsia="Arial" w:hAnsi="Garamond" w:cs="Arial"/>
+          <w:rFonts w:asciiTheme="minorHAnsi" w:eastAsia="Arial" w:hAnsiTheme="minorHAnsi" w:cstheme="minorHAnsi"/>
           <w:b/>
           <w:bCs/>
           <w:sz w:val="20"/>
@@ -392,12 +1520,22 @@
       </w:pPr>
       <w:r>
         <w:rPr>
-          <w:rFonts w:ascii="Garamond" w:eastAsia="Arial" w:hAnsi="Garamond" w:cs="Arial"/>
+          <w:rFonts w:asciiTheme="minorHAnsi" w:eastAsia="Arial" w:hAnsiTheme="minorHAnsi" w:cstheme="minorHAnsi"/>
           <w:b/>
           <w:bCs/>
           <w:sz w:val="20"/>
           <w:szCs w:val="20"/>
         </w:rPr>
+        <w:t xml:space="preserve">ADDITIONAL </w:t>
+      </w:r>
+      <w:r>
+        <w:rPr>
+          <w:rFonts w:asciiTheme="minorHAnsi" w:eastAsia="Arial" w:hAnsiTheme="minorHAnsi" w:cstheme="minorHAnsi"/>
+          <w:b/>
+          <w:bCs/>
+          <w:sz w:val="20"/>
+          <w:szCs w:val="20"/>
+        </w:rPr>
         <w:t>WORK EXPERIENCE</w:t>
       </w:r>
     </w:p>
@@ -407,125 +1545,77 @@
         <w:ind w:right="141"/>
         <w:jc w:val="both"/>
         <w:rPr>
-          <w:rFonts w:ascii="Garamond" w:eastAsia="Calibri" w:hAnsi="Garamond" w:cs="Calibri"/>
-          <w:color w:val="000000" w:themeColor="text1"/>
-        </w:rPr>
-      </w:pPr>
-      <w:r>
-        <w:rPr>
-          <w:rFonts w:ascii="Garamond" w:eastAsia="Calibri" w:hAnsi="Garamond" w:cs="Calibri"/>
+          <w:rFonts w:eastAsia="Calibri" w:cstheme="minorHAnsi"/>
+          <w:color w:val="000000" w:themeColor="text1"/>
+        </w:rPr>
+      </w:pPr>
+      <w:r>
+        <w:rPr>
+          <w:rFonts w:eastAsia="Calibri" w:cstheme="minorHAnsi"/>
           <w:b/>
           <w:bCs/>
           <w:color w:val="000000" w:themeColor="text1"/>
           <w:lang w:val="en-US"/>
         </w:rPr>
-        <w:t>IT Helpdesk Support (</w:t>
-      </w:r>
-      <w:r>
-        <w:rPr>
-          <w:rFonts w:ascii="Garamond" w:eastAsia="Calibri" w:hAnsi="Garamond" w:cs="Calibri"/>
+        <w:t>Manager</w:t>
+      </w:r>
+      <w:r>
+        <w:rPr>
+          <w:rFonts w:cstheme="minorHAnsi"/>
+        </w:rPr>
+        <w:tab/>
+        <w:t xml:space="preserve">   </w:t>
+      </w:r>
+      <w:r>
+        <w:rPr>
+          <w:rFonts w:cstheme="minorHAnsi"/>
+        </w:rPr>
+        <w:tab/>
+      </w:r>
+      <w:r>
+        <w:rPr>
+          <w:rFonts w:cstheme="minorHAnsi"/>
+        </w:rPr>
+        <w:tab/>
+      </w:r>
+      <w:r>
+        <w:rPr>
+          <w:rFonts w:cstheme="minorHAnsi"/>
+        </w:rPr>
+        <w:tab/>
+      </w:r>
+      <w:r>
+        <w:rPr>
+          <w:rFonts w:cstheme="minorHAnsi"/>
+        </w:rPr>
+        <w:tab/>
+        <w:t xml:space="preserve">                                                              </w:t>
+      </w:r>
+      <w:r>
+        <w:rPr>
+          <w:rFonts w:cstheme="minorHAnsi"/>
+        </w:rPr>
+        <w:t xml:space="preserve">      </w:t>
+      </w:r>
+      <w:r>
+        <w:rPr>
+          <w:rFonts w:eastAsia="Calibri" w:cstheme="minorHAnsi"/>
           <w:b/>
           <w:bCs/>
           <w:color w:val="000000" w:themeColor="text1"/>
           <w:lang w:val="en-US"/>
         </w:rPr>
-        <w:t>Contract</w:t>
-      </w:r>
-      <w:r>
-        <w:rPr>
-          <w:rFonts w:ascii="Garamond" w:eastAsia="Calibri" w:hAnsi="Garamond" w:cs="Calibri"/>
+        <w:t>Nov</w:t>
+      </w:r>
+      <w:r>
+        <w:rPr>
+          <w:rFonts w:eastAsia="Calibri" w:cstheme="minorHAnsi"/>
           <w:b/>
           <w:bCs/>
           <w:color w:val="000000" w:themeColor="text1"/>
           <w:lang w:val="en-US"/>
         </w:rPr>
-        <w:t>)</w:t>
-      </w:r>
-      <w:r>
-        <w:rPr>
-          <w:rFonts w:ascii="Garamond" w:hAnsi="Garamond"/>
-        </w:rPr>
-        <w:tab/>
-      </w:r>
-      <w:r>
-        <w:rPr>
-          <w:rFonts w:ascii="Garamond" w:hAnsi="Garamond"/>
-        </w:rPr>
-        <w:tab/>
-      </w:r>
-      <w:r>
-        <w:rPr>
-          <w:rFonts w:ascii="Garamond" w:hAnsi="Garamond"/>
-        </w:rPr>
-        <w:tab/>
-      </w:r>
-      <w:r>
-        <w:rPr>
-          <w:rFonts w:ascii="Garamond" w:hAnsi="Garamond"/>
-        </w:rPr>
-        <w:tab/>
-      </w:r>
-      <w:r>
-        <w:rPr>
-          <w:rFonts w:ascii="Garamond" w:hAnsi="Garamond"/>
-        </w:rPr>
-        <w:tab/>
-      </w:r>
-      <w:r>
-        <w:rPr>
-          <w:rFonts w:ascii="Garamond" w:hAnsi="Garamond"/>
-        </w:rPr>
-        <w:t xml:space="preserve">       </w:t>
-      </w:r>
-      <w:r>
-        <w:rPr>
-          <w:rFonts w:ascii="Garamond" w:eastAsia="Calibri" w:hAnsi="Garamond" w:cs="Calibri"/>
-          <w:b/>
-          <w:bCs/>
-          <w:color w:val="000000" w:themeColor="text1"/>
-          <w:lang w:val="en-US"/>
-        </w:rPr>
-        <w:t xml:space="preserve">Feb </w:t>
-      </w:r>
-      <w:r>
-        <w:rPr>
-          <w:rFonts w:ascii="Garamond" w:eastAsia="Calibri" w:hAnsi="Garamond" w:cs="Calibri"/>
-          <w:b/>
-          <w:bCs/>
-          <w:color w:val="000000" w:themeColor="text1"/>
-          <w:lang w:val="en-US"/>
-        </w:rPr>
-        <w:t>202</w:t>
-      </w:r>
-      <w:r>
-        <w:rPr>
-          <w:rFonts w:ascii="Garamond" w:eastAsia="Calibri" w:hAnsi="Garamond" w:cs="Calibri"/>
-          <w:b/>
-          <w:bCs/>
-          <w:color w:val="000000" w:themeColor="text1"/>
-          <w:lang w:val="en-US"/>
-        </w:rPr>
-        <w:t xml:space="preserve">4 – </w:t>
-      </w:r>
-      <w:r>
-        <w:rPr>
-          <w:rFonts w:ascii="Garamond" w:eastAsia="Calibri" w:hAnsi="Garamond" w:cs="Calibri"/>
-          <w:b/>
-          <w:bCs/>
-          <w:color w:val="000000" w:themeColor="text1"/>
-          <w:lang w:val="en-US"/>
-        </w:rPr>
-        <w:t>Oct</w:t>
-      </w:r>
-      <w:r>
-        <w:rPr>
-          <w:rFonts w:ascii="Garamond" w:eastAsia="Calibri" w:hAnsi="Garamond" w:cs="Calibri"/>
-          <w:b/>
-          <w:bCs/>
-          <w:color w:val="000000" w:themeColor="text1"/>
-          <w:lang w:val="en-US"/>
-        </w:rPr>
-        <w:t xml:space="preserve"> 2024 </w:t>
+        <w:t xml:space="preserve"> 2024 – Present </w:t>
       </w:r>
     </w:p>
     <w:p>
@@ -534,21 +1624,25 @@
         <w:ind w:right="141"/>
         <w:jc w:val="both"/>
         <w:rPr>
-          <w:rFonts w:ascii="Garamond" w:eastAsia="Calibri" w:hAnsi="Garamond" w:cs="Calibri"/>
-          <w:b/>
-          <w:bCs/>
-          <w:color w:val="000000" w:themeColor="text1"/>
-        </w:rPr>
-      </w:pPr>
-      <w:r>
-        <w:rPr>
-          <w:rFonts w:ascii="Garamond" w:eastAsia="Calibri" w:hAnsi="Garamond" w:cs="Calibri"/>
-          <w:b/>
-          <w:bCs/>
+          <w:rFonts w:eastAsia="Calibri" w:cstheme="minorHAnsi"/>
+          <w:color w:val="000000" w:themeColor="text1"/>
+        </w:rPr>
+      </w:pPr>
+      <w:r>
+        <w:rPr>
+          <w:rFonts w:eastAsia="Calibri" w:cstheme="minorHAnsi"/>
           <w:color w:val="000000" w:themeColor="text1"/>
           <w:lang w:val="en-US"/>
         </w:rPr>
-        <w:t>Wyscom, Canberra</w:t>
+        <w:t>Bespoke Café, Victoria Park</w:t>
+      </w:r>
+      <w:r>
+        <w:rPr>
+          <w:rFonts w:eastAsia="Calibri" w:cstheme="minorHAnsi"/>
+          <w:color w:val="000000" w:themeColor="text1"/>
+          <w:lang w:val="en-US"/>
+        </w:rPr>
+        <w:t>, Perth</w:t>
       </w:r>
     </w:p>
     <w:p>
@@ -562,30 +1656,18 @@
         <w:ind w:right="141"/>
         <w:jc w:val="both"/>
         <w:rPr>
-          <w:rFonts w:ascii="Garamond" w:hAnsi="Garamond" w:cs="Calibri"/>
-          <w:color w:val="000000" w:themeColor="text1"/>
-        </w:rPr>
-      </w:pPr>
-      <w:r>
-        <w:rPr>
-          <w:rFonts w:ascii="Garamond" w:hAnsi="Garamond"/>
-          <w:color w:val="000000" w:themeColor="text1"/>
-        </w:rPr>
-        <w:t>Provid</w:t>
-      </w:r>
-      <w:r>
-        <w:rPr>
-          <w:rFonts w:ascii="Garamond" w:hAnsi="Garamond"/>
-          <w:color w:val="000000" w:themeColor="text1"/>
-        </w:rPr>
-        <w:t>ed</w:t>
-      </w:r>
-      <w:r>
-        <w:rPr>
-          <w:rFonts w:ascii="Garamond" w:hAnsi="Garamond"/>
-          <w:color w:val="000000" w:themeColor="text1"/>
-        </w:rPr>
-        <w:t xml:space="preserve"> technical as well as customer support to team members and external clients via phone, email, and remote connection, as well as ticketing system.</w:t>
+          <w:rFonts w:asciiTheme="minorHAnsi" w:hAnsiTheme="minorHAnsi" w:cstheme="minorHAnsi"/>
+          <w:color w:val="000000" w:themeColor="text1"/>
+          <w:lang w:val="en-US"/>
+        </w:rPr>
+      </w:pPr>
+      <w:r>
+        <w:rPr>
+          <w:rFonts w:asciiTheme="minorHAnsi" w:hAnsiTheme="minorHAnsi" w:cstheme="minorHAnsi"/>
+          <w:color w:val="000000" w:themeColor="text1"/>
+          <w:lang w:val="en-US"/>
+        </w:rPr>
+        <w:t xml:space="preserve">Delivered high-quality customer service and issue resolution in a fast-paced, high-volume environment, developing transferable problem-solving skills for IT support </w:t>
       </w:r>
     </w:p>
     <w:p>
@@ -593,22 +1675,24 @@
         <w:pStyle w:val="ListParagraph"/>
         <w:numPr>
           <w:ilvl w:val="0"/>
-          <w:numId w:val="8"/>
+          <w:numId w:val="1"/>
         </w:numPr>
         <w:spacing w:after="0"/>
         <w:ind w:right="141"/>
         <w:jc w:val="both"/>
         <w:rPr>
-          <w:rFonts w:ascii="Garamond" w:hAnsi="Garamond" w:cs="Calibri"/>
-          <w:color w:val="000000" w:themeColor="text1"/>
-        </w:rPr>
-      </w:pPr>
-      <w:r>
-        <w:rPr>
-          <w:rFonts w:ascii="Garamond" w:hAnsi="Garamond"/>
-          <w:color w:val="000000" w:themeColor="text1"/>
-        </w:rPr>
-        <w:t>Following up on pending and delayed technical issues, prioritize, update status and escalating those issues to level 2 or above if there is difficulty to manage by Helpdesk.</w:t>
+          <w:rFonts w:asciiTheme="minorHAnsi" w:hAnsiTheme="minorHAnsi" w:cstheme="minorHAnsi"/>
+          <w:color w:val="000000" w:themeColor="text1"/>
+          <w:lang w:val="en-US"/>
+        </w:rPr>
+      </w:pPr>
+      <w:r>
+        <w:rPr>
+          <w:rFonts w:asciiTheme="minorHAnsi" w:hAnsiTheme="minorHAnsi" w:cstheme="minorHAnsi"/>
+          <w:color w:val="000000" w:themeColor="text1"/>
+          <w:lang w:val="en-US"/>
+        </w:rPr>
+        <w:t xml:space="preserve">Acted as the primary point of contact for customer concerns, complaints, and service requests </w:t>
       </w:r>
     </w:p>
     <w:p>
@@ -616,22 +1700,24 @@
         <w:pStyle w:val="ListParagraph"/>
         <w:numPr>
           <w:ilvl w:val="0"/>
-          <w:numId w:val="8"/>
+          <w:numId w:val="1"/>
         </w:numPr>
         <w:spacing w:after="0"/>
         <w:ind w:right="141"/>
         <w:jc w:val="both"/>
         <w:rPr>
-          <w:rFonts w:ascii="Garamond" w:hAnsi="Garamond"/>
-          <w:color w:val="000000" w:themeColor="text1"/>
-        </w:rPr>
-      </w:pPr>
-      <w:r>
-        <w:rPr>
-          <w:rFonts w:ascii="Garamond" w:hAnsi="Garamond"/>
-          <w:color w:val="000000" w:themeColor="text1"/>
-        </w:rPr>
-        <w:t>Troubleshooting Windows 10 issues including admin password recovery, system recovery, software issue, applications, licensing, BSOD, windows backup and restore, recovery, update, and upgrade.</w:t>
+          <w:rFonts w:asciiTheme="minorHAnsi" w:hAnsiTheme="minorHAnsi" w:cstheme="minorHAnsi"/>
+          <w:color w:val="000000" w:themeColor="text1"/>
+          <w:lang w:val="en-US"/>
+        </w:rPr>
+      </w:pPr>
+      <w:r>
+        <w:rPr>
+          <w:rFonts w:asciiTheme="minorHAnsi" w:hAnsiTheme="minorHAnsi" w:cstheme="minorHAnsi"/>
+          <w:color w:val="000000" w:themeColor="text1"/>
+          <w:lang w:val="en-US"/>
+        </w:rPr>
+        <w:t xml:space="preserve">Resolved customer issues efficiently, ensuring customer satisfaction and retention </w:t>
       </w:r>
     </w:p>
     <w:p>
@@ -639,29 +1725,24 @@
         <w:pStyle w:val="ListParagraph"/>
         <w:numPr>
           <w:ilvl w:val="0"/>
-          <w:numId w:val="8"/>
+          <w:numId w:val="1"/>
         </w:numPr>
         <w:spacing w:after="0"/>
         <w:ind w:right="141"/>
         <w:jc w:val="both"/>
         <w:rPr>
-          <w:rFonts w:ascii="Garamond" w:hAnsi="Garamond" w:cs="Calibri"/>
-          <w:color w:val="000000" w:themeColor="text1"/>
-        </w:rPr>
-      </w:pPr>
-      <w:r>
-        <w:rPr>
-          <w:rFonts w:ascii="Garamond" w:hAnsi="Garamond"/>
-          <w:color w:val="000000" w:themeColor="text1"/>
-        </w:rPr>
-        <w:t>Addressing network connectivity issues such as physical connectivity issues, slow network connection, identifying wireless devices</w:t>
-      </w:r>
-      <w:r>
-        <w:rPr>
-          <w:rFonts w:ascii="Garamond" w:hAnsi="Garamond"/>
-          <w:color w:val="000000" w:themeColor="text1"/>
-        </w:rPr>
-        <w:t>.</w:t>
+          <w:rFonts w:asciiTheme="minorHAnsi" w:hAnsiTheme="minorHAnsi" w:cstheme="minorHAnsi"/>
+          <w:color w:val="000000" w:themeColor="text1"/>
+          <w:lang w:val="en-US"/>
+        </w:rPr>
+      </w:pPr>
+      <w:r>
+        <w:rPr>
+          <w:rFonts w:asciiTheme="minorHAnsi" w:hAnsiTheme="minorHAnsi" w:cstheme="minorHAnsi"/>
+          <w:color w:val="000000" w:themeColor="text1"/>
+          <w:lang w:val="en-US"/>
+        </w:rPr>
+        <w:t xml:space="preserve">Demonstrated strong problem-solving and communication skills when handling difficult or urgent situations </w:t>
       </w:r>
     </w:p>
     <w:p>
@@ -669,492 +1750,34 @@
         <w:pStyle w:val="ListParagraph"/>
         <w:numPr>
           <w:ilvl w:val="0"/>
-          <w:numId w:val="8"/>
+          <w:numId w:val="1"/>
         </w:numPr>
         <w:spacing w:after="0"/>
         <w:ind w:right="141"/>
         <w:jc w:val="both"/>
         <w:rPr>
-          <w:rFonts w:ascii="Garamond" w:hAnsi="Garamond" w:cs="Calibri"/>
-          <w:color w:val="000000" w:themeColor="text1"/>
-        </w:rPr>
-      </w:pPr>
-      <w:r>
-        <w:rPr>
-          <w:rFonts w:ascii="Garamond" w:hAnsi="Garamond" w:cs="Calibri"/>
+          <w:rFonts w:asciiTheme="minorHAnsi" w:hAnsiTheme="minorHAnsi" w:cstheme="minorHAnsi"/>
           <w:color w:val="000000" w:themeColor="text1"/>
           <w:lang w:val="en-US"/>
         </w:rPr>
-        <w:t>Onboarding, offboarding of staff, enabling and disabling account, creating groups</w:t>
-      </w:r>
-      <w:r>
-        <w:rPr>
-          <w:rFonts w:ascii="Garamond" w:hAnsi="Garamond" w:cs="Calibri"/>
+      </w:pPr>
+      <w:r>
+        <w:rPr>
+          <w:rFonts w:asciiTheme="minorHAnsi" w:hAnsiTheme="minorHAnsi" w:cstheme="minorHAnsi"/>
           <w:color w:val="000000" w:themeColor="text1"/>
           <w:lang w:val="en-US"/>
         </w:rPr>
-        <w:t xml:space="preserve"> </w:t>
-      </w:r>
-      <w:r>
-        <w:rPr>
-          <w:rFonts w:ascii="Garamond" w:hAnsi="Garamond" w:cs="Calibri"/>
-          <w:color w:val="000000" w:themeColor="text1"/>
-          <w:lang w:val="en-US"/>
-        </w:rPr>
-        <w:t>in Active Directory of Windows Server 2019</w:t>
-      </w:r>
-      <w:r>
-        <w:rPr>
-          <w:rFonts w:ascii="Garamond" w:hAnsi="Garamond" w:cs="Calibri"/>
-          <w:color w:val="000000" w:themeColor="text1"/>
-          <w:lang w:val="en-US"/>
-        </w:rPr>
-        <w:t>.</w:t>
-      </w:r>
-    </w:p>
-    <w:p>
-      <w:pPr>
-        <w:pStyle w:val="ListParagraph"/>
-        <w:numPr>
-          <w:ilvl w:val="0"/>
-          <w:numId w:val="8"/>
-        </w:numPr>
+        <w:t>Trained and coached staff to provide consistent, professional customer support experience</w:t>
+      </w:r>
+    </w:p>
+    <w:p>
+      <w:pPr>
         <w:spacing w:after="0"/>
         <w:ind w:right="141"/>
         <w:jc w:val="both"/>
         <w:rPr>
-          <w:rFonts w:ascii="Garamond" w:hAnsi="Garamond"/>
-          <w:color w:val="000000" w:themeColor="text1"/>
-          <w:lang w:val="en-US"/>
-        </w:rPr>
-      </w:pPr>
-      <w:r>
-        <w:rPr>
-          <w:rFonts w:ascii="Garamond" w:hAnsi="Garamond"/>
-          <w:color w:val="000000" w:themeColor="text1"/>
-          <w:lang w:val="en-US"/>
-        </w:rPr>
-        <w:t>Employing Group Policy in Windows Server 2019 such as enforcing strong password requirements, restricting applications, limiting access to control panel and desktop wallpapers.</w:t>
-      </w:r>
-    </w:p>
-    <w:p>
-      <w:pPr>
-        <w:pStyle w:val="ListParagraph"/>
-        <w:numPr>
-          <w:ilvl w:val="0"/>
-          <w:numId w:val="8"/>
-        </w:numPr>
-        <w:spacing w:after="0"/>
-        <w:ind w:right="141"/>
-        <w:jc w:val="both"/>
-        <w:rPr>
-          <w:rFonts w:ascii="Garamond" w:hAnsi="Garamond"/>
-          <w:color w:val="000000" w:themeColor="text1"/>
-          <w:lang w:val="en-US"/>
-        </w:rPr>
-      </w:pPr>
-      <w:r>
-        <w:rPr>
-          <w:rFonts w:ascii="Garamond" w:hAnsi="Garamond"/>
-          <w:color w:val="000000" w:themeColor="text1"/>
-          <w:lang w:val="en-US"/>
-        </w:rPr>
-        <w:t>Managing files and folders for internal and external users and helping to add and grant permission to shared personal drives</w:t>
-      </w:r>
-      <w:r>
-        <w:rPr>
-          <w:rFonts w:ascii="Garamond" w:hAnsi="Garamond"/>
-          <w:color w:val="000000" w:themeColor="text1"/>
-          <w:lang w:val="en-US"/>
-        </w:rPr>
-        <w:t xml:space="preserve">, </w:t>
-      </w:r>
-      <w:r>
-        <w:rPr>
-          <w:rFonts w:ascii="Garamond" w:hAnsi="Garamond"/>
-          <w:color w:val="000000" w:themeColor="text1"/>
-          <w:lang w:val="en-US"/>
-        </w:rPr>
-        <w:t>network drives</w:t>
-      </w:r>
-      <w:r>
-        <w:rPr>
-          <w:rFonts w:ascii="Garamond" w:hAnsi="Garamond"/>
-          <w:color w:val="000000" w:themeColor="text1"/>
-          <w:lang w:val="en-US"/>
-        </w:rPr>
-        <w:t xml:space="preserve"> and NAS box</w:t>
-      </w:r>
-      <w:r>
-        <w:rPr>
-          <w:rFonts w:ascii="Garamond" w:hAnsi="Garamond"/>
-          <w:color w:val="000000" w:themeColor="text1"/>
-          <w:lang w:val="en-US"/>
-        </w:rPr>
-        <w:t>.</w:t>
-      </w:r>
-    </w:p>
-    <w:p>
-      <w:pPr>
-        <w:pStyle w:val="ListParagraph"/>
-        <w:numPr>
-          <w:ilvl w:val="0"/>
-          <w:numId w:val="8"/>
-        </w:numPr>
-        <w:spacing w:after="0"/>
-        <w:ind w:right="141"/>
-        <w:jc w:val="both"/>
-        <w:rPr>
-          <w:rFonts w:ascii="Garamond" w:hAnsi="Garamond" w:cs="Calibri"/>
-          <w:color w:val="000000" w:themeColor="text1"/>
-        </w:rPr>
-      </w:pPr>
-      <w:r>
-        <w:rPr>
-          <w:rFonts w:ascii="Garamond" w:hAnsi="Garamond"/>
-          <w:color w:val="000000" w:themeColor="text1"/>
-        </w:rPr>
-        <w:t>Efficiently managing and troubleshooting Office 365 admin suite such as creating new user accounts and groups, managing shared mailboxes, performing password resets, handling license assignments, and configuring automated reply to settings for messages.</w:t>
-      </w:r>
-    </w:p>
-    <w:p>
-      <w:pPr>
-        <w:pStyle w:val="ListParagraph"/>
-        <w:numPr>
-          <w:ilvl w:val="0"/>
-          <w:numId w:val="8"/>
-        </w:numPr>
-        <w:spacing w:after="0"/>
-        <w:ind w:right="141"/>
-        <w:jc w:val="both"/>
-        <w:rPr>
-          <w:rFonts w:ascii="Garamond" w:hAnsi="Garamond"/>
-          <w:color w:val="000000" w:themeColor="text1"/>
-        </w:rPr>
-      </w:pPr>
-      <w:r>
-        <w:rPr>
-          <w:rFonts w:ascii="Garamond" w:hAnsi="Garamond"/>
-          <w:color w:val="000000" w:themeColor="text1"/>
-        </w:rPr>
-        <w:t>Implementing and managing Multi-Factor Authentication and self-service password reset in Azure Active Directory, Microsoft 365 for enhancing security and enabling seamless user authentication and password management.</w:t>
-      </w:r>
-    </w:p>
-    <w:p>
-      <w:pPr>
-        <w:pStyle w:val="NoSpacing"/>
-        <w:ind w:right="141"/>
-        <w:jc w:val="both"/>
-        <w:rPr>
-          <w:rFonts w:ascii="Garamond" w:eastAsia="Calibri" w:hAnsi="Garamond" w:cs="Calibri"/>
-          <w:b/>
-          <w:bCs/>
-          <w:color w:val="000000" w:themeColor="text1"/>
-          <w:lang w:val="en-US"/>
-        </w:rPr>
-      </w:pPr>
-    </w:p>
-    <w:p>
-      <w:pPr>
-        <w:pStyle w:val="NoSpacing"/>
-        <w:tabs>
-          <w:tab w:val="left" w:pos="7920"/>
-        </w:tabs>
-        <w:jc w:val="both"/>
-        <w:rPr>
-          <w:rFonts w:ascii="Garamond" w:hAnsi="Garamond"/>
-          <w:b/>
-          <w:bCs/>
-        </w:rPr>
-      </w:pPr>
-      <w:r>
-        <w:rPr>
-          <w:rFonts w:ascii="Garamond" w:hAnsi="Garamond"/>
-          <w:b/>
-          <w:bCs/>
-        </w:rPr>
-        <w:t xml:space="preserve">Customer Service Representative                                                                                       </w:t>
-      </w:r>
-      <w:r>
-        <w:rPr>
-          <w:rFonts w:ascii="Garamond" w:hAnsi="Garamond"/>
-          <w:b/>
-          <w:bCs/>
-        </w:rPr>
-        <w:t>Oct</w:t>
-      </w:r>
-      <w:r>
-        <w:rPr>
-          <w:rFonts w:ascii="Garamond" w:hAnsi="Garamond"/>
-          <w:b/>
-          <w:bCs/>
-        </w:rPr>
-        <w:t xml:space="preserve"> 202</w:t>
-      </w:r>
-      <w:r>
-        <w:rPr>
-          <w:rFonts w:ascii="Garamond" w:hAnsi="Garamond"/>
-          <w:b/>
-          <w:bCs/>
-        </w:rPr>
-        <w:t>1</w:t>
-      </w:r>
-      <w:r>
-        <w:rPr>
-          <w:rFonts w:ascii="Garamond" w:hAnsi="Garamond"/>
-          <w:b/>
-          <w:bCs/>
-        </w:rPr>
-        <w:t xml:space="preserve"> – </w:t>
-      </w:r>
-      <w:r>
-        <w:rPr>
-          <w:rFonts w:ascii="Garamond" w:hAnsi="Garamond"/>
-          <w:b/>
-          <w:bCs/>
-        </w:rPr>
-        <w:t>Jan</w:t>
-      </w:r>
-      <w:r>
-        <w:rPr>
-          <w:rFonts w:ascii="Garamond" w:hAnsi="Garamond"/>
-          <w:b/>
-          <w:bCs/>
-        </w:rPr>
-        <w:t xml:space="preserve"> 202</w:t>
-      </w:r>
-      <w:r>
-        <w:rPr>
-          <w:rFonts w:ascii="Garamond" w:hAnsi="Garamond"/>
-          <w:b/>
-          <w:bCs/>
-        </w:rPr>
-        <w:t>4</w:t>
-      </w:r>
-    </w:p>
-    <w:p>
-      <w:pPr>
-        <w:pStyle w:val="NoSpacing"/>
-        <w:jc w:val="both"/>
-        <w:rPr>
-          <w:rFonts w:ascii="Garamond" w:hAnsi="Garamond"/>
-          <w:b/>
-          <w:bCs/>
-        </w:rPr>
-      </w:pPr>
-      <w:r>
-        <w:rPr>
-          <w:rFonts w:ascii="Garamond" w:hAnsi="Garamond"/>
-          <w:b/>
-          <w:bCs/>
-        </w:rPr>
-        <w:t>Orto Trading Co</w:t>
-      </w:r>
-      <w:r>
-        <w:rPr>
-          <w:rFonts w:ascii="Garamond" w:hAnsi="Garamond"/>
-          <w:b/>
-          <w:bCs/>
-        </w:rPr>
-        <w:t xml:space="preserve">, </w:t>
-      </w:r>
-      <w:r>
-        <w:rPr>
-          <w:rFonts w:ascii="Garamond" w:hAnsi="Garamond"/>
-          <w:b/>
-          <w:bCs/>
-        </w:rPr>
-        <w:t>Surry Hills</w:t>
-      </w:r>
-    </w:p>
-    <w:p>
-      <w:pPr>
-        <w:pStyle w:val="NoSpacing"/>
-        <w:numPr>
-          <w:ilvl w:val="0"/>
-          <w:numId w:val="10"/>
-        </w:numPr>
-        <w:jc w:val="both"/>
-        <w:rPr>
-          <w:rFonts w:ascii="Garamond" w:hAnsi="Garamond"/>
-        </w:rPr>
-      </w:pPr>
-      <w:r>
-        <w:rPr>
-          <w:rFonts w:ascii="Garamond" w:hAnsi="Garamond"/>
-        </w:rPr>
-        <w:t>Handled customer inquiries and suggestions courteously and professionally.</w:t>
-      </w:r>
-    </w:p>
-    <w:p>
-      <w:pPr>
-        <w:pStyle w:val="NoSpacing"/>
-        <w:numPr>
-          <w:ilvl w:val="0"/>
-          <w:numId w:val="10"/>
-        </w:numPr>
-        <w:jc w:val="both"/>
-        <w:rPr>
-          <w:rFonts w:ascii="Garamond" w:hAnsi="Garamond"/>
-        </w:rPr>
-      </w:pPr>
-      <w:r>
-        <w:rPr>
-          <w:rFonts w:ascii="Garamond" w:hAnsi="Garamond"/>
-        </w:rPr>
-        <w:t>Actively listened to customers, handled concerns quickly, and escalated major issues to the supervisor.</w:t>
-      </w:r>
-    </w:p>
-    <w:p>
-      <w:pPr>
-        <w:pStyle w:val="NoSpacing"/>
-        <w:numPr>
-          <w:ilvl w:val="0"/>
-          <w:numId w:val="10"/>
-        </w:numPr>
-        <w:jc w:val="both"/>
-        <w:rPr>
-          <w:rFonts w:ascii="Garamond" w:hAnsi="Garamond"/>
-        </w:rPr>
-      </w:pPr>
-      <w:r>
-        <w:rPr>
-          <w:rFonts w:ascii="Garamond" w:hAnsi="Garamond"/>
-        </w:rPr>
-        <w:t>Answered a constant flow of customer calls with minimal wait times.</w:t>
-      </w:r>
-    </w:p>
-    <w:p>
-      <w:pPr>
-        <w:pStyle w:val="NoSpacing"/>
-        <w:numPr>
-          <w:ilvl w:val="0"/>
-          <w:numId w:val="10"/>
-        </w:numPr>
-        <w:jc w:val="both"/>
-        <w:rPr>
-          <w:rFonts w:ascii="Garamond" w:hAnsi="Garamond"/>
-        </w:rPr>
-      </w:pPr>
-      <w:r>
-        <w:rPr>
-          <w:rFonts w:ascii="Garamond" w:hAnsi="Garamond"/>
-        </w:rPr>
-        <w:t>Answered customer telephone calls promptly to avoid on-hold wait</w:t>
-      </w:r>
-      <w:r>
-        <w:rPr>
-          <w:rFonts w:ascii="Garamond" w:hAnsi="Garamond"/>
-        </w:rPr>
-        <w:t xml:space="preserve"> </w:t>
-      </w:r>
-      <w:r>
-        <w:rPr>
-          <w:rFonts w:ascii="Garamond" w:hAnsi="Garamond"/>
-        </w:rPr>
-        <w:t>times.</w:t>
-      </w:r>
-    </w:p>
-    <w:p>
-      <w:pPr>
-        <w:pStyle w:val="NoSpacing"/>
-        <w:numPr>
-          <w:ilvl w:val="0"/>
-          <w:numId w:val="10"/>
-        </w:numPr>
-        <w:jc w:val="both"/>
-        <w:rPr>
-          <w:rFonts w:ascii="Garamond" w:hAnsi="Garamond"/>
-        </w:rPr>
-      </w:pPr>
-      <w:r>
-        <w:rPr>
-          <w:rFonts w:ascii="Garamond" w:hAnsi="Garamond"/>
-        </w:rPr>
-        <w:t>Delivered prompt service to prioritize customer needs.</w:t>
-      </w:r>
-    </w:p>
-    <w:p>
-      <w:pPr>
-        <w:pStyle w:val="NoSpacing"/>
-        <w:numPr>
-          <w:ilvl w:val="0"/>
-          <w:numId w:val="10"/>
-        </w:numPr>
-        <w:jc w:val="both"/>
-        <w:rPr>
-          <w:rFonts w:ascii="Garamond" w:hAnsi="Garamond"/>
-        </w:rPr>
-      </w:pPr>
-      <w:r>
-        <w:rPr>
-          <w:rFonts w:ascii="Garamond" w:hAnsi="Garamond"/>
-        </w:rPr>
-        <w:t>Participated in team meetings and training sessions to stay informed</w:t>
-      </w:r>
-      <w:r>
-        <w:rPr>
-          <w:rFonts w:ascii="Garamond" w:hAnsi="Garamond"/>
-        </w:rPr>
-        <w:t xml:space="preserve"> </w:t>
-      </w:r>
-      <w:r>
-        <w:rPr>
-          <w:rFonts w:ascii="Garamond" w:hAnsi="Garamond"/>
-        </w:rPr>
-        <w:t>about product updates and changes</w:t>
-      </w:r>
-      <w:r>
-        <w:rPr>
-          <w:rFonts w:ascii="Garamond" w:hAnsi="Garamond"/>
-        </w:rPr>
-        <w:t>.</w:t>
-      </w:r>
-    </w:p>
-    <w:p>
-      <w:pPr>
-        <w:pStyle w:val="NoSpacing"/>
-        <w:numPr>
-          <w:ilvl w:val="0"/>
-          <w:numId w:val="10"/>
-        </w:numPr>
-        <w:jc w:val="both"/>
-        <w:rPr>
-          <w:rFonts w:ascii="Garamond" w:hAnsi="Garamond"/>
-        </w:rPr>
-      </w:pPr>
-      <w:r>
-        <w:rPr>
-          <w:rFonts w:ascii="Garamond" w:hAnsi="Garamond"/>
-        </w:rPr>
-        <w:t>Demonstrated strong problem-solving skills by making discretionary decisions on product/service resolutions, refunds, replacements, or price adjustments.</w:t>
-      </w:r>
-    </w:p>
-    <w:p>
-      <w:pPr>
-        <w:pStyle w:val="NoSpacing"/>
-        <w:jc w:val="both"/>
-        <w:rPr>
-          <w:rFonts w:ascii="Garamond" w:hAnsi="Garamond"/>
-        </w:rPr>
-      </w:pPr>
-    </w:p>
-    <w:p>
-      <w:pPr>
-        <w:pStyle w:val="NoSpacing"/>
-        <w:jc w:val="both"/>
-        <w:rPr>
-          <w:rFonts w:ascii="Garamond" w:hAnsi="Garamond"/>
-        </w:rPr>
-      </w:pPr>
-    </w:p>
-    <w:p>
-      <w:pPr>
-        <w:pStyle w:val="NoSpacing"/>
-        <w:ind w:left="360"/>
-        <w:jc w:val="both"/>
-        <w:rPr>
-          <w:rFonts w:ascii="Garamond" w:hAnsi="Garamond"/>
+          <w:rFonts w:asciiTheme="minorHAnsi" w:hAnsiTheme="minorHAnsi" w:cstheme="minorHAnsi"/>
+          <w:color w:val="000000" w:themeColor="text1"/>
         </w:rPr>
       </w:pPr>
     </w:p>
@@ -1166,725 +1789,38 @@
         <w:spacing w:after="0" w:line="240" w:lineRule="auto"/>
         <w:jc w:val="both"/>
         <w:rPr>
-          <w:rFonts w:ascii="Garamond" w:eastAsia="Arial" w:hAnsi="Garamond" w:cs="Arial"/>
+          <w:rFonts w:asciiTheme="minorHAnsi" w:eastAsia="Arial" w:hAnsiTheme="minorHAnsi" w:cstheme="minorHAnsi"/>
           <w:b/>
           <w:bCs/>
           <w:sz w:val="20"/>
           <w:szCs w:val="20"/>
         </w:rPr>
       </w:pPr>
-      <w:r>
-        <w:rPr>
-          <w:rFonts w:ascii="Garamond" w:eastAsia="Arial" w:hAnsi="Garamond" w:cs="Arial"/>
+    </w:p>
+    <w:p>
+      <w:pPr>
+        <w:pBdr>
+          <w:bottom w:val="single" w:sz="4" w:space="1" w:color="000000"/>
+        </w:pBdr>
+        <w:spacing w:after="0" w:line="240" w:lineRule="auto"/>
+        <w:jc w:val="both"/>
+        <w:rPr>
+          <w:rFonts w:asciiTheme="minorHAnsi" w:eastAsia="Arial" w:hAnsiTheme="minorHAnsi" w:cstheme="minorHAnsi"/>
           <w:b/>
           <w:bCs/>
           <w:sz w:val="20"/>
           <w:szCs w:val="20"/>
         </w:rPr>
-        <w:t>INDUSTRY CERTIFICATIONS</w:t>
-      </w:r>
-    </w:p>
-    <w:p>
-      <w:pPr>
-        <w:spacing w:after="11" w:line="247" w:lineRule="auto"/>
-        <w:ind w:hanging="10"/>
-        <w:rPr>
-          <w:rFonts w:ascii="Garamond" w:eastAsia="Garamond" w:hAnsi="Garamond" w:cs="Garamond"/>
-          <w:color w:val="000000"/>
-          <w:kern w:val="2"/>
-          <w:szCs w:val="24"/>
-          <w14:ligatures w14:val="standardContextual"/>
-        </w:rPr>
-      </w:pPr>
-      <w:r>
-        <w:rPr>
-          <w:rFonts w:ascii="Garamond" w:eastAsia="Garamond" w:hAnsi="Garamond" w:cs="Garamond"/>
-          <w:b/>
-          <w:color w:val="000000"/>
-          <w:kern w:val="2"/>
-          <w:szCs w:val="24"/>
-          <w14:ligatures w14:val="standardContextual"/>
-        </w:rPr>
-        <w:t xml:space="preserve">Google IT Support Certificate  </w:t>
-      </w:r>
-    </w:p>
-    <w:p>
-      <w:pPr>
-        <w:spacing w:after="5" w:line="269" w:lineRule="auto"/>
-        <w:ind w:left="736" w:hanging="10"/>
-        <w:jc w:val="both"/>
-        <w:rPr>
-          <w:rFonts w:ascii="Garamond" w:eastAsia="Garamond" w:hAnsi="Garamond" w:cs="Garamond"/>
-          <w:color w:val="000000"/>
-          <w:kern w:val="2"/>
-          <w:szCs w:val="24"/>
-          <w14:ligatures w14:val="standardContextual"/>
-        </w:rPr>
-      </w:pPr>
-      <w:r>
-        <w:rPr>
-          <w:rFonts w:ascii="Garamond" w:eastAsia="Garamond" w:hAnsi="Garamond" w:cs="Garamond"/>
-          <w:color w:val="000000"/>
-          <w:kern w:val="2"/>
-          <w:szCs w:val="24"/>
-          <w14:ligatures w14:val="standardContextual"/>
-        </w:rPr>
-        <w:lastRenderedPageBreak/>
-        <w:t xml:space="preserve">Issued by Coursera </w:t>
-      </w:r>
-      <w:r>
-        <w:rPr>
-          <w:rFonts w:ascii="Garamond" w:eastAsia="Garamond" w:hAnsi="Garamond" w:cs="Garamond"/>
-          <w:color w:val="000000"/>
-          <w:kern w:val="2"/>
-          <w:szCs w:val="24"/>
-          <w14:ligatures w14:val="standardContextual"/>
-        </w:rPr>
-        <w:t>in</w:t>
-      </w:r>
-      <w:r>
-        <w:rPr>
-          <w:rFonts w:ascii="Garamond" w:eastAsia="Garamond" w:hAnsi="Garamond" w:cs="Garamond"/>
-          <w:color w:val="000000"/>
-          <w:kern w:val="2"/>
-          <w:szCs w:val="24"/>
-          <w14:ligatures w14:val="standardContextual"/>
-        </w:rPr>
-        <w:t xml:space="preserve"> </w:t>
-      </w:r>
-      <w:r>
-        <w:rPr>
-          <w:rFonts w:ascii="Garamond" w:eastAsia="Garamond" w:hAnsi="Garamond" w:cs="Garamond"/>
-          <w:color w:val="000000"/>
-          <w:kern w:val="2"/>
-          <w:szCs w:val="24"/>
-          <w14:ligatures w14:val="standardContextual"/>
-        </w:rPr>
-        <w:t>Aug</w:t>
-      </w:r>
-      <w:r>
-        <w:rPr>
-          <w:rFonts w:ascii="Garamond" w:eastAsia="Garamond" w:hAnsi="Garamond" w:cs="Garamond"/>
-          <w:color w:val="000000"/>
-          <w:kern w:val="2"/>
-          <w:szCs w:val="24"/>
-          <w14:ligatures w14:val="standardContextual"/>
-        </w:rPr>
-        <w:t xml:space="preserve"> 2022 </w:t>
-      </w:r>
-    </w:p>
-    <w:p>
-      <w:pPr>
-        <w:spacing w:after="11" w:line="247" w:lineRule="auto"/>
-        <w:ind w:hanging="10"/>
-        <w:rPr>
-          <w:rFonts w:ascii="Garamond" w:eastAsia="Garamond" w:hAnsi="Garamond" w:cs="Garamond"/>
-          <w:color w:val="000000"/>
-          <w:kern w:val="2"/>
-          <w:szCs w:val="24"/>
-          <w14:ligatures w14:val="standardContextual"/>
-        </w:rPr>
-      </w:pPr>
-      <w:r>
-        <w:rPr>
-          <w:rFonts w:ascii="Garamond" w:eastAsia="Garamond" w:hAnsi="Garamond" w:cs="Garamond"/>
-          <w:b/>
-          <w:color w:val="000000"/>
-          <w:kern w:val="2"/>
-          <w:szCs w:val="24"/>
-          <w14:ligatures w14:val="standardContextual"/>
-        </w:rPr>
-        <w:t xml:space="preserve">Microsoft 365 Certified: Fundamentals  </w:t>
-      </w:r>
-    </w:p>
-    <w:p>
-      <w:pPr>
-        <w:spacing w:after="5" w:line="269" w:lineRule="auto"/>
-        <w:ind w:left="736" w:hanging="10"/>
-        <w:jc w:val="both"/>
-        <w:rPr>
-          <w:rFonts w:ascii="Garamond" w:eastAsia="Garamond" w:hAnsi="Garamond" w:cs="Garamond"/>
-          <w:color w:val="000000"/>
-          <w:kern w:val="2"/>
-          <w:szCs w:val="24"/>
-          <w14:ligatures w14:val="standardContextual"/>
-        </w:rPr>
-      </w:pPr>
-      <w:r>
-        <w:rPr>
-          <w:rFonts w:ascii="Garamond" w:eastAsia="Garamond" w:hAnsi="Garamond" w:cs="Garamond"/>
-          <w:color w:val="000000"/>
-          <w:kern w:val="2"/>
-          <w:szCs w:val="24"/>
-          <w14:ligatures w14:val="standardContextual"/>
-        </w:rPr>
-        <w:t xml:space="preserve">Issued by Microsoft on </w:t>
-      </w:r>
-      <w:r>
-        <w:rPr>
-          <w:rFonts w:ascii="Garamond" w:eastAsia="Garamond" w:hAnsi="Garamond" w:cs="Garamond"/>
-          <w:color w:val="000000"/>
-          <w:kern w:val="2"/>
-          <w:szCs w:val="24"/>
-          <w14:ligatures w14:val="standardContextual"/>
-        </w:rPr>
-        <w:t>May</w:t>
-      </w:r>
-      <w:r>
-        <w:rPr>
-          <w:rFonts w:ascii="Garamond" w:eastAsia="Garamond" w:hAnsi="Garamond" w:cs="Garamond"/>
-          <w:color w:val="000000"/>
-          <w:kern w:val="2"/>
-          <w:szCs w:val="24"/>
-          <w14:ligatures w14:val="standardContextual"/>
-        </w:rPr>
-        <w:t xml:space="preserve"> 2024 </w:t>
-      </w:r>
-    </w:p>
-    <w:p>
-      <w:pPr>
-        <w:keepNext/>
-        <w:keepLines/>
-        <w:spacing w:after="11" w:line="247" w:lineRule="auto"/>
-        <w:outlineLvl w:val="0"/>
-        <w:rPr>
-          <w:rFonts w:ascii="Garamond" w:eastAsia="Garamond" w:hAnsi="Garamond" w:cs="Garamond"/>
-          <w:b/>
-          <w:color w:val="000000"/>
-          <w:kern w:val="2"/>
-          <w:szCs w:val="24"/>
-          <w14:ligatures w14:val="standardContextual"/>
-        </w:rPr>
-      </w:pPr>
-      <w:r>
-        <w:rPr>
-          <w:rFonts w:ascii="Garamond" w:eastAsia="Garamond" w:hAnsi="Garamond" w:cs="Garamond"/>
-          <w:b/>
-          <w:color w:val="000000"/>
-          <w:kern w:val="2"/>
-          <w:szCs w:val="24"/>
-          <w14:ligatures w14:val="standardContextual"/>
-        </w:rPr>
-        <w:t xml:space="preserve">Azure Active Directory  </w:t>
-      </w:r>
-    </w:p>
-    <w:p>
-      <w:pPr>
-        <w:spacing w:after="5" w:line="269" w:lineRule="auto"/>
-        <w:ind w:left="736" w:hanging="10"/>
-        <w:jc w:val="both"/>
-        <w:rPr>
-          <w:rFonts w:ascii="Garamond" w:eastAsia="Garamond" w:hAnsi="Garamond" w:cs="Garamond"/>
-          <w:color w:val="000000"/>
-          <w:kern w:val="2"/>
-          <w:szCs w:val="24"/>
-          <w14:ligatures w14:val="standardContextual"/>
-        </w:rPr>
-      </w:pPr>
-      <w:r>
-        <w:rPr>
-          <w:rFonts w:ascii="Garamond" w:eastAsia="Garamond" w:hAnsi="Garamond" w:cs="Garamond"/>
-          <w:color w:val="000000"/>
-          <w:kern w:val="2"/>
-          <w:szCs w:val="24"/>
-          <w14:ligatures w14:val="standardContextual"/>
-        </w:rPr>
-        <w:t xml:space="preserve">Issued by LinkedIn on </w:t>
-      </w:r>
-      <w:r>
-        <w:rPr>
-          <w:rFonts w:ascii="Garamond" w:eastAsia="Garamond" w:hAnsi="Garamond" w:cs="Garamond"/>
-          <w:color w:val="000000"/>
-          <w:kern w:val="2"/>
-          <w:szCs w:val="24"/>
-          <w14:ligatures w14:val="standardContextual"/>
-        </w:rPr>
-        <w:t>May</w:t>
-      </w:r>
-      <w:r>
-        <w:rPr>
-          <w:rFonts w:ascii="Garamond" w:eastAsia="Garamond" w:hAnsi="Garamond" w:cs="Garamond"/>
-          <w:color w:val="000000"/>
-          <w:kern w:val="2"/>
-          <w:szCs w:val="24"/>
-          <w14:ligatures w14:val="standardContextual"/>
-        </w:rPr>
-        <w:t xml:space="preserve"> 2024 </w:t>
-      </w:r>
-    </w:p>
-    <w:p>
-      <w:pPr>
-        <w:pStyle w:val="NoSpacing"/>
-        <w:jc w:val="both"/>
-        <w:rPr>
-          <w:rFonts w:ascii="Garamond" w:hAnsi="Garamond"/>
-          <w:b/>
-          <w:bCs/>
-        </w:rPr>
-      </w:pPr>
-    </w:p>
-    <w:p>
-      <w:pPr>
-        <w:pBdr>
-          <w:bottom w:val="single" w:sz="4" w:space="1" w:color="000000"/>
-        </w:pBdr>
-        <w:spacing w:after="0" w:line="240" w:lineRule="auto"/>
-        <w:jc w:val="both"/>
-        <w:rPr>
-          <w:rFonts w:ascii="Garamond" w:eastAsia="Arial" w:hAnsi="Garamond" w:cs="Arial"/>
-          <w:b/>
-          <w:color w:val="000000" w:themeColor="text1"/>
-          <w:sz w:val="20"/>
-          <w:szCs w:val="20"/>
-        </w:rPr>
-      </w:pPr>
-      <w:r>
-        <w:rPr>
-          <w:rFonts w:ascii="Garamond" w:eastAsia="Arial" w:hAnsi="Garamond" w:cs="Arial"/>
-          <w:b/>
-          <w:bCs/>
-          <w:color w:val="000000" w:themeColor="text1"/>
-          <w:sz w:val="20"/>
-          <w:szCs w:val="20"/>
-        </w:rPr>
-        <w:t xml:space="preserve">TECHNICAL SKILLS </w:t>
-      </w:r>
-    </w:p>
-    <w:tbl>
-      <w:tblPr>
-        <w:tblStyle w:val="TableGrid"/>
-        <w:tblW w:w="5000" w:type="pct"/>
-        <w:tblBorders>
-          <w:top w:val="none" w:sz="0" w:space="0" w:color="auto"/>
-          <w:left w:val="none" w:sz="0" w:space="0" w:color="auto"/>
-          <w:bottom w:val="none" w:sz="0" w:space="0" w:color="auto"/>
-          <w:right w:val="none" w:sz="0" w:space="0" w:color="auto"/>
-          <w:insideH w:val="none" w:sz="0" w:space="0" w:color="auto"/>
-          <w:insideV w:val="none" w:sz="0" w:space="0" w:color="auto"/>
-        </w:tblBorders>
-        <w:tblLook w:val="04A0" w:firstRow="1" w:lastRow="0" w:firstColumn="1" w:lastColumn="0" w:noHBand="0" w:noVBand="1"/>
-      </w:tblPr>
-      <w:tblGrid>
-        <w:gridCol w:w="2914"/>
-        <w:gridCol w:w="6703"/>
-      </w:tblGrid>
-      <w:tr>
-        <w:trPr>
-          <w:trHeight w:val="147"/>
-        </w:trPr>
-        <w:tc>
-          <w:tcPr>
-            <w:tcW w:w="1515" w:type="pct"/>
-            <w:vAlign w:val="center"/>
-          </w:tcPr>
-          <w:p>
-            <w:pPr>
-              <w:jc w:val="both"/>
-              <w:rPr>
-                <w:rFonts w:ascii="Garamond" w:hAnsi="Garamond"/>
-                <w:b/>
-                <w:bCs/>
-              </w:rPr>
-            </w:pPr>
-            <w:r>
-              <w:rPr>
-                <w:rFonts w:ascii="Garamond" w:hAnsi="Garamond"/>
-                <w:b/>
-                <w:bCs/>
-              </w:rPr>
-              <w:t>Operating Systems</w:t>
-            </w:r>
-            <w:r>
-              <w:rPr>
-                <w:rFonts w:ascii="Garamond" w:hAnsi="Garamond"/>
-                <w:b/>
-                <w:bCs/>
-              </w:rPr>
-              <w:t>:</w:t>
-            </w:r>
-          </w:p>
-        </w:tc>
-        <w:tc>
-          <w:tcPr>
-            <w:tcW w:w="3485" w:type="pct"/>
-          </w:tcPr>
-          <w:p>
-            <w:pPr>
-              <w:jc w:val="both"/>
-              <w:rPr>
-                <w:rFonts w:ascii="Garamond" w:hAnsi="Garamond"/>
-              </w:rPr>
-            </w:pPr>
-            <w:r>
-              <w:rPr>
-                <w:rFonts w:ascii="Garamond" w:hAnsi="Garamond"/>
-              </w:rPr>
-              <w:t xml:space="preserve">Linux, Windows OS, Mac OS, windows 10/11 troubleshoot </w:t>
-            </w:r>
-          </w:p>
-          <w:p>
-            <w:pPr>
-              <w:jc w:val="both"/>
-              <w:rPr>
-                <w:rFonts w:ascii="Garamond" w:hAnsi="Garamond"/>
-              </w:rPr>
-            </w:pPr>
-          </w:p>
-        </w:tc>
-      </w:tr>
-      <w:tr>
-        <w:trPr>
-          <w:trHeight w:val="261"/>
-        </w:trPr>
-        <w:tc>
-          <w:tcPr>
-            <w:tcW w:w="1515" w:type="pct"/>
-            <w:vAlign w:val="center"/>
-          </w:tcPr>
-          <w:p>
-            <w:pPr>
-              <w:jc w:val="both"/>
-              <w:rPr>
-                <w:rFonts w:ascii="Garamond" w:hAnsi="Garamond"/>
-                <w:b/>
-              </w:rPr>
-            </w:pPr>
-            <w:r>
-              <w:rPr>
-                <w:rFonts w:ascii="Garamond" w:hAnsi="Garamond"/>
-                <w:b/>
-              </w:rPr>
-              <w:t>Applications</w:t>
-            </w:r>
-            <w:r>
-              <w:rPr>
-                <w:rFonts w:ascii="Garamond" w:hAnsi="Garamond"/>
-                <w:b/>
-              </w:rPr>
-              <w:t>:</w:t>
-            </w:r>
-          </w:p>
-        </w:tc>
-        <w:tc>
-          <w:tcPr>
-            <w:tcW w:w="3485" w:type="pct"/>
-          </w:tcPr>
-          <w:p>
-            <w:pPr>
-              <w:jc w:val="both"/>
-              <w:rPr>
-                <w:rFonts w:ascii="Garamond" w:hAnsi="Garamond" w:cs="Calibri"/>
-                <w:color w:val="000000"/>
-              </w:rPr>
-            </w:pPr>
-            <w:r>
-              <w:rPr>
-                <w:rFonts w:ascii="Garamond" w:hAnsi="Garamond" w:cs="Calibri"/>
-                <w:color w:val="000000"/>
-              </w:rPr>
-              <w:t xml:space="preserve">Microsoft/Office 365, SharePoint/OneDrive, Active Directory/Azure Ad, Microsoft Azure, </w:t>
-            </w:r>
-          </w:p>
-          <w:p>
-            <w:pPr>
-              <w:jc w:val="both"/>
-              <w:rPr>
-                <w:rFonts w:ascii="Garamond" w:hAnsi="Garamond"/>
-              </w:rPr>
-            </w:pPr>
-          </w:p>
-        </w:tc>
-      </w:tr>
-      <w:tr>
-        <w:trPr>
-          <w:trHeight w:val="246"/>
-        </w:trPr>
-        <w:tc>
-          <w:tcPr>
-            <w:tcW w:w="1515" w:type="pct"/>
-            <w:vAlign w:val="center"/>
-          </w:tcPr>
-          <w:p>
-            <w:pPr>
-              <w:jc w:val="both"/>
-              <w:rPr>
-                <w:rFonts w:ascii="Garamond" w:hAnsi="Garamond"/>
-                <w:b/>
-              </w:rPr>
-            </w:pPr>
-            <w:r>
-              <w:rPr>
-                <w:rFonts w:ascii="Garamond" w:hAnsi="Garamond"/>
-                <w:b/>
-              </w:rPr>
-              <w:t>Networking</w:t>
-            </w:r>
-            <w:r>
-              <w:rPr>
-                <w:rFonts w:ascii="Garamond" w:hAnsi="Garamond"/>
-                <w:b/>
-              </w:rPr>
-              <w:t>:</w:t>
-            </w:r>
-          </w:p>
-        </w:tc>
-        <w:tc>
-          <w:tcPr>
-            <w:tcW w:w="3485" w:type="pct"/>
-          </w:tcPr>
-          <w:p>
-            <w:pPr>
-              <w:jc w:val="both"/>
-              <w:rPr>
-                <w:rFonts w:ascii="Garamond" w:hAnsi="Garamond" w:cs="Calibri"/>
-                <w:color w:val="000000" w:themeColor="text1"/>
-              </w:rPr>
-            </w:pPr>
-            <w:r>
-              <w:rPr>
-                <w:rFonts w:ascii="Garamond" w:hAnsi="Garamond" w:cs="Calibri"/>
-                <w:color w:val="000000" w:themeColor="text1"/>
-              </w:rPr>
-              <w:t xml:space="preserve">VLANs, TCP/IP, DNS, DHCP, VPN, ports, routing and switching, </w:t>
-            </w:r>
-          </w:p>
-          <w:p>
-            <w:pPr>
-              <w:jc w:val="both"/>
-              <w:rPr>
-                <w:rFonts w:ascii="Garamond" w:hAnsi="Garamond" w:cs="Calibri"/>
-                <w:color w:val="000000" w:themeColor="text1"/>
-              </w:rPr>
-            </w:pPr>
-            <w:r>
-              <w:rPr>
-                <w:rFonts w:ascii="Garamond" w:hAnsi="Garamond" w:cs="Calibri"/>
-                <w:color w:val="000000" w:themeColor="text1"/>
-              </w:rPr>
-              <w:t>LANs, WANs,</w:t>
-            </w:r>
-          </w:p>
-          <w:p>
-            <w:pPr>
-              <w:jc w:val="both"/>
-              <w:rPr>
-                <w:rFonts w:ascii="Garamond" w:hAnsi="Garamond"/>
-              </w:rPr>
-            </w:pPr>
-          </w:p>
-        </w:tc>
-      </w:tr>
-      <w:tr>
-        <w:trPr>
-          <w:trHeight w:val="261"/>
-        </w:trPr>
-        <w:tc>
-          <w:tcPr>
-            <w:tcW w:w="1515" w:type="pct"/>
-            <w:vAlign w:val="center"/>
-          </w:tcPr>
-          <w:p>
-            <w:pPr>
-              <w:rPr>
-                <w:rFonts w:ascii="Garamond" w:hAnsi="Garamond"/>
-                <w:b/>
-              </w:rPr>
-            </w:pPr>
-            <w:r>
-              <w:rPr>
-                <w:rFonts w:ascii="Garamond" w:eastAsia="Garamond" w:hAnsi="Garamond" w:cs="Garamond"/>
-                <w:b/>
-              </w:rPr>
-              <w:t>Remote Support</w:t>
-            </w:r>
-            <w:r>
-              <w:rPr>
-                <w:rFonts w:ascii="Garamond" w:hAnsi="Garamond"/>
-                <w:b/>
-              </w:rPr>
-              <w:t>:</w:t>
-            </w:r>
-          </w:p>
-        </w:tc>
-        <w:tc>
-          <w:tcPr>
-            <w:tcW w:w="3485" w:type="pct"/>
-          </w:tcPr>
-          <w:p>
-            <w:pPr>
-              <w:jc w:val="both"/>
-              <w:rPr>
-                <w:rFonts w:ascii="Garamond" w:hAnsi="Garamond" w:cs="Calibri"/>
-                <w:color w:val="000000" w:themeColor="text1"/>
-              </w:rPr>
-            </w:pPr>
-            <w:r>
-              <w:rPr>
-                <w:rFonts w:ascii="Garamond" w:hAnsi="Garamond" w:cs="Calibri"/>
-                <w:color w:val="000000" w:themeColor="text1"/>
-              </w:rPr>
-              <w:t xml:space="preserve">Connect Wise Control, TeamViewer, Any Desk, Remote Desktop Connection (RDP) </w:t>
-            </w:r>
-          </w:p>
-          <w:p>
-            <w:pPr>
-              <w:jc w:val="both"/>
-              <w:rPr>
-                <w:rFonts w:ascii="Garamond" w:hAnsi="Garamond" w:cs="Calibri"/>
-                <w:color w:val="000000" w:themeColor="text1"/>
-              </w:rPr>
-            </w:pPr>
-          </w:p>
-        </w:tc>
-      </w:tr>
-      <w:tr>
-        <w:trPr>
-          <w:trHeight w:val="261"/>
-        </w:trPr>
-        <w:tc>
-          <w:tcPr>
-            <w:tcW w:w="1515" w:type="pct"/>
-            <w:vAlign w:val="center"/>
-          </w:tcPr>
-          <w:p>
-            <w:pPr>
-              <w:jc w:val="both"/>
-              <w:rPr>
-                <w:rFonts w:ascii="Garamond" w:hAnsi="Garamond"/>
-                <w:b/>
-              </w:rPr>
-            </w:pPr>
-            <w:r>
-              <w:rPr>
-                <w:rFonts w:ascii="Garamond" w:hAnsi="Garamond"/>
-                <w:b/>
-              </w:rPr>
-              <w:t>Virtualisation</w:t>
-            </w:r>
-            <w:r>
-              <w:rPr>
-                <w:rFonts w:ascii="Garamond" w:hAnsi="Garamond"/>
-                <w:b/>
-              </w:rPr>
-              <w:t>:</w:t>
-            </w:r>
-          </w:p>
-        </w:tc>
-        <w:tc>
-          <w:tcPr>
-            <w:tcW w:w="3485" w:type="pct"/>
-          </w:tcPr>
-          <w:p>
-            <w:pPr>
-              <w:jc w:val="both"/>
-              <w:rPr>
-                <w:rFonts w:ascii="Garamond" w:hAnsi="Garamond"/>
-              </w:rPr>
-            </w:pPr>
-            <w:r>
-              <w:rPr>
-                <w:rFonts w:ascii="Garamond" w:hAnsi="Garamond"/>
-              </w:rPr>
-              <w:t>VMWare, Hyper-V, VirtualBox</w:t>
-            </w:r>
-          </w:p>
-          <w:p>
-            <w:pPr>
-              <w:jc w:val="both"/>
-              <w:rPr>
-                <w:rFonts w:ascii="Garamond" w:hAnsi="Garamond"/>
-              </w:rPr>
-            </w:pPr>
-          </w:p>
-        </w:tc>
-      </w:tr>
-      <w:tr>
-        <w:trPr>
-          <w:trHeight w:val="261"/>
-        </w:trPr>
-        <w:tc>
-          <w:tcPr>
-            <w:tcW w:w="1515" w:type="pct"/>
-            <w:vAlign w:val="center"/>
-          </w:tcPr>
-          <w:p>
-            <w:pPr>
-              <w:jc w:val="both"/>
-              <w:rPr>
-                <w:rFonts w:ascii="Garamond" w:hAnsi="Garamond"/>
-                <w:b/>
-              </w:rPr>
-            </w:pPr>
-            <w:r>
-              <w:rPr>
-                <w:rFonts w:ascii="Garamond" w:hAnsi="Garamond"/>
-                <w:b/>
-              </w:rPr>
-              <w:t>Server:</w:t>
-            </w:r>
-          </w:p>
-        </w:tc>
-        <w:tc>
-          <w:tcPr>
-            <w:tcW w:w="3485" w:type="pct"/>
-          </w:tcPr>
-          <w:p>
-            <w:pPr>
-              <w:jc w:val="both"/>
-              <w:rPr>
-                <w:rFonts w:ascii="Garamond" w:hAnsi="Garamond"/>
-              </w:rPr>
-            </w:pPr>
-            <w:r>
-              <w:rPr>
-                <w:rFonts w:ascii="Garamond" w:hAnsi="Garamond"/>
-              </w:rPr>
-              <w:t>Ubuntu Server, Windows Server, DNS server, DHCP Server</w:t>
-            </w:r>
-          </w:p>
-        </w:tc>
-      </w:tr>
-    </w:tbl>
-    <w:p>
-      <w:pPr>
-        <w:pBdr>
-          <w:bottom w:val="single" w:sz="4" w:space="1" w:color="000000"/>
-        </w:pBdr>
-        <w:spacing w:after="0" w:line="240" w:lineRule="auto"/>
-        <w:jc w:val="both"/>
-        <w:rPr>
-          <w:rFonts w:ascii="Garamond" w:eastAsia="Arial" w:hAnsi="Garamond" w:cs="Arial"/>
+      </w:pPr>
+      <w:r>
+        <w:rPr>
+          <w:rFonts w:asciiTheme="minorHAnsi" w:eastAsia="Arial" w:hAnsiTheme="minorHAnsi" w:cstheme="minorHAnsi"/>
           <w:b/>
           <w:bCs/>
           <w:sz w:val="20"/>
           <w:szCs w:val="20"/>
         </w:rPr>
-      </w:pPr>
-    </w:p>
-    <w:p>
-      <w:pPr>
-        <w:pBdr>
-          <w:bottom w:val="single" w:sz="4" w:space="1" w:color="000000"/>
-        </w:pBdr>
-        <w:spacing w:after="0" w:line="240" w:lineRule="auto"/>
-        <w:jc w:val="both"/>
-        <w:rPr>
-          <w:rFonts w:ascii="Garamond" w:eastAsia="Arial" w:hAnsi="Garamond" w:cs="Arial"/>
-          <w:b/>
-          <w:bCs/>
-          <w:sz w:val="20"/>
-          <w:szCs w:val="20"/>
-        </w:rPr>
-      </w:pPr>
-      <w:r>
-        <w:rPr>
-          <w:rFonts w:ascii="Garamond" w:eastAsia="Arial" w:hAnsi="Garamond" w:cs="Arial"/>
-          <w:b/>
-          <w:bCs/>
-          <w:sz w:val="20"/>
-          <w:szCs w:val="20"/>
-        </w:rPr>
-        <w:t xml:space="preserve">PERSONAL ATTRIBUTES </w:t>
+        <w:t>TECHNICAL PROJECTS &amp; HOMELABS</w:t>
       </w:r>
     </w:p>
     <w:p>
@@ -1894,16 +1830,568 @@
           <w:ilvl w:val="0"/>
           <w:numId w:val="24"/>
         </w:numPr>
-        <w:jc w:val="both"/>
-        <w:rPr>
-          <w:rFonts w:ascii="Garamond" w:hAnsi="Garamond"/>
-        </w:rPr>
-      </w:pPr>
-      <w:r>
-        <w:rPr>
-          <w:rFonts w:ascii="Garamond" w:hAnsi="Garamond"/>
-        </w:rPr>
-        <w:t>Always eager to learn and teamwork.</w:t>
+        <w:spacing w:line="276" w:lineRule="auto"/>
+        <w:ind w:right="141"/>
+        <w:jc w:val="both"/>
+        <w:rPr>
+          <w:rFonts w:cstheme="minorHAnsi"/>
+          <w:color w:val="000000" w:themeColor="text1"/>
+        </w:rPr>
+      </w:pPr>
+      <w:r>
+        <w:rPr>
+          <w:rFonts w:cstheme="minorHAnsi"/>
+          <w:b/>
+          <w:bCs/>
+          <w:u w:val="single"/>
+        </w:rPr>
+        <w:t>Enterprise Virtualization Lab</w:t>
+      </w:r>
+      <w:r>
+        <w:rPr>
+          <w:rFonts w:cstheme="minorHAnsi"/>
+        </w:rPr>
+        <w:t xml:space="preserve">: </w:t>
+      </w:r>
+      <w:r>
+        <w:rPr>
+          <w:rFonts w:cstheme="minorHAnsi"/>
+          <w:color w:val="000000" w:themeColor="text1"/>
+        </w:rPr>
+        <w:t xml:space="preserve">Designed and maintained a high-availability home lab using </w:t>
+      </w:r>
+      <w:proofErr w:type="spellStart"/>
+      <w:r>
+        <w:rPr>
+          <w:rFonts w:cstheme="minorHAnsi"/>
+          <w:color w:val="000000" w:themeColor="text1"/>
+        </w:rPr>
+        <w:t>Proxmox</w:t>
+      </w:r>
+      <w:proofErr w:type="spellEnd"/>
+      <w:r>
+        <w:rPr>
+          <w:rFonts w:cstheme="minorHAnsi"/>
+          <w:color w:val="000000" w:themeColor="text1"/>
+        </w:rPr>
+        <w:t xml:space="preserve"> and VMware </w:t>
+      </w:r>
+      <w:proofErr w:type="spellStart"/>
+      <w:r>
+        <w:rPr>
+          <w:rFonts w:cstheme="minorHAnsi"/>
+          <w:color w:val="000000" w:themeColor="text1"/>
+        </w:rPr>
+        <w:t>ESXi</w:t>
+      </w:r>
+      <w:proofErr w:type="spellEnd"/>
+    </w:p>
+    <w:p>
+      <w:pPr>
+        <w:pStyle w:val="NoSpacing"/>
+        <w:numPr>
+          <w:ilvl w:val="0"/>
+          <w:numId w:val="24"/>
+        </w:numPr>
+        <w:spacing w:line="276" w:lineRule="auto"/>
+        <w:ind w:right="141"/>
+        <w:jc w:val="both"/>
+        <w:rPr>
+          <w:rFonts w:cstheme="minorHAnsi"/>
+          <w:color w:val="000000" w:themeColor="text1"/>
+        </w:rPr>
+      </w:pPr>
+      <w:r>
+        <w:rPr>
+          <w:rFonts w:cstheme="minorHAnsi"/>
+          <w:b/>
+          <w:bCs/>
+          <w:color w:val="000000" w:themeColor="text1"/>
+          <w:u w:val="single"/>
+        </w:rPr>
+        <w:t>Centralised Management &amp; RMM:</w:t>
+      </w:r>
+      <w:r>
+        <w:rPr>
+          <w:rFonts w:cstheme="minorHAnsi"/>
+          <w:color w:val="000000" w:themeColor="text1"/>
+        </w:rPr>
+        <w:t xml:space="preserve"> Deploy and manage a self-hosted </w:t>
+      </w:r>
+      <w:proofErr w:type="spellStart"/>
+      <w:r>
+        <w:rPr>
+          <w:rFonts w:cstheme="minorHAnsi"/>
+          <w:color w:val="000000" w:themeColor="text1"/>
+        </w:rPr>
+        <w:t>MeshCentral</w:t>
+      </w:r>
+      <w:proofErr w:type="spellEnd"/>
+      <w:r>
+        <w:rPr>
+          <w:rFonts w:cstheme="minorHAnsi"/>
+          <w:color w:val="000000" w:themeColor="text1"/>
+        </w:rPr>
+        <w:t xml:space="preserve"> instance for remote monitoring and management (RMM) of a multi-OS environment (Linux/Windows).</w:t>
+      </w:r>
+    </w:p>
+    <w:p>
+      <w:pPr>
+        <w:pStyle w:val="NoSpacing"/>
+        <w:numPr>
+          <w:ilvl w:val="0"/>
+          <w:numId w:val="24"/>
+        </w:numPr>
+        <w:spacing w:line="276" w:lineRule="auto"/>
+        <w:ind w:right="141"/>
+        <w:jc w:val="both"/>
+        <w:rPr>
+          <w:rFonts w:cstheme="minorHAnsi"/>
+          <w:color w:val="000000" w:themeColor="text1"/>
+        </w:rPr>
+      </w:pPr>
+      <w:r>
+        <w:rPr>
+          <w:rFonts w:cstheme="minorHAnsi"/>
+          <w:b/>
+          <w:bCs/>
+          <w:color w:val="000000" w:themeColor="text1"/>
+          <w:u w:val="single"/>
+        </w:rPr>
+        <w:t>Network Security &amp; DNS Filtering</w:t>
+      </w:r>
+      <w:r>
+        <w:rPr>
+          <w:rFonts w:cstheme="minorHAnsi"/>
+          <w:color w:val="000000" w:themeColor="text1"/>
+        </w:rPr>
+        <w:t xml:space="preserve">: Implemented </w:t>
+      </w:r>
+      <w:proofErr w:type="spellStart"/>
+      <w:r>
+        <w:rPr>
+          <w:rFonts w:cstheme="minorHAnsi"/>
+          <w:color w:val="000000" w:themeColor="text1"/>
+        </w:rPr>
+        <w:t>AdGuard</w:t>
+      </w:r>
+      <w:proofErr w:type="spellEnd"/>
+      <w:r>
+        <w:rPr>
+          <w:rFonts w:cstheme="minorHAnsi"/>
+          <w:color w:val="000000" w:themeColor="text1"/>
+        </w:rPr>
+        <w:t xml:space="preserve"> Home for network-wide DNS-level ad-blocking and</w:t>
+      </w:r>
+      <w:r>
+        <w:rPr>
+          <w:rFonts w:cstheme="minorHAnsi"/>
+          <w:color w:val="000000" w:themeColor="text1"/>
+        </w:rPr>
+        <w:t xml:space="preserve"> self-hosted </w:t>
+      </w:r>
+      <w:proofErr w:type="spellStart"/>
+      <w:r>
+        <w:rPr>
+          <w:rFonts w:cstheme="minorHAnsi"/>
+          <w:color w:val="000000" w:themeColor="text1"/>
+        </w:rPr>
+        <w:t>wireguard</w:t>
+      </w:r>
+      <w:proofErr w:type="spellEnd"/>
+      <w:r>
+        <w:rPr>
+          <w:rFonts w:cstheme="minorHAnsi"/>
+          <w:color w:val="000000" w:themeColor="text1"/>
+        </w:rPr>
+        <w:t xml:space="preserve"> instance for remote access</w:t>
+      </w:r>
+      <w:r>
+        <w:rPr>
+          <w:rFonts w:cstheme="minorHAnsi"/>
+          <w:color w:val="000000" w:themeColor="text1"/>
+        </w:rPr>
+        <w:t>.</w:t>
+      </w:r>
+    </w:p>
+    <w:p>
+      <w:pPr>
+        <w:pStyle w:val="NoSpacing"/>
+        <w:numPr>
+          <w:ilvl w:val="0"/>
+          <w:numId w:val="24"/>
+        </w:numPr>
+        <w:spacing w:line="276" w:lineRule="auto"/>
+        <w:ind w:right="141"/>
+        <w:jc w:val="both"/>
+        <w:rPr>
+          <w:rFonts w:cstheme="minorHAnsi"/>
+          <w:color w:val="000000" w:themeColor="text1"/>
+        </w:rPr>
+      </w:pPr>
+      <w:r>
+        <w:rPr>
+          <w:rFonts w:cstheme="minorHAnsi"/>
+          <w:b/>
+          <w:bCs/>
+          <w:color w:val="000000" w:themeColor="text1"/>
+          <w:u w:val="single"/>
+        </w:rPr>
+        <w:t>Linux Systems Administration</w:t>
+      </w:r>
+      <w:r>
+        <w:rPr>
+          <w:rFonts w:cstheme="minorHAnsi"/>
+          <w:color w:val="000000" w:themeColor="text1"/>
+        </w:rPr>
+        <w:t>: Manage a fleet of Linux virtual machines and containers for self-hosted services, utilizing CLI for troubleshooting, updates, and performance tuning.</w:t>
+      </w:r>
+    </w:p>
+    <w:p>
+      <w:pPr>
+        <w:pStyle w:val="NoSpacing"/>
+        <w:spacing w:line="276" w:lineRule="auto"/>
+        <w:ind w:left="360" w:right="141"/>
+        <w:jc w:val="both"/>
+        <w:rPr>
+          <w:rFonts w:cstheme="minorHAnsi"/>
+          <w:color w:val="000000" w:themeColor="text1"/>
+        </w:rPr>
+      </w:pPr>
+      <w:r>
+        <w:rPr>
+          <w:rFonts w:cstheme="minorHAnsi"/>
+          <w:color w:val="000000" w:themeColor="text1"/>
+        </w:rPr>
+        <w:t>More info at my personal blog site</w:t>
+      </w:r>
+      <w:r>
+        <w:rPr>
+          <w:rFonts w:cstheme="minorHAnsi"/>
+          <w:color w:val="000000" w:themeColor="text1"/>
+        </w:rPr>
+        <w:t>:</w:t>
+      </w:r>
+      <w:r>
+        <w:rPr>
+          <w:rFonts w:cstheme="minorHAnsi"/>
+          <w:color w:val="000000" w:themeColor="text1"/>
+        </w:rPr>
+        <w:t xml:space="preserve"> </w:t>
+      </w:r>
+      <w:hyperlink r:id="rId10" w:history="1">
+        <w:r>
+          <w:rPr>
+            <w:rStyle w:val="Hyperlink"/>
+            <w:rFonts w:cstheme="minorHAnsi"/>
+          </w:rPr>
+          <w:t>blogs.ajayakc.com</w:t>
+        </w:r>
+      </w:hyperlink>
+    </w:p>
+    <w:p>
+      <w:pPr>
+        <w:pStyle w:val="NoSpacing"/>
+        <w:ind w:left="720"/>
+        <w:jc w:val="both"/>
+        <w:rPr>
+          <w:rFonts w:cstheme="minorHAnsi"/>
+        </w:rPr>
+      </w:pPr>
+    </w:p>
+    <w:p>
+      <w:pPr>
+        <w:pBdr>
+          <w:bottom w:val="single" w:sz="4" w:space="1" w:color="000000"/>
+        </w:pBdr>
+        <w:spacing w:after="0" w:line="240" w:lineRule="auto"/>
+        <w:jc w:val="both"/>
+        <w:rPr>
+          <w:rFonts w:asciiTheme="minorHAnsi" w:eastAsia="Arial" w:hAnsiTheme="minorHAnsi" w:cstheme="minorHAnsi"/>
+          <w:b/>
+          <w:bCs/>
+          <w:sz w:val="20"/>
+          <w:szCs w:val="20"/>
+        </w:rPr>
+      </w:pPr>
+      <w:r>
+        <w:rPr>
+          <w:rFonts w:asciiTheme="minorHAnsi" w:eastAsia="Arial" w:hAnsiTheme="minorHAnsi" w:cstheme="minorHAnsi"/>
+          <w:b/>
+          <w:bCs/>
+          <w:sz w:val="20"/>
+          <w:szCs w:val="20"/>
+        </w:rPr>
+        <w:t>INDUSTRY CERTIFICATIONS</w:t>
+      </w:r>
+    </w:p>
+    <w:p>
+      <w:pPr>
+        <w:pStyle w:val="NoSpacing"/>
+        <w:numPr>
+          <w:ilvl w:val="0"/>
+          <w:numId w:val="31"/>
+        </w:numPr>
+        <w:jc w:val="both"/>
+        <w:rPr>
+          <w:rFonts w:cstheme="minorHAnsi"/>
+        </w:rPr>
+      </w:pPr>
+      <w:r>
+        <w:rPr>
+          <w:rFonts w:cstheme="minorHAnsi"/>
+        </w:rPr>
+        <w:t>Google IT Support Professional Certificate — Coursera</w:t>
+      </w:r>
+    </w:p>
+    <w:p>
+      <w:pPr>
+        <w:pStyle w:val="NoSpacing"/>
+        <w:numPr>
+          <w:ilvl w:val="0"/>
+          <w:numId w:val="31"/>
+        </w:numPr>
+        <w:jc w:val="both"/>
+        <w:rPr>
+          <w:rFonts w:cstheme="minorHAnsi"/>
+        </w:rPr>
+      </w:pPr>
+      <w:r>
+        <w:rPr>
+          <w:rFonts w:cstheme="minorHAnsi"/>
+        </w:rPr>
+        <w:t>Microsoft Certified: Azure Fundamentals (AZ-900)</w:t>
+      </w:r>
+      <w:r>
+        <w:rPr>
+          <w:rFonts w:cstheme="minorHAnsi"/>
+        </w:rPr>
+        <w:t xml:space="preserve"> </w:t>
+      </w:r>
+      <w:r>
+        <w:rPr>
+          <w:rFonts w:cstheme="minorHAnsi"/>
+        </w:rPr>
+        <w:t>—</w:t>
+      </w:r>
+      <w:r>
+        <w:rPr>
+          <w:rFonts w:cstheme="minorHAnsi"/>
+        </w:rPr>
+        <w:t xml:space="preserve"> Microsoft</w:t>
+      </w:r>
+    </w:p>
+    <w:p>
+      <w:pPr>
+        <w:pStyle w:val="NoSpacing"/>
+        <w:numPr>
+          <w:ilvl w:val="0"/>
+          <w:numId w:val="31"/>
+        </w:numPr>
+        <w:jc w:val="both"/>
+        <w:rPr>
+          <w:rFonts w:cstheme="minorHAnsi"/>
+        </w:rPr>
+      </w:pPr>
+      <w:r>
+        <w:rPr>
+          <w:rFonts w:cstheme="minorHAnsi"/>
+        </w:rPr>
+        <w:t>Microsoft 365 Certified: Fundamentals</w:t>
+      </w:r>
+      <w:r>
+        <w:rPr>
+          <w:rFonts w:cstheme="minorHAnsi"/>
+        </w:rPr>
+        <w:t xml:space="preserve"> </w:t>
+      </w:r>
+      <w:r>
+        <w:rPr>
+          <w:rFonts w:cstheme="minorHAnsi"/>
+        </w:rPr>
+        <w:t>—</w:t>
+      </w:r>
+      <w:r>
+        <w:rPr>
+          <w:rFonts w:cstheme="minorHAnsi"/>
+        </w:rPr>
+        <w:t xml:space="preserve"> Microsoft</w:t>
+      </w:r>
+    </w:p>
+    <w:p>
+      <w:pPr>
+        <w:pStyle w:val="NoSpacing"/>
+        <w:numPr>
+          <w:ilvl w:val="0"/>
+          <w:numId w:val="31"/>
+        </w:numPr>
+        <w:jc w:val="both"/>
+        <w:rPr>
+          <w:rFonts w:cstheme="minorHAnsi"/>
+        </w:rPr>
+      </w:pPr>
+      <w:r>
+        <w:rPr>
+          <w:rFonts w:cstheme="minorHAnsi"/>
+        </w:rPr>
+        <w:t>ITIL 4: Foundations and Framework</w:t>
+      </w:r>
+      <w:r>
+        <w:rPr>
+          <w:rFonts w:cstheme="minorHAnsi"/>
+        </w:rPr>
+        <w:t xml:space="preserve"> </w:t>
+      </w:r>
+      <w:r>
+        <w:rPr>
+          <w:rFonts w:cstheme="minorHAnsi"/>
+        </w:rPr>
+        <w:t>—</w:t>
+      </w:r>
+      <w:r>
+        <w:rPr>
+          <w:rFonts w:cstheme="minorHAnsi"/>
+        </w:rPr>
+        <w:t xml:space="preserve"> Coursera</w:t>
+      </w:r>
+    </w:p>
+    <w:p>
+      <w:pPr>
+        <w:pBdr>
+          <w:bottom w:val="single" w:sz="4" w:space="1" w:color="000000"/>
+        </w:pBdr>
+        <w:spacing w:after="0" w:line="240" w:lineRule="auto"/>
+        <w:jc w:val="both"/>
+        <w:rPr>
+          <w:rFonts w:asciiTheme="minorHAnsi" w:eastAsia="Arial" w:hAnsiTheme="minorHAnsi" w:cstheme="minorHAnsi"/>
+          <w:b/>
+          <w:bCs/>
+          <w:sz w:val="20"/>
+          <w:szCs w:val="20"/>
+        </w:rPr>
+      </w:pPr>
+    </w:p>
+    <w:p>
+      <w:pPr>
+        <w:pBdr>
+          <w:bottom w:val="single" w:sz="4" w:space="1" w:color="000000"/>
+        </w:pBdr>
+        <w:spacing w:after="0" w:line="240" w:lineRule="auto"/>
+        <w:jc w:val="both"/>
+        <w:rPr>
+          <w:rFonts w:asciiTheme="minorHAnsi" w:eastAsia="Arial" w:hAnsiTheme="minorHAnsi" w:cstheme="minorHAnsi"/>
+          <w:b/>
+          <w:bCs/>
+          <w:sz w:val="20"/>
+          <w:szCs w:val="20"/>
+        </w:rPr>
+      </w:pPr>
+    </w:p>
+    <w:p>
+      <w:pPr>
+        <w:pBdr>
+          <w:bottom w:val="single" w:sz="4" w:space="1" w:color="000000"/>
+        </w:pBdr>
+        <w:spacing w:after="0" w:line="240" w:lineRule="auto"/>
+        <w:jc w:val="both"/>
+        <w:rPr>
+          <w:rFonts w:asciiTheme="minorHAnsi" w:eastAsia="Arial" w:hAnsiTheme="minorHAnsi" w:cstheme="minorHAnsi"/>
+          <w:b/>
+          <w:bCs/>
+          <w:sz w:val="20"/>
+          <w:szCs w:val="20"/>
+        </w:rPr>
+      </w:pPr>
+      <w:r>
+        <w:rPr>
+          <w:rFonts w:asciiTheme="minorHAnsi" w:eastAsia="Arial" w:hAnsiTheme="minorHAnsi" w:cstheme="minorHAnsi"/>
+          <w:b/>
+          <w:bCs/>
+          <w:sz w:val="20"/>
+          <w:szCs w:val="20"/>
+        </w:rPr>
+        <w:t xml:space="preserve">PERSONAL ATTRIBUTES </w:t>
+      </w:r>
+    </w:p>
+    <w:p>
+      <w:pPr>
+        <w:pStyle w:val="NoSpacing"/>
+        <w:numPr>
+          <w:ilvl w:val="0"/>
+          <w:numId w:val="24"/>
+        </w:numPr>
+        <w:jc w:val="both"/>
+        <w:rPr>
+          <w:rFonts w:cstheme="minorHAnsi"/>
+        </w:rPr>
+      </w:pPr>
+      <w:r>
+        <w:rPr>
+          <w:rFonts w:cstheme="minorHAnsi"/>
+        </w:rPr>
+        <w:t>Enthusiastic towards IT World, Passion for learning and Quick learner</w:t>
+      </w:r>
+    </w:p>
+    <w:p>
+      <w:pPr>
+        <w:pStyle w:val="NoSpacing"/>
+        <w:numPr>
+          <w:ilvl w:val="0"/>
+          <w:numId w:val="24"/>
+        </w:numPr>
+        <w:jc w:val="both"/>
+        <w:rPr>
+          <w:rFonts w:cstheme="minorHAnsi"/>
+        </w:rPr>
+      </w:pPr>
+      <w:r>
+        <w:rPr>
+          <w:rFonts w:cstheme="minorHAnsi"/>
+        </w:rPr>
+        <w:t xml:space="preserve">Have </w:t>
+      </w:r>
+      <w:r>
+        <w:rPr>
+          <w:rFonts w:cstheme="minorHAnsi"/>
+        </w:rPr>
+        <w:t>home lab</w:t>
+      </w:r>
+      <w:r>
+        <w:rPr>
+          <w:rFonts w:cstheme="minorHAnsi"/>
+        </w:rPr>
+        <w:t xml:space="preserve"> setup and doing own project and stuffs.</w:t>
+      </w:r>
+    </w:p>
+    <w:p>
+      <w:pPr>
+        <w:pStyle w:val="NoSpacing"/>
+        <w:numPr>
+          <w:ilvl w:val="0"/>
+          <w:numId w:val="24"/>
+        </w:numPr>
+        <w:jc w:val="both"/>
+        <w:rPr>
+          <w:rFonts w:cstheme="minorHAnsi"/>
+        </w:rPr>
+      </w:pPr>
+      <w:r>
+        <w:rPr>
+          <w:rFonts w:cstheme="minorHAnsi"/>
+        </w:rPr>
+        <w:t>Always eager to learn and</w:t>
+      </w:r>
+      <w:r>
+        <w:rPr>
+          <w:rFonts w:cstheme="minorHAnsi"/>
+        </w:rPr>
+        <w:t xml:space="preserve"> work in a</w:t>
+      </w:r>
+      <w:r>
+        <w:rPr>
+          <w:rFonts w:cstheme="minorHAnsi"/>
+        </w:rPr>
+        <w:t xml:space="preserve"> team.</w:t>
       </w:r>
     </w:p>
     <w:p>
@@ -1915,14 +2403,26 @@
         </w:numPr>
         <w:jc w:val="both"/>
         <w:rPr>
-          <w:rFonts w:ascii="Garamond" w:hAnsi="Garamond"/>
-        </w:rPr>
-      </w:pPr>
-      <w:r>
-        <w:rPr>
-          <w:rFonts w:ascii="Garamond" w:hAnsi="Garamond" w:cs="Calibri"/>
-        </w:rPr>
-        <w:t>Ability to prioritize and can work under pressure.</w:t>
+          <w:rFonts w:asciiTheme="minorHAnsi" w:hAnsiTheme="minorHAnsi" w:cstheme="minorHAnsi"/>
+        </w:rPr>
+      </w:pPr>
+      <w:r>
+        <w:rPr>
+          <w:rFonts w:asciiTheme="minorHAnsi" w:hAnsiTheme="minorHAnsi" w:cstheme="minorHAnsi"/>
+        </w:rPr>
+        <w:t>Ability to</w:t>
+      </w:r>
+      <w:r>
+        <w:rPr>
+          <w:rFonts w:asciiTheme="minorHAnsi" w:hAnsiTheme="minorHAnsi" w:cstheme="minorHAnsi"/>
+        </w:rPr>
+        <w:t xml:space="preserve"> multitask,</w:t>
+      </w:r>
+      <w:r>
+        <w:rPr>
+          <w:rFonts w:asciiTheme="minorHAnsi" w:hAnsiTheme="minorHAnsi" w:cstheme="minorHAnsi"/>
+        </w:rPr>
+        <w:t xml:space="preserve"> prioritize and can work under pressure.</w:t>
       </w:r>
     </w:p>
     <w:p>
@@ -1934,14 +2434,14 @@
         </w:numPr>
         <w:jc w:val="both"/>
         <w:rPr>
-          <w:rFonts w:ascii="Garamond" w:hAnsi="Garamond"/>
-        </w:rPr>
-      </w:pPr>
-      <w:r>
-        <w:rPr>
-          <w:rFonts w:ascii="Garamond" w:hAnsi="Garamond" w:cs="Calibri"/>
-        </w:rPr>
-        <w:t>Ability to multitask.</w:t>
+          <w:rFonts w:asciiTheme="minorHAnsi" w:hAnsiTheme="minorHAnsi" w:cstheme="minorHAnsi"/>
+        </w:rPr>
+      </w:pPr>
+      <w:r>
+        <w:rPr>
+          <w:rFonts w:asciiTheme="minorHAnsi" w:hAnsiTheme="minorHAnsi" w:cstheme="minorHAnsi"/>
+        </w:rPr>
+        <w:t xml:space="preserve">Ability to work independently or with a team in a fast-paced deadline-oriented workload. </w:t>
       </w:r>
     </w:p>
     <w:p>
@@ -1953,14 +2453,15 @@
         </w:numPr>
         <w:jc w:val="both"/>
         <w:rPr>
-          <w:rFonts w:ascii="Garamond" w:hAnsi="Garamond"/>
-        </w:rPr>
-      </w:pPr>
-      <w:r>
-        <w:rPr>
-          <w:rFonts w:ascii="Garamond" w:hAnsi="Garamond" w:cs="Calibri"/>
-        </w:rPr>
-        <w:t xml:space="preserve">Ability to work independently or with a team in a fast-paced deadline-oriented workload. </w:t>
+          <w:rFonts w:asciiTheme="minorHAnsi" w:hAnsiTheme="minorHAnsi" w:cstheme="minorHAnsi"/>
+        </w:rPr>
+      </w:pPr>
+      <w:r>
+        <w:rPr>
+          <w:rFonts w:asciiTheme="minorHAnsi" w:hAnsiTheme="minorHAnsi" w:cstheme="minorHAnsi"/>
+        </w:rPr>
+        <w:lastRenderedPageBreak/>
+        <w:t xml:space="preserve">Self-motivated worker with demonstrated initiatives and dedication to achieving organizational growth. </w:t>
       </w:r>
     </w:p>
     <w:p>
@@ -1972,83 +2473,14 @@
         </w:numPr>
         <w:jc w:val="both"/>
         <w:rPr>
-          <w:rFonts w:ascii="Garamond" w:hAnsi="Garamond"/>
-        </w:rPr>
-      </w:pPr>
-      <w:r>
-        <w:rPr>
-          <w:rFonts w:ascii="Garamond" w:hAnsi="Garamond" w:cs="Calibri"/>
-        </w:rPr>
-        <w:t xml:space="preserve">Self-motivated worker with demonstrated initiatives and dedication to achieving organizational growth. </w:t>
-      </w:r>
-    </w:p>
-    <w:p>
-      <w:pPr>
-        <w:pStyle w:val="ListParagraph"/>
-        <w:numPr>
-          <w:ilvl w:val="0"/>
-          <w:numId w:val="24"/>
-        </w:numPr>
-        <w:jc w:val="both"/>
-        <w:rPr>
-          <w:rFonts w:ascii="Garamond" w:hAnsi="Garamond"/>
-        </w:rPr>
-      </w:pPr>
-      <w:r>
-        <w:rPr>
-          <w:rFonts w:ascii="Garamond" w:hAnsi="Garamond" w:cs="Calibri"/>
+          <w:rFonts w:asciiTheme="minorHAnsi" w:hAnsiTheme="minorHAnsi" w:cstheme="minorHAnsi"/>
+        </w:rPr>
+      </w:pPr>
+      <w:r>
+        <w:rPr>
+          <w:rFonts w:asciiTheme="minorHAnsi" w:hAnsiTheme="minorHAnsi" w:cstheme="minorHAnsi"/>
         </w:rPr>
         <w:t>Strong verbal and written communication skills.</w:t>
-      </w:r>
-    </w:p>
-    <w:p>
-      <w:pPr>
-        <w:pStyle w:val="ListParagraph"/>
-        <w:numPr>
-          <w:ilvl w:val="0"/>
-          <w:numId w:val="24"/>
-        </w:numPr>
-        <w:jc w:val="both"/>
-        <w:rPr>
-          <w:rFonts w:ascii="Garamond" w:hAnsi="Garamond"/>
-        </w:rPr>
-      </w:pPr>
-      <w:r>
-        <w:rPr>
-          <w:rFonts w:ascii="Garamond" w:hAnsi="Garamond" w:cs="Calibri"/>
-        </w:rPr>
-        <w:t>Always ready to help people.</w:t>
-      </w:r>
-    </w:p>
-    <w:p>
-      <w:pPr>
-        <w:pStyle w:val="ListParagraph"/>
-        <w:numPr>
-          <w:ilvl w:val="0"/>
-          <w:numId w:val="24"/>
-        </w:numPr>
-        <w:jc w:val="both"/>
-        <w:rPr>
-          <w:rFonts w:ascii="Garamond" w:hAnsi="Garamond" w:cs="Calibri"/>
-        </w:rPr>
-      </w:pPr>
-      <w:r>
-        <w:rPr>
-          <w:rFonts w:ascii="Garamond" w:hAnsi="Garamond" w:cs="Calibri"/>
-        </w:rPr>
-        <w:t xml:space="preserve">Australian </w:t>
-      </w:r>
-      <w:r>
-        <w:rPr>
-          <w:rFonts w:ascii="Garamond" w:hAnsi="Garamond" w:cs="Calibri"/>
-        </w:rPr>
-        <w:t>Driver’s</w:t>
-      </w:r>
-      <w:r>
-        <w:rPr>
-          <w:rFonts w:ascii="Garamond" w:hAnsi="Garamond" w:cs="Calibri"/>
-        </w:rPr>
-        <w:t xml:space="preserve"> License</w:t>
       </w:r>
     </w:p>
     <w:p>
@@ -2059,21 +2491,69 @@
         <w:spacing w:after="0" w:line="240" w:lineRule="auto"/>
         <w:jc w:val="both"/>
         <w:rPr>
-          <w:rFonts w:ascii="Garamond" w:eastAsia="Arial" w:hAnsi="Garamond" w:cs="Arial"/>
+          <w:rFonts w:asciiTheme="minorHAnsi" w:eastAsia="Arial" w:hAnsiTheme="minorHAnsi" w:cstheme="minorHAnsi"/>
           <w:b/>
           <w:bCs/>
           <w:sz w:val="20"/>
           <w:szCs w:val="20"/>
         </w:rPr>
       </w:pPr>
-      <w:r>
-        <w:rPr>
-          <w:rFonts w:ascii="Garamond" w:eastAsia="Arial" w:hAnsi="Garamond" w:cs="Arial"/>
+    </w:p>
+    <w:p>
+      <w:pPr>
+        <w:pBdr>
+          <w:bottom w:val="single" w:sz="4" w:space="1" w:color="000000"/>
+        </w:pBdr>
+        <w:spacing w:after="0" w:line="240" w:lineRule="auto"/>
+        <w:jc w:val="both"/>
+        <w:rPr>
+          <w:rFonts w:asciiTheme="minorHAnsi" w:eastAsia="Arial" w:hAnsiTheme="minorHAnsi" w:cstheme="minorHAnsi"/>
           <w:b/>
           <w:bCs/>
           <w:sz w:val="20"/>
           <w:szCs w:val="20"/>
         </w:rPr>
+      </w:pPr>
+    </w:p>
+    <w:p>
+      <w:pPr>
+        <w:pBdr>
+          <w:bottom w:val="single" w:sz="4" w:space="1" w:color="000000"/>
+        </w:pBdr>
+        <w:spacing w:after="0" w:line="240" w:lineRule="auto"/>
+        <w:jc w:val="both"/>
+        <w:rPr>
+          <w:rFonts w:asciiTheme="minorHAnsi" w:eastAsia="Arial" w:hAnsiTheme="minorHAnsi" w:cstheme="minorHAnsi"/>
+          <w:b/>
+          <w:bCs/>
+          <w:sz w:val="20"/>
+          <w:szCs w:val="20"/>
+        </w:rPr>
+      </w:pPr>
+    </w:p>
+    <w:p>
+      <w:pPr>
+        <w:pBdr>
+          <w:bottom w:val="single" w:sz="4" w:space="1" w:color="000000"/>
+        </w:pBdr>
+        <w:spacing w:after="0" w:line="240" w:lineRule="auto"/>
+        <w:jc w:val="both"/>
+        <w:rPr>
+          <w:rFonts w:asciiTheme="minorHAnsi" w:eastAsia="Arial" w:hAnsiTheme="minorHAnsi" w:cstheme="minorHAnsi"/>
+          <w:b/>
+          <w:bCs/>
+          <w:sz w:val="20"/>
+          <w:szCs w:val="20"/>
+        </w:rPr>
+      </w:pPr>
+      <w:r>
+        <w:rPr>
+          <w:rFonts w:asciiTheme="minorHAnsi" w:eastAsia="Arial" w:hAnsiTheme="minorHAnsi" w:cstheme="minorHAnsi"/>
+          <w:b/>
+          <w:bCs/>
+          <w:sz w:val="20"/>
+          <w:szCs w:val="20"/>
+        </w:rPr>
         <w:t>EDUCATION</w:t>
       </w:r>
     </w:p>
@@ -2085,132 +2565,57 @@
         </w:tabs>
         <w:jc w:val="both"/>
         <w:rPr>
-          <w:rFonts w:ascii="Garamond" w:hAnsi="Garamond"/>
-          <w:b/>
-          <w:bCs/>
-        </w:rPr>
-      </w:pPr>
-      <w:r>
-        <w:rPr>
-          <w:rFonts w:ascii="Garamond" w:hAnsi="Garamond"/>
-          <w:b/>
-          <w:bCs/>
-        </w:rPr>
-        <w:t xml:space="preserve">Bachelor of Information Technology                                                                                </w:t>
-      </w:r>
-      <w:r>
-        <w:rPr>
-          <w:rFonts w:ascii="Garamond" w:hAnsi="Garamond"/>
-          <w:b/>
-          <w:bCs/>
-        </w:rPr>
-        <w:t>Jul</w:t>
-      </w:r>
-      <w:r>
-        <w:rPr>
-          <w:rFonts w:ascii="Garamond" w:hAnsi="Garamond"/>
-          <w:b/>
-          <w:bCs/>
+          <w:rFonts w:cstheme="minorHAnsi"/>
+        </w:rPr>
+      </w:pPr>
+      <w:r>
+        <w:rPr>
+          <w:rFonts w:cstheme="minorHAnsi"/>
+        </w:rPr>
+        <w:t xml:space="preserve">Australian Computer Society Professional Year                                                             </w:t>
+      </w:r>
+      <w:r>
+        <w:rPr>
+          <w:rFonts w:cstheme="minorHAnsi"/>
+        </w:rPr>
+        <w:t>Dec</w:t>
+      </w:r>
+      <w:r>
+        <w:rPr>
+          <w:rFonts w:cstheme="minorHAnsi"/>
         </w:rPr>
         <w:t xml:space="preserve"> 202</w:t>
       </w:r>
       <w:r>
         <w:rPr>
-          <w:rFonts w:ascii="Garamond" w:hAnsi="Garamond"/>
-          <w:b/>
-          <w:bCs/>
-        </w:rPr>
-        <w:t>0</w:t>
-      </w:r>
-      <w:r>
-        <w:rPr>
-          <w:rFonts w:ascii="Garamond" w:hAnsi="Garamond"/>
-          <w:b/>
-          <w:bCs/>
+          <w:rFonts w:cstheme="minorHAnsi"/>
+        </w:rPr>
+        <w:t>2</w:t>
+      </w:r>
+      <w:r>
+        <w:rPr>
+          <w:rFonts w:cstheme="minorHAnsi"/>
         </w:rPr>
         <w:t xml:space="preserve"> – </w:t>
       </w:r>
       <w:r>
         <w:rPr>
-          <w:rFonts w:ascii="Garamond" w:hAnsi="Garamond"/>
-          <w:b/>
-          <w:bCs/>
-        </w:rPr>
-        <w:t>Nov</w:t>
-      </w:r>
-      <w:r>
-        <w:rPr>
-          <w:rFonts w:ascii="Garamond" w:hAnsi="Garamond"/>
-          <w:b/>
-          <w:bCs/>
+          <w:rFonts w:cstheme="minorHAnsi"/>
+        </w:rPr>
+        <w:t>Dec</w:t>
+      </w:r>
+      <w:r>
+        <w:rPr>
+          <w:rFonts w:cstheme="minorHAnsi"/>
         </w:rPr>
         <w:t xml:space="preserve"> 202</w:t>
       </w:r>
       <w:r>
         <w:rPr>
-          <w:rFonts w:ascii="Garamond" w:hAnsi="Garamond"/>
-          <w:b/>
-          <w:bCs/>
-        </w:rPr>
-        <w:t>1</w:t>
-      </w:r>
-    </w:p>
-    <w:p>
-      <w:pPr>
-        <w:pStyle w:val="NoSpacing"/>
-        <w:jc w:val="both"/>
-        <w:rPr>
-          <w:rFonts w:ascii="Garamond" w:hAnsi="Garamond"/>
-          <w:b/>
-          <w:bCs/>
-        </w:rPr>
-      </w:pPr>
-      <w:r>
-        <w:rPr>
-          <w:rFonts w:ascii="Garamond" w:hAnsi="Garamond"/>
-          <w:b/>
-          <w:bCs/>
-        </w:rPr>
-        <w:t>Kent Institute</w:t>
-      </w:r>
-      <w:r>
-        <w:rPr>
-          <w:rFonts w:ascii="Garamond" w:hAnsi="Garamond"/>
-          <w:b/>
-          <w:bCs/>
-        </w:rPr>
-        <w:t>, Sydney</w:t>
-      </w:r>
-    </w:p>
-    <w:p>
-      <w:pPr>
-        <w:pStyle w:val="NoSpacing"/>
-        <w:jc w:val="both"/>
-        <w:rPr>
-          <w:rFonts w:ascii="Garamond" w:hAnsi="Garamond"/>
-          <w:i/>
-          <w:iCs/>
-        </w:rPr>
-      </w:pPr>
-      <w:r>
-        <w:rPr>
-          <w:rFonts w:ascii="Garamond" w:hAnsi="Garamond"/>
-          <w:i/>
-          <w:iCs/>
-        </w:rPr>
-        <w:t>Achieved High Distinction</w:t>
-      </w:r>
-    </w:p>
-    <w:p>
-      <w:pPr>
-        <w:pStyle w:val="NoSpacing"/>
-        <w:jc w:val="both"/>
-        <w:rPr>
-          <w:rFonts w:ascii="Garamond" w:hAnsi="Garamond"/>
-          <w:i/>
-          <w:iCs/>
-        </w:rPr>
-      </w:pPr>
+          <w:rFonts w:cstheme="minorHAnsi"/>
+        </w:rPr>
+        <w:t>3</w:t>
+      </w:r>
     </w:p>
     <w:p>
       <w:pPr>
@@ -2220,144 +2625,50 @@
         </w:tabs>
         <w:jc w:val="both"/>
         <w:rPr>
-          <w:rFonts w:ascii="Garamond" w:hAnsi="Garamond"/>
-          <w:b/>
-          <w:bCs/>
-        </w:rPr>
-      </w:pPr>
-      <w:r>
-        <w:rPr>
-          <w:rFonts w:ascii="Garamond" w:hAnsi="Garamond"/>
-          <w:b/>
-          <w:bCs/>
-        </w:rPr>
-        <w:t>Diploma &amp; Advanced Diploma of IT</w:t>
-      </w:r>
-      <w:r>
-        <w:rPr>
-          <w:rFonts w:ascii="Garamond" w:hAnsi="Garamond"/>
-          <w:b/>
-          <w:bCs/>
-        </w:rPr>
-        <w:t xml:space="preserve">                  </w:t>
-      </w:r>
-      <w:r>
-        <w:rPr>
-          <w:rFonts w:ascii="Garamond" w:hAnsi="Garamond"/>
-          <w:b/>
-          <w:bCs/>
-        </w:rPr>
-        <w:t xml:space="preserve">                                                        </w:t>
-      </w:r>
-      <w:r>
-        <w:rPr>
-          <w:rFonts w:ascii="Garamond" w:hAnsi="Garamond"/>
-          <w:b/>
-          <w:bCs/>
-        </w:rPr>
-        <w:t xml:space="preserve">   </w:t>
-      </w:r>
-      <w:r>
-        <w:rPr>
-          <w:rFonts w:ascii="Garamond" w:hAnsi="Garamond"/>
-          <w:b/>
-          <w:bCs/>
-        </w:rPr>
-        <w:t xml:space="preserve">  </w:t>
-      </w:r>
-      <w:r>
-        <w:rPr>
-          <w:rFonts w:ascii="Garamond" w:hAnsi="Garamond"/>
-          <w:b/>
-          <w:bCs/>
-        </w:rPr>
-        <w:t>Jun</w:t>
-      </w:r>
-      <w:r>
-        <w:rPr>
-          <w:rFonts w:ascii="Garamond" w:hAnsi="Garamond"/>
-          <w:b/>
-          <w:bCs/>
-        </w:rPr>
-        <w:t xml:space="preserve"> 20</w:t>
-      </w:r>
-      <w:r>
-        <w:rPr>
-          <w:rFonts w:ascii="Garamond" w:hAnsi="Garamond"/>
-          <w:b/>
-          <w:bCs/>
-        </w:rPr>
-        <w:t>18</w:t>
-      </w:r>
-      <w:r>
-        <w:rPr>
-          <w:rFonts w:ascii="Garamond" w:hAnsi="Garamond"/>
-          <w:b/>
-          <w:bCs/>
-        </w:rPr>
-        <w:t xml:space="preserve"> – </w:t>
-      </w:r>
-      <w:r>
-        <w:rPr>
-          <w:rFonts w:ascii="Garamond" w:hAnsi="Garamond"/>
-          <w:b/>
-          <w:bCs/>
-        </w:rPr>
-        <w:t>May 2020</w:t>
+          <w:rFonts w:cstheme="minorHAnsi"/>
+        </w:rPr>
+      </w:pPr>
+      <w:r>
+        <w:rPr>
+          <w:rFonts w:cstheme="minorHAnsi"/>
+        </w:rPr>
+        <w:t>Queensland Institute of Business &amp; Technology Pty Ltd</w:t>
+      </w:r>
+      <w:r>
+        <w:rPr>
+          <w:rFonts w:cstheme="minorHAnsi"/>
+        </w:rPr>
+        <w:t>, Canberra</w:t>
       </w:r>
     </w:p>
     <w:p>
       <w:pPr>
         <w:pStyle w:val="NoSpacing"/>
-        <w:jc w:val="both"/>
-        <w:rPr>
-          <w:rFonts w:ascii="Garamond" w:hAnsi="Garamond"/>
-          <w:b/>
-          <w:bCs/>
-        </w:rPr>
-      </w:pPr>
-      <w:r>
-        <w:rPr>
-          <w:rFonts w:ascii="Garamond" w:hAnsi="Garamond"/>
-          <w:b/>
-          <w:bCs/>
-        </w:rPr>
-        <w:t>A</w:t>
-      </w:r>
-      <w:r>
-        <w:rPr>
-          <w:rFonts w:ascii="Garamond" w:hAnsi="Garamond"/>
-          <w:b/>
-          <w:bCs/>
-        </w:rPr>
-        <w:t>ustralian Institute of Business and IT</w:t>
-      </w:r>
-      <w:r>
-        <w:rPr>
-          <w:rFonts w:ascii="Garamond" w:hAnsi="Garamond"/>
-          <w:b/>
-          <w:bCs/>
-        </w:rPr>
-        <w:t>, Sydney</w:t>
-      </w:r>
+        <w:tabs>
+          <w:tab w:val="left" w:pos="8160"/>
+        </w:tabs>
+        <w:jc w:val="both"/>
+        <w:rPr>
+          <w:rFonts w:cstheme="minorHAnsi"/>
+        </w:rPr>
+      </w:pPr>
     </w:p>
     <w:p>
       <w:pPr>
         <w:pStyle w:val="NoSpacing"/>
-        <w:jc w:val="both"/>
-        <w:rPr>
-          <w:rFonts w:ascii="Garamond" w:hAnsi="Garamond"/>
-          <w:i/>
-          <w:iCs/>
-        </w:rPr>
-      </w:pPr>
-      <w:r>
-        <w:rPr>
-          <w:rFonts w:ascii="Garamond" w:hAnsi="Garamond"/>
-          <w:i/>
-          <w:iCs/>
-        </w:rPr>
-        <w:t>Achieved High Distinction</w:t>
+        <w:tabs>
+          <w:tab w:val="left" w:pos="8160"/>
+        </w:tabs>
+        <w:jc w:val="both"/>
+        <w:rPr>
+          <w:rFonts w:cstheme="minorHAnsi"/>
+        </w:rPr>
+      </w:pPr>
+      <w:r>
+        <w:rPr>
+          <w:rFonts w:cstheme="minorHAnsi"/>
+        </w:rPr>
+        <w:t>Bachelor of Information Technology                                                                                Jul 2020 – Nov 2021</w:t>
       </w:r>
     </w:p>
     <w:p>
@@ -2365,9 +2676,73 @@
         <w:pStyle w:val="NoSpacing"/>
         <w:jc w:val="both"/>
         <w:rPr>
-          <w:rFonts w:ascii="Garamond" w:hAnsi="Garamond"/>
-          <w:i/>
-          <w:iCs/>
+          <w:rFonts w:cstheme="minorHAnsi"/>
+        </w:rPr>
+      </w:pPr>
+      <w:r>
+        <w:rPr>
+          <w:rFonts w:cstheme="minorHAnsi"/>
+        </w:rPr>
+        <w:t>Kent Institute, Sydney</w:t>
+      </w:r>
+    </w:p>
+    <w:p>
+      <w:pPr>
+        <w:pStyle w:val="NoSpacing"/>
+        <w:jc w:val="both"/>
+        <w:rPr>
+          <w:rFonts w:cstheme="minorHAnsi"/>
+        </w:rPr>
+      </w:pPr>
+    </w:p>
+    <w:p>
+      <w:pPr>
+        <w:pStyle w:val="NoSpacing"/>
+        <w:tabs>
+          <w:tab w:val="left" w:pos="8160"/>
+        </w:tabs>
+        <w:jc w:val="both"/>
+        <w:rPr>
+          <w:rFonts w:cstheme="minorHAnsi"/>
+        </w:rPr>
+      </w:pPr>
+      <w:r>
+        <w:rPr>
+          <w:rFonts w:cstheme="minorHAnsi"/>
+        </w:rPr>
+        <w:t>Diploma &amp; Advanced Diploma of IT                                                                               Jun 2018 – May 2020</w:t>
+      </w:r>
+    </w:p>
+    <w:p>
+      <w:pPr>
+        <w:pStyle w:val="NoSpacing"/>
+        <w:jc w:val="both"/>
+        <w:rPr>
+          <w:rFonts w:cstheme="minorHAnsi"/>
+        </w:rPr>
+      </w:pPr>
+      <w:r>
+        <w:rPr>
+          <w:rFonts w:cstheme="minorHAnsi"/>
+        </w:rPr>
+        <w:t>Australian Institute of Business and IT, Sydney</w:t>
+      </w:r>
+    </w:p>
+    <w:p>
+      <w:pPr>
+        <w:pStyle w:val="NoSpacing"/>
+        <w:jc w:val="both"/>
+        <w:rPr>
+          <w:rFonts w:cstheme="minorHAnsi"/>
+        </w:rPr>
+      </w:pPr>
+    </w:p>
+    <w:p>
+      <w:pPr>
+        <w:pStyle w:val="NoSpacing"/>
+        <w:jc w:val="both"/>
+        <w:rPr>
+          <w:rFonts w:cstheme="minorHAnsi"/>
         </w:rPr>
       </w:pPr>
     </w:p>
@@ -2379,7 +2754,7 @@
         <w:spacing w:after="0" w:line="240" w:lineRule="auto"/>
         <w:jc w:val="both"/>
         <w:rPr>
-          <w:rFonts w:ascii="Garamond" w:eastAsia="Arial" w:hAnsi="Garamond" w:cs="Arial"/>
+          <w:rFonts w:asciiTheme="minorHAnsi" w:eastAsia="Arial" w:hAnsiTheme="minorHAnsi" w:cstheme="minorHAnsi"/>
           <w:b/>
           <w:bCs/>
           <w:sz w:val="20"/>
@@ -2388,7 +2763,7 @@
       </w:pPr>
       <w:r>
         <w:rPr>
-          <w:rFonts w:ascii="Garamond" w:eastAsia="Arial" w:hAnsi="Garamond" w:cs="Arial"/>
+          <w:rFonts w:asciiTheme="minorHAnsi" w:eastAsia="Arial" w:hAnsiTheme="minorHAnsi" w:cstheme="minorHAnsi"/>
           <w:b/>
           <w:bCs/>
           <w:sz w:val="20"/>
@@ -2402,11 +2777,11 @@
         <w:pStyle w:val="NoSpacing"/>
         <w:jc w:val="both"/>
         <w:rPr>
-          <w:rFonts w:ascii="Garamond" w:hAnsi="Garamond"/>
+          <w:rFonts w:cstheme="minorHAnsi"/>
         </w:rPr>
         <w:sectPr>
-          <w:headerReference w:type="default" r:id="rId7"/>
-          <w:footerReference w:type="default" r:id="rId8"/>
+          <w:headerReference w:type="default" r:id="rId11"/>
+          <w:footerReference w:type="default" r:id="rId12"/>
           <w:type w:val="continuous"/>
           <w:pgSz w:w="11906" w:h="16838"/>
           <w:pgMar w:top="142" w:right="849" w:bottom="1440" w:left="1440" w:header="708" w:footer="708" w:gutter="0"/>
@@ -2416,13 +2791,13 @@
       </w:pPr>
       <w:r>
         <w:rPr>
-          <w:rFonts w:ascii="Garamond" w:hAnsi="Garamond"/>
+          <w:rFonts w:cstheme="minorHAnsi"/>
         </w:rPr>
         <w:t>Available upon requ</w:t>
       </w:r>
       <w:r>
         <w:rPr>
-          <w:rFonts w:ascii="Garamond" w:hAnsi="Garamond"/>
+          <w:rFonts w:cstheme="minorHAnsi"/>
         </w:rPr>
         <w:t>est</w:t>
       </w:r>
@@ -2435,7 +2810,7 @@
         <w:spacing w:after="0" w:line="240" w:lineRule="auto"/>
         <w:jc w:val="both"/>
         <w:rPr>
-          <w:rFonts w:ascii="Garamond" w:eastAsia="Arial" w:hAnsi="Garamond" w:cs="Arial"/>
+          <w:rFonts w:asciiTheme="minorHAnsi" w:eastAsia="Arial" w:hAnsiTheme="minorHAnsi" w:cstheme="minorHAnsi"/>
           <w:b/>
           <w:bCs/>
           <w:sz w:val="20"/>
@@ -2444,8 +2819,8 @@
       </w:pPr>
     </w:p>
     <w:sectPr>
-      <w:headerReference w:type="default" r:id="rId9"/>
-      <w:footerReference w:type="default" r:id="rId10"/>
+      <w:headerReference w:type="default" r:id="rId13"/>
+      <w:footerReference w:type="default" r:id="rId14"/>
       <w:type w:val="continuous"/>
       <w:pgSz w:w="11906" w:h="16838"/>
       <w:pgMar w:top="426" w:right="849" w:bottom="142" w:left="1440" w:header="708" w:footer="708" w:gutter="0"/>
@@ -2528,10 +2903,14 @@
           <w:fldChar w:fldCharType="end"/>
         </w:r>
         <w:r>
-          <w:t xml:space="preserve"> |</w:t>
+          <w:t xml:space="preserve"> | </w:t>
         </w:r>
         <w:r>
-          <w:t xml:space="preserve"> AJ KC</w:t>
+          <w:rPr>
+            <w:color w:val="808080" w:themeColor="background1" w:themeShade="80"/>
+            <w:spacing w:val="60"/>
+          </w:rPr>
+          <w:t>AJ KC</w:t>
         </w:r>
       </w:p>
     </w:sdtContent>
@@ -2761,6 +3140,119 @@
 <file path=word/numbering.xml><?xml version="1.0" encoding="utf-8"?>
 <w:numbering xmlns:wpc="http://schemas.microsoft.com/office/word/2010/wordprocessingCanvas" xmlns:cx="http://schemas.microsoft.com/office/drawing/2014/chartex" xmlns:cx1="http://schemas.microsoft.com/office/drawing/2015/9/8/chartex" xmlns:cx2="http://schemas.microsoft.com/office/drawing/2015/10/21/chartex" xmlns:cx3="http://schemas.microsoft.com/office/drawing/2016/5/9/chartex" xmlns:cx4="http://schemas.microsoft.com/office/drawing/2016/5/10/chartex" xmlns:cx5="http://schemas.microsoft.com/office/drawing/2016/5/11/chartex" xmlns:cx6="http://schemas.microsoft.com/office/drawing/2016/5/12/chartex" xmlns:cx7="http://schemas.microsoft.com/office/drawing/2016/5/13/chartex" xmlns:cx8="http://schemas.microsoft.com/office/drawing/2016/5/14/chartex" xmlns:mc="http://schemas.openxmlformats.org/markup-compatibility/2006" xmlns:aink="http://schemas.microsoft.com/office/drawing/2016/ink" xmlns:am3d="http://schemas.microsoft.com/office/drawing/2017/model3d" xmlns:o="urn:schemas-microsoft-com:office:office" xmlns:oel="http://schemas.microsoft.com/office/2019/extlst" xmlns:r="http://schemas.openxmlformats.org/officeDocument/2006/relationships" xmlns:m="http://schemas.openxmlformats.org/officeDocument/2006/math" xmlns:v="urn:schemas-microsoft-com:vml" xmlns:wp14="http://schemas.microsoft.com/office/word/2010/wordprocessingDrawing" xmlns:wp="http://schemas.openxmlformats.org/drawingml/2006/wordprocessingDrawing" xmlns:w10="urn:schemas-microsoft-com:office:word" xmlns:w="http://schemas.openxmlformats.org/wordprocessingml/2006/main" xmlns:w14="http://schemas.microsoft.com/office/word/2010/wordml" xmlns:w15="http://schemas.microsoft.com/office/word/2012/wordml" xmlns:w16cex="http://schemas.microsoft.com/office/word/2018/wordml/cex" xmlns:w16cid="http://schemas.microsoft.com/office/word/2016/wordml/cid" xmlns:w16="http://schemas.microsoft.com/office/word/2018/wordml" xmlns:w16du="http://schemas.microsoft.com/office/word/2023/wordml/word16du" xmlns:w16sdtdh="http://schemas.microsoft.com/office/word/2020/wordml/sdtdatahash" xmlns:w16sdtfl="http://schemas.microsoft.com/office/word/2024/wordml/sdtformatlock" xmlns:w16se="http://schemas.microsoft.com/office/word/2015/wordml/symex" xmlns:wpg="http://schemas.microsoft.com/office/word/2010/wordprocessingGroup" xmlns:wpi="http://schemas.microsoft.com/office/word/2010/wordprocessingInk" xmlns:wne="http://schemas.microsoft.com/office/word/2006/wordml" xmlns:wps="http://schemas.microsoft.com/office/word/2010/wordprocessingShape" mc:Ignorable="w14 w15 w16se w16cid w16 w16cex w16sdtdh w16sdtfl w16du wp14">
   <w:abstractNum w:abstractNumId="0" w15:restartNumberingAfterBreak="0">
+    <w:nsid w:val="011B1318"/>
+    <w:multiLevelType w:val="hybridMultilevel"/>
+    <w:tmpl w:val="8B4E8FC4"/>
+    <w:lvl w:ilvl="0" w:tplc="0C090001">
+      <w:start w:val="1"/>
+      <w:numFmt w:val="bullet"/>
+      <w:lvlText w:val=""/>
+      <w:lvlJc w:val="left"/>
+      <w:pPr>
+        <w:ind w:left="786" w:hanging="360"/>
+      </w:pPr>
+      <w:rPr>
+        <w:rFonts w:ascii="Symbol" w:hAnsi="Symbol" w:hint="default"/>
+      </w:rPr>
+    </w:lvl>
+    <w:lvl w:ilvl="1" w:tplc="0C090003" w:tentative="1">
+      <w:start w:val="1"/>
+      <w:numFmt w:val="bullet"/>
+      <w:lvlText w:val="o"/>
+      <w:lvlJc w:val="left"/>
+      <w:pPr>
+        <w:ind w:left="1506" w:hanging="360"/>
+      </w:pPr>
+      <w:rPr>
+        <w:rFonts w:ascii="Courier New" w:hAnsi="Courier New" w:cs="Courier New" w:hint="default"/>
+      </w:rPr>
+    </w:lvl>
+    <w:lvl w:ilvl="2" w:tplc="0C090005" w:tentative="1">
+      <w:start w:val="1"/>
+      <w:numFmt w:val="bullet"/>
+      <w:lvlText w:val=""/>
+      <w:lvlJc w:val="left"/>
+      <w:pPr>
+        <w:ind w:left="2226" w:hanging="360"/>
+      </w:pPr>
+      <w:rPr>
+        <w:rFonts w:ascii="Wingdings" w:hAnsi="Wingdings" w:hint="default"/>
+      </w:rPr>
+    </w:lvl>
+    <w:lvl w:ilvl="3" w:tplc="0C090001" w:tentative="1">
+      <w:start w:val="1"/>
+      <w:numFmt w:val="bullet"/>
+      <w:lvlText w:val=""/>
+      <w:lvlJc w:val="left"/>
+      <w:pPr>
+        <w:ind w:left="2946" w:hanging="360"/>
+      </w:pPr>
+      <w:rPr>
+        <w:rFonts w:ascii="Symbol" w:hAnsi="Symbol" w:hint="default"/>
+      </w:rPr>
+    </w:lvl>
+    <w:lvl w:ilvl="4" w:tplc="0C090003" w:tentative="1">
+      <w:start w:val="1"/>
+      <w:numFmt w:val="bullet"/>
+      <w:lvlText w:val="o"/>
+      <w:lvlJc w:val="left"/>
+      <w:pPr>
+        <w:ind w:left="3666" w:hanging="360"/>
+      </w:pPr>
+      <w:rPr>
+        <w:rFonts w:ascii="Courier New" w:hAnsi="Courier New" w:cs="Courier New" w:hint="default"/>
+      </w:rPr>
+    </w:lvl>
+    <w:lvl w:ilvl="5" w:tplc="0C090005" w:tentative="1">
+      <w:start w:val="1"/>
+      <w:numFmt w:val="bullet"/>
+      <w:lvlText w:val=""/>
+      <w:lvlJc w:val="left"/>
+      <w:pPr>
+        <w:ind w:left="4386" w:hanging="360"/>
+      </w:pPr>
+      <w:rPr>
+        <w:rFonts w:ascii="Wingdings" w:hAnsi="Wingdings" w:hint="default"/>
+      </w:rPr>
+    </w:lvl>
+    <w:lvl w:ilvl="6" w:tplc="0C090001" w:tentative="1">
+      <w:start w:val="1"/>
+      <w:numFmt w:val="bullet"/>
+      <w:lvlText w:val=""/>
+      <w:lvlJc w:val="left"/>
+      <w:pPr>
+        <w:ind w:left="5106" w:hanging="360"/>
+      </w:pPr>
+      <w:rPr>
+        <w:rFonts w:ascii="Symbol" w:hAnsi="Symbol" w:hint="default"/>
+      </w:rPr>
+    </w:lvl>
+    <w:lvl w:ilvl="7" w:tplc="0C090003" w:tentative="1">
+      <w:start w:val="1"/>
+      <w:numFmt w:val="bullet"/>
+      <w:lvlText w:val="o"/>
+      <w:lvlJc w:val="left"/>
+      <w:pPr>
+        <w:ind w:left="5826" w:hanging="360"/>
+      </w:pPr>
+      <w:rPr>
+        <w:rFonts w:ascii="Courier New" w:hAnsi="Courier New" w:cs="Courier New" w:hint="default"/>
+      </w:rPr>
+    </w:lvl>
+    <w:lvl w:ilvl="8" w:tplc="0C090005" w:tentative="1">
+      <w:start w:val="1"/>
+      <w:numFmt w:val="bullet"/>
+      <w:lvlText w:val=""/>
+      <w:lvlJc w:val="left"/>
+      <w:pPr>
+        <w:ind w:left="6546" w:hanging="360"/>
+      </w:pPr>
+      <w:rPr>
+        <w:rFonts w:ascii="Wingdings" w:hAnsi="Wingdings" w:hint="default"/>
+      </w:rPr>
+    </w:lvl>
+  </w:abstractNum>
+  <w:abstractNum w:abstractNumId="1" w15:restartNumberingAfterBreak="0">
     <w:nsid w:val="07AB49EE"/>
     <w:multiLevelType w:val="hybridMultilevel"/>
     <w:tmpl w:val="F6CA69C8"/>
@@ -2873,7 +3365,7 @@
       </w:rPr>
     </w:lvl>
   </w:abstractNum>
-  <w:abstractNum w:abstractNumId="1" w15:restartNumberingAfterBreak="0">
+  <w:abstractNum w:abstractNumId="2" w15:restartNumberingAfterBreak="0">
     <w:nsid w:val="0F100ED7"/>
     <w:multiLevelType w:val="multilevel"/>
     <w:tmpl w:val="005074B4"/>
@@ -2986,7 +3478,7 @@
       </w:rPr>
     </w:lvl>
   </w:abstractNum>
-  <w:abstractNum w:abstractNumId="2" w15:restartNumberingAfterBreak="0">
+  <w:abstractNum w:abstractNumId="3" w15:restartNumberingAfterBreak="0">
     <w:nsid w:val="11CF3988"/>
     <w:multiLevelType w:val="multilevel"/>
     <w:tmpl w:val="735C1EF4"/>
@@ -3099,7 +3591,7 @@
       </w:rPr>
     </w:lvl>
   </w:abstractNum>
-  <w:abstractNum w:abstractNumId="3" w15:restartNumberingAfterBreak="0">
+  <w:abstractNum w:abstractNumId="4" w15:restartNumberingAfterBreak="0">
     <w:nsid w:val="139DCAAD"/>
     <w:multiLevelType w:val="multilevel"/>
     <w:tmpl w:val="CB68FDA8"/>
@@ -3212,7 +3704,7 @@
       </w:rPr>
     </w:lvl>
   </w:abstractNum>
-  <w:abstractNum w:abstractNumId="4" w15:restartNumberingAfterBreak="0">
+  <w:abstractNum w:abstractNumId="5" w15:restartNumberingAfterBreak="0">
     <w:nsid w:val="146354E6"/>
     <w:multiLevelType w:val="hybridMultilevel"/>
     <w:tmpl w:val="8F542F60"/>
@@ -3325,7 +3817,7 @@
       </w:rPr>
     </w:lvl>
   </w:abstractNum>
-  <w:abstractNum w:abstractNumId="5" w15:restartNumberingAfterBreak="0">
+  <w:abstractNum w:abstractNumId="6" w15:restartNumberingAfterBreak="0">
     <w:nsid w:val="17443415"/>
     <w:multiLevelType w:val="hybridMultilevel"/>
     <w:tmpl w:val="9CA623B2"/>
@@ -3438,7 +3930,7 @@
       </w:rPr>
     </w:lvl>
   </w:abstractNum>
-  <w:abstractNum w:abstractNumId="6" w15:restartNumberingAfterBreak="0">
+  <w:abstractNum w:abstractNumId="7" w15:restartNumberingAfterBreak="0">
     <w:nsid w:val="194FE042"/>
     <w:multiLevelType w:val="multilevel"/>
     <w:tmpl w:val="FF2E14DE"/>
@@ -3551,7 +4043,7 @@
       </w:rPr>
     </w:lvl>
   </w:abstractNum>
-  <w:abstractNum w:abstractNumId="7" w15:restartNumberingAfterBreak="0">
+  <w:abstractNum w:abstractNumId="8" w15:restartNumberingAfterBreak="0">
     <w:nsid w:val="1AE73656"/>
     <w:multiLevelType w:val="hybridMultilevel"/>
     <w:tmpl w:val="A4DCFDEA"/>
@@ -3652,119 +4144,6 @@
       </w:rPr>
     </w:lvl>
     <w:lvl w:ilvl="8" w:tplc="0C090005" w:tentative="1">
-      <w:start w:val="1"/>
-      <w:numFmt w:val="bullet"/>
-      <w:lvlText w:val=""/>
-      <w:lvlJc w:val="left"/>
-      <w:pPr>
-        <w:ind w:left="6480" w:hanging="360"/>
-      </w:pPr>
-      <w:rPr>
-        <w:rFonts w:ascii="Wingdings" w:hAnsi="Wingdings" w:hint="default"/>
-      </w:rPr>
-    </w:lvl>
-  </w:abstractNum>
-  <w:abstractNum w:abstractNumId="8" w15:restartNumberingAfterBreak="0">
-    <w:nsid w:val="1B9B4927"/>
-    <w:multiLevelType w:val="hybridMultilevel"/>
-    <w:tmpl w:val="3EBE4E2A"/>
-    <w:lvl w:ilvl="0" w:tplc="08090001">
-      <w:start w:val="1"/>
-      <w:numFmt w:val="bullet"/>
-      <w:lvlText w:val=""/>
-      <w:lvlJc w:val="left"/>
-      <w:pPr>
-        <w:ind w:left="720" w:hanging="360"/>
-      </w:pPr>
-      <w:rPr>
-        <w:rFonts w:ascii="Symbol" w:hAnsi="Symbol" w:hint="default"/>
-      </w:rPr>
-    </w:lvl>
-    <w:lvl w:ilvl="1" w:tplc="08090003" w:tentative="1">
-      <w:start w:val="1"/>
-      <w:numFmt w:val="bullet"/>
-      <w:lvlText w:val="o"/>
-      <w:lvlJc w:val="left"/>
-      <w:pPr>
-        <w:ind w:left="1440" w:hanging="360"/>
-      </w:pPr>
-      <w:rPr>
-        <w:rFonts w:ascii="Courier New" w:hAnsi="Courier New" w:cs="Courier New" w:hint="default"/>
-      </w:rPr>
-    </w:lvl>
-    <w:lvl w:ilvl="2" w:tplc="08090005" w:tentative="1">
-      <w:start w:val="1"/>
-      <w:numFmt w:val="bullet"/>
-      <w:lvlText w:val=""/>
-      <w:lvlJc w:val="left"/>
-      <w:pPr>
-        <w:ind w:left="2160" w:hanging="360"/>
-      </w:pPr>
-      <w:rPr>
-        <w:rFonts w:ascii="Wingdings" w:hAnsi="Wingdings" w:hint="default"/>
-      </w:rPr>
-    </w:lvl>
-    <w:lvl w:ilvl="3" w:tplc="08090001" w:tentative="1">
-      <w:start w:val="1"/>
-      <w:numFmt w:val="bullet"/>
-      <w:lvlText w:val=""/>
-      <w:lvlJc w:val="left"/>
-      <w:pPr>
-        <w:ind w:left="2880" w:hanging="360"/>
-      </w:pPr>
-      <w:rPr>
-        <w:rFonts w:ascii="Symbol" w:hAnsi="Symbol" w:hint="default"/>
-      </w:rPr>
-    </w:lvl>
-    <w:lvl w:ilvl="4" w:tplc="08090003" w:tentative="1">
-      <w:start w:val="1"/>
-      <w:numFmt w:val="bullet"/>
-      <w:lvlText w:val="o"/>
-      <w:lvlJc w:val="left"/>
-      <w:pPr>
-        <w:ind w:left="3600" w:hanging="360"/>
-      </w:pPr>
-      <w:rPr>
-        <w:rFonts w:ascii="Courier New" w:hAnsi="Courier New" w:cs="Courier New" w:hint="default"/>
-      </w:rPr>
-    </w:lvl>
-    <w:lvl w:ilvl="5" w:tplc="08090005" w:tentative="1">
-      <w:start w:val="1"/>
-      <w:numFmt w:val="bullet"/>
-      <w:lvlText w:val=""/>
-      <w:lvlJc w:val="left"/>
-      <w:pPr>
-        <w:ind w:left="4320" w:hanging="360"/>
-      </w:pPr>
-      <w:rPr>
-        <w:rFonts w:ascii="Wingdings" w:hAnsi="Wingdings" w:hint="default"/>
-      </w:rPr>
-    </w:lvl>
-    <w:lvl w:ilvl="6" w:tplc="08090001" w:tentative="1">
-      <w:start w:val="1"/>
-      <w:numFmt w:val="bullet"/>
-      <w:lvlText w:val=""/>
-      <w:lvlJc w:val="left"/>
-      <w:pPr>
-        <w:ind w:left="5040" w:hanging="360"/>
-      </w:pPr>
-      <w:rPr>
-        <w:rFonts w:ascii="Symbol" w:hAnsi="Symbol" w:hint="default"/>
-      </w:rPr>
-    </w:lvl>
-    <w:lvl w:ilvl="7" w:tplc="08090003" w:tentative="1">
-      <w:start w:val="1"/>
-      <w:numFmt w:val="bullet"/>
-      <w:lvlText w:val="o"/>
-      <w:lvlJc w:val="left"/>
-      <w:pPr>
-        <w:ind w:left="5760" w:hanging="360"/>
-      </w:pPr>
-      <w:rPr>
-        <w:rFonts w:ascii="Courier New" w:hAnsi="Courier New" w:cs="Courier New" w:hint="default"/>
-      </w:rPr>
-    </w:lvl>
-    <w:lvl w:ilvl="8" w:tplc="08090005" w:tentative="1">
       <w:start w:val="1"/>
       <w:numFmt w:val="bullet"/>
       <w:lvlText w:val=""/>
@@ -4456,6 +4835,231 @@
     </w:lvl>
   </w:abstractNum>
   <w:abstractNum w:abstractNumId="15" w15:restartNumberingAfterBreak="0">
+    <w:nsid w:val="4BC20DB8"/>
+    <w:multiLevelType w:val="hybridMultilevel"/>
+    <w:tmpl w:val="024EA24C"/>
+    <w:lvl w:ilvl="0" w:tplc="0C090001">
+      <w:start w:val="1"/>
+      <w:numFmt w:val="bullet"/>
+      <w:lvlText w:val=""/>
+      <w:lvlJc w:val="left"/>
+      <w:pPr>
+        <w:ind w:left="786" w:hanging="360"/>
+      </w:pPr>
+      <w:rPr>
+        <w:rFonts w:ascii="Symbol" w:hAnsi="Symbol" w:hint="default"/>
+      </w:rPr>
+    </w:lvl>
+    <w:lvl w:ilvl="1" w:tplc="0C090003" w:tentative="1">
+      <w:start w:val="1"/>
+      <w:numFmt w:val="bullet"/>
+      <w:lvlText w:val="o"/>
+      <w:lvlJc w:val="left"/>
+      <w:pPr>
+        <w:ind w:left="1506" w:hanging="360"/>
+      </w:pPr>
+      <w:rPr>
+        <w:rFonts w:ascii="Courier New" w:hAnsi="Courier New" w:cs="Courier New" w:hint="default"/>
+      </w:rPr>
+    </w:lvl>
+    <w:lvl w:ilvl="2" w:tplc="0C090005" w:tentative="1">
+      <w:start w:val="1"/>
+      <w:numFmt w:val="bullet"/>
+      <w:lvlText w:val=""/>
+      <w:lvlJc w:val="left"/>
+      <w:pPr>
+        <w:ind w:left="2226" w:hanging="360"/>
+      </w:pPr>
+      <w:rPr>
+        <w:rFonts w:ascii="Wingdings" w:hAnsi="Wingdings" w:hint="default"/>
+      </w:rPr>
+    </w:lvl>
+    <w:lvl w:ilvl="3" w:tplc="0C090001" w:tentative="1">
+      <w:start w:val="1"/>
+      <w:numFmt w:val="bullet"/>
+      <w:lvlText w:val=""/>
+      <w:lvlJc w:val="left"/>
+      <w:pPr>
+        <w:ind w:left="2946" w:hanging="360"/>
+      </w:pPr>
+      <w:rPr>
+        <w:rFonts w:ascii="Symbol" w:hAnsi="Symbol" w:hint="default"/>
+      </w:rPr>
+    </w:lvl>
+    <w:lvl w:ilvl="4" w:tplc="0C090003" w:tentative="1">
+      <w:start w:val="1"/>
+      <w:numFmt w:val="bullet"/>
+      <w:lvlText w:val="o"/>
+      <w:lvlJc w:val="left"/>
+      <w:pPr>
+        <w:ind w:left="3666" w:hanging="360"/>
+      </w:pPr>
+      <w:rPr>
+        <w:rFonts w:ascii="Courier New" w:hAnsi="Courier New" w:cs="Courier New" w:hint="default"/>
+      </w:rPr>
+    </w:lvl>
+    <w:lvl w:ilvl="5" w:tplc="0C090005" w:tentative="1">
+      <w:start w:val="1"/>
+      <w:numFmt w:val="bullet"/>
+      <w:lvlText w:val=""/>
+      <w:lvlJc w:val="left"/>
+      <w:pPr>
+        <w:ind w:left="4386" w:hanging="360"/>
+      </w:pPr>
+      <w:rPr>
+        <w:rFonts w:ascii="Wingdings" w:hAnsi="Wingdings" w:hint="default"/>
+      </w:rPr>
+    </w:lvl>
+    <w:lvl w:ilvl="6" w:tplc="0C090001" w:tentative="1">
+      <w:start w:val="1"/>
+      <w:numFmt w:val="bullet"/>
+      <w:lvlText w:val=""/>
+      <w:lvlJc w:val="left"/>
+      <w:pPr>
+        <w:ind w:left="5106" w:hanging="360"/>
+      </w:pPr>
+      <w:rPr>
+        <w:rFonts w:ascii="Symbol" w:hAnsi="Symbol" w:hint="default"/>
+      </w:rPr>
+    </w:lvl>
+    <w:lvl w:ilvl="7" w:tplc="0C090003" w:tentative="1">
+      <w:start w:val="1"/>
+      <w:numFmt w:val="bullet"/>
+      <w:lvlText w:val="o"/>
+      <w:lvlJc w:val="left"/>
+      <w:pPr>
+        <w:ind w:left="5826" w:hanging="360"/>
+      </w:pPr>
+      <w:rPr>
+        <w:rFonts w:ascii="Courier New" w:hAnsi="Courier New" w:cs="Courier New" w:hint="default"/>
+      </w:rPr>
+    </w:lvl>
+    <w:lvl w:ilvl="8" w:tplc="0C090005" w:tentative="1">
+      <w:start w:val="1"/>
+      <w:numFmt w:val="bullet"/>
+      <w:lvlText w:val=""/>
+      <w:lvlJc w:val="left"/>
+      <w:pPr>
+        <w:ind w:left="6546" w:hanging="360"/>
+      </w:pPr>
+      <w:rPr>
+        <w:rFonts w:ascii="Wingdings" w:hAnsi="Wingdings" w:hint="default"/>
+      </w:rPr>
+    </w:lvl>
+  </w:abstractNum>
+  <w:abstractNum w:abstractNumId="16" w15:restartNumberingAfterBreak="0">
+    <w:nsid w:val="51462E52"/>
+    <w:multiLevelType w:val="hybridMultilevel"/>
+    <w:tmpl w:val="54C21CAE"/>
+    <w:lvl w:ilvl="0" w:tplc="3376BB98">
+      <w:numFmt w:val="bullet"/>
+      <w:lvlText w:val="-"/>
+      <w:lvlJc w:val="left"/>
+      <w:pPr>
+        <w:ind w:left="720" w:hanging="360"/>
+      </w:pPr>
+      <w:rPr>
+        <w:rFonts w:ascii="Calibri" w:eastAsiaTheme="minorHAnsi" w:hAnsi="Calibri" w:cs="Calibri" w:hint="default"/>
+      </w:rPr>
+    </w:lvl>
+    <w:lvl w:ilvl="1" w:tplc="0C090003" w:tentative="1">
+      <w:start w:val="1"/>
+      <w:numFmt w:val="bullet"/>
+      <w:lvlText w:val="o"/>
+      <w:lvlJc w:val="left"/>
+      <w:pPr>
+        <w:ind w:left="1440" w:hanging="360"/>
+      </w:pPr>
+      <w:rPr>
+        <w:rFonts w:ascii="Courier New" w:hAnsi="Courier New" w:cs="Courier New" w:hint="default"/>
+      </w:rPr>
+    </w:lvl>
+    <w:lvl w:ilvl="2" w:tplc="0C090005" w:tentative="1">
+      <w:start w:val="1"/>
+      <w:numFmt w:val="bullet"/>
+      <w:lvlText w:val=""/>
+      <w:lvlJc w:val="left"/>
+      <w:pPr>
+        <w:ind w:left="2160" w:hanging="360"/>
+      </w:pPr>
+      <w:rPr>
+        <w:rFonts w:ascii="Wingdings" w:hAnsi="Wingdings" w:hint="default"/>
+      </w:rPr>
+    </w:lvl>
+    <w:lvl w:ilvl="3" w:tplc="0C090001" w:tentative="1">
+      <w:start w:val="1"/>
+      <w:numFmt w:val="bullet"/>
+      <w:lvlText w:val=""/>
+      <w:lvlJc w:val="left"/>
+      <w:pPr>
+        <w:ind w:left="2880" w:hanging="360"/>
+      </w:pPr>
+      <w:rPr>
+        <w:rFonts w:ascii="Symbol" w:hAnsi="Symbol" w:hint="default"/>
+      </w:rPr>
+    </w:lvl>
+    <w:lvl w:ilvl="4" w:tplc="0C090003" w:tentative="1">
+      <w:start w:val="1"/>
+      <w:numFmt w:val="bullet"/>
+      <w:lvlText w:val="o"/>
+      <w:lvlJc w:val="left"/>
+      <w:pPr>
+        <w:ind w:left="3600" w:hanging="360"/>
+      </w:pPr>
+      <w:rPr>
+        <w:rFonts w:ascii="Courier New" w:hAnsi="Courier New" w:cs="Courier New" w:hint="default"/>
+      </w:rPr>
+    </w:lvl>
+    <w:lvl w:ilvl="5" w:tplc="0C090005" w:tentative="1">
+      <w:start w:val="1"/>
+      <w:numFmt w:val="bullet"/>
+      <w:lvlText w:val=""/>
+      <w:lvlJc w:val="left"/>
+      <w:pPr>
+        <w:ind w:left="4320" w:hanging="360"/>
+      </w:pPr>
+      <w:rPr>
+        <w:rFonts w:ascii="Wingdings" w:hAnsi="Wingdings" w:hint="default"/>
+      </w:rPr>
+    </w:lvl>
+    <w:lvl w:ilvl="6" w:tplc="0C090001" w:tentative="1">
+      <w:start w:val="1"/>
+      <w:numFmt w:val="bullet"/>
+      <w:lvlText w:val=""/>
+      <w:lvlJc w:val="left"/>
+      <w:pPr>
+        <w:ind w:left="5040" w:hanging="360"/>
+      </w:pPr>
+      <w:rPr>
+        <w:rFonts w:ascii="Symbol" w:hAnsi="Symbol" w:hint="default"/>
+      </w:rPr>
+    </w:lvl>
+    <w:lvl w:ilvl="7" w:tplc="0C090003" w:tentative="1">
+      <w:start w:val="1"/>
+      <w:numFmt w:val="bullet"/>
+      <w:lvlText w:val="o"/>
+      <w:lvlJc w:val="left"/>
+      <w:pPr>
+        <w:ind w:left="5760" w:hanging="360"/>
+      </w:pPr>
+      <w:rPr>
+        <w:rFonts w:ascii="Courier New" w:hAnsi="Courier New" w:cs="Courier New" w:hint="default"/>
+      </w:rPr>
+    </w:lvl>
+    <w:lvl w:ilvl="8" w:tplc="0C090005" w:tentative="1">
+      <w:start w:val="1"/>
+      <w:numFmt w:val="bullet"/>
+      <w:lvlText w:val=""/>
+      <w:lvlJc w:val="left"/>
+      <w:pPr>
+        <w:ind w:left="6480" w:hanging="360"/>
+      </w:pPr>
+      <w:rPr>
+        <w:rFonts w:ascii="Wingdings" w:hAnsi="Wingdings" w:hint="default"/>
+      </w:rPr>
+    </w:lvl>
+  </w:abstractNum>
+  <w:abstractNum w:abstractNumId="17" w15:restartNumberingAfterBreak="0">
     <w:nsid w:val="514E6206"/>
     <w:multiLevelType w:val="hybridMultilevel"/>
     <w:tmpl w:val="44DCFC8C"/>
@@ -4569,7 +5173,120 @@
       </w:rPr>
     </w:lvl>
   </w:abstractNum>
-  <w:abstractNum w:abstractNumId="16" w15:restartNumberingAfterBreak="0">
+  <w:abstractNum w:abstractNumId="18" w15:restartNumberingAfterBreak="0">
+    <w:nsid w:val="5225283F"/>
+    <w:multiLevelType w:val="hybridMultilevel"/>
+    <w:tmpl w:val="6BC61D6A"/>
+    <w:lvl w:ilvl="0" w:tplc="0C090001">
+      <w:start w:val="1"/>
+      <w:numFmt w:val="bullet"/>
+      <w:lvlText w:val=""/>
+      <w:lvlJc w:val="left"/>
+      <w:pPr>
+        <w:ind w:left="720" w:hanging="360"/>
+      </w:pPr>
+      <w:rPr>
+        <w:rFonts w:ascii="Symbol" w:hAnsi="Symbol" w:hint="default"/>
+      </w:rPr>
+    </w:lvl>
+    <w:lvl w:ilvl="1" w:tplc="0C090003" w:tentative="1">
+      <w:start w:val="1"/>
+      <w:numFmt w:val="bullet"/>
+      <w:lvlText w:val="o"/>
+      <w:lvlJc w:val="left"/>
+      <w:pPr>
+        <w:ind w:left="1440" w:hanging="360"/>
+      </w:pPr>
+      <w:rPr>
+        <w:rFonts w:ascii="Courier New" w:hAnsi="Courier New" w:cs="Courier New" w:hint="default"/>
+      </w:rPr>
+    </w:lvl>
+    <w:lvl w:ilvl="2" w:tplc="0C090005" w:tentative="1">
+      <w:start w:val="1"/>
+      <w:numFmt w:val="bullet"/>
+      <w:lvlText w:val=""/>
+      <w:lvlJc w:val="left"/>
+      <w:pPr>
+        <w:ind w:left="2160" w:hanging="360"/>
+      </w:pPr>
+      <w:rPr>
+        <w:rFonts w:ascii="Wingdings" w:hAnsi="Wingdings" w:hint="default"/>
+      </w:rPr>
+    </w:lvl>
+    <w:lvl w:ilvl="3" w:tplc="0C090001" w:tentative="1">
+      <w:start w:val="1"/>
+      <w:numFmt w:val="bullet"/>
+      <w:lvlText w:val=""/>
+      <w:lvlJc w:val="left"/>
+      <w:pPr>
+        <w:ind w:left="2880" w:hanging="360"/>
+      </w:pPr>
+      <w:rPr>
+        <w:rFonts w:ascii="Symbol" w:hAnsi="Symbol" w:hint="default"/>
+      </w:rPr>
+    </w:lvl>
+    <w:lvl w:ilvl="4" w:tplc="0C090003" w:tentative="1">
+      <w:start w:val="1"/>
+      <w:numFmt w:val="bullet"/>
+      <w:lvlText w:val="o"/>
+      <w:lvlJc w:val="left"/>
+      <w:pPr>
+        <w:ind w:left="3600" w:hanging="360"/>
+      </w:pPr>
+      <w:rPr>
+        <w:rFonts w:ascii="Courier New" w:hAnsi="Courier New" w:cs="Courier New" w:hint="default"/>
+      </w:rPr>
+    </w:lvl>
+    <w:lvl w:ilvl="5" w:tplc="0C090005" w:tentative="1">
+      <w:start w:val="1"/>
+      <w:numFmt w:val="bullet"/>
+      <w:lvlText w:val=""/>
+      <w:lvlJc w:val="left"/>
+      <w:pPr>
+        <w:ind w:left="4320" w:hanging="360"/>
+      </w:pPr>
+      <w:rPr>
+        <w:rFonts w:ascii="Wingdings" w:hAnsi="Wingdings" w:hint="default"/>
+      </w:rPr>
+    </w:lvl>
+    <w:lvl w:ilvl="6" w:tplc="0C090001" w:tentative="1">
+      <w:start w:val="1"/>
+      <w:numFmt w:val="bullet"/>
+      <w:lvlText w:val=""/>
+      <w:lvlJc w:val="left"/>
+      <w:pPr>
+        <w:ind w:left="5040" w:hanging="360"/>
+      </w:pPr>
+      <w:rPr>
+        <w:rFonts w:ascii="Symbol" w:hAnsi="Symbol" w:hint="default"/>
+      </w:rPr>
+    </w:lvl>
+    <w:lvl w:ilvl="7" w:tplc="0C090003" w:tentative="1">
+      <w:start w:val="1"/>
+      <w:numFmt w:val="bullet"/>
+      <w:lvlText w:val="o"/>
+      <w:lvlJc w:val="left"/>
+      <w:pPr>
+        <w:ind w:left="5760" w:hanging="360"/>
+      </w:pPr>
+      <w:rPr>
+        <w:rFonts w:ascii="Courier New" w:hAnsi="Courier New" w:cs="Courier New" w:hint="default"/>
+      </w:rPr>
+    </w:lvl>
+    <w:lvl w:ilvl="8" w:tplc="0C090005" w:tentative="1">
+      <w:start w:val="1"/>
+      <w:numFmt w:val="bullet"/>
+      <w:lvlText w:val=""/>
+      <w:lvlJc w:val="left"/>
+      <w:pPr>
+        <w:ind w:left="6480" w:hanging="360"/>
+      </w:pPr>
+      <w:rPr>
+        <w:rFonts w:ascii="Wingdings" w:hAnsi="Wingdings" w:hint="default"/>
+      </w:rPr>
+    </w:lvl>
+  </w:abstractNum>
+  <w:abstractNum w:abstractNumId="19" w15:restartNumberingAfterBreak="0">
     <w:nsid w:val="540E61BD"/>
     <w:multiLevelType w:val="multilevel"/>
     <w:tmpl w:val="9BC66534"/>
@@ -4709,7 +5426,7 @@
       </w:rPr>
     </w:lvl>
   </w:abstractNum>
-  <w:abstractNum w:abstractNumId="17" w15:restartNumberingAfterBreak="0">
+  <w:abstractNum w:abstractNumId="20" w15:restartNumberingAfterBreak="0">
     <w:nsid w:val="59DD3F79"/>
     <w:multiLevelType w:val="multilevel"/>
     <w:tmpl w:val="A732ABB8"/>
@@ -4858,7 +5575,7 @@
       </w:rPr>
     </w:lvl>
   </w:abstractNum>
-  <w:abstractNum w:abstractNumId="18" w15:restartNumberingAfterBreak="0">
+  <w:abstractNum w:abstractNumId="21" w15:restartNumberingAfterBreak="0">
     <w:nsid w:val="59E865A1"/>
     <w:multiLevelType w:val="hybridMultilevel"/>
     <w:tmpl w:val="5CF802AA"/>
@@ -4971,7 +5688,7 @@
       </w:rPr>
     </w:lvl>
   </w:abstractNum>
-  <w:abstractNum w:abstractNumId="19" w15:restartNumberingAfterBreak="0">
+  <w:abstractNum w:abstractNumId="22" w15:restartNumberingAfterBreak="0">
     <w:nsid w:val="5A437AF7"/>
     <w:multiLevelType w:val="hybridMultilevel"/>
     <w:tmpl w:val="C8781BCA"/>
@@ -5084,7 +5801,7 @@
       </w:rPr>
     </w:lvl>
   </w:abstractNum>
-  <w:abstractNum w:abstractNumId="20" w15:restartNumberingAfterBreak="0">
+  <w:abstractNum w:abstractNumId="23" w15:restartNumberingAfterBreak="0">
     <w:nsid w:val="5C5A40D6"/>
     <w:multiLevelType w:val="hybridMultilevel"/>
     <w:tmpl w:val="275EB27E"/>
@@ -5197,7 +5914,7 @@
       </w:rPr>
     </w:lvl>
   </w:abstractNum>
-  <w:abstractNum w:abstractNumId="21" w15:restartNumberingAfterBreak="0">
+  <w:abstractNum w:abstractNumId="24" w15:restartNumberingAfterBreak="0">
     <w:nsid w:val="60B55686"/>
     <w:multiLevelType w:val="hybridMultilevel"/>
     <w:tmpl w:val="8026AA2A"/>
@@ -5310,7 +6027,7 @@
       </w:rPr>
     </w:lvl>
   </w:abstractNum>
-  <w:abstractNum w:abstractNumId="22" w15:restartNumberingAfterBreak="0">
+  <w:abstractNum w:abstractNumId="25" w15:restartNumberingAfterBreak="0">
     <w:nsid w:val="673BA545"/>
     <w:multiLevelType w:val="multilevel"/>
     <w:tmpl w:val="A846F3BE"/>
@@ -5423,7 +6140,7 @@
       </w:rPr>
     </w:lvl>
   </w:abstractNum>
-  <w:abstractNum w:abstractNumId="23" w15:restartNumberingAfterBreak="0">
+  <w:abstractNum w:abstractNumId="26" w15:restartNumberingAfterBreak="0">
     <w:nsid w:val="765277F2"/>
     <w:multiLevelType w:val="hybridMultilevel"/>
     <w:tmpl w:val="572EE6CE"/>
@@ -5537,7 +6254,7 @@
       </w:rPr>
     </w:lvl>
   </w:abstractNum>
-  <w:abstractNum w:abstractNumId="24" w15:restartNumberingAfterBreak="0">
+  <w:abstractNum w:abstractNumId="27" w15:restartNumberingAfterBreak="0">
     <w:nsid w:val="7B0257C0"/>
     <w:multiLevelType w:val="hybridMultilevel"/>
     <w:tmpl w:val="30BAD054"/>
@@ -5650,7 +6367,7 @@
       </w:rPr>
     </w:lvl>
   </w:abstractNum>
-  <w:abstractNum w:abstractNumId="25" w15:restartNumberingAfterBreak="0">
+  <w:abstractNum w:abstractNumId="28" w15:restartNumberingAfterBreak="0">
     <w:nsid w:val="7BB76A70"/>
     <w:multiLevelType w:val="hybridMultilevel"/>
     <w:tmpl w:val="431ACA7C"/>
@@ -5764,7 +6481,7 @@
       </w:rPr>
     </w:lvl>
   </w:abstractNum>
-  <w:abstractNum w:abstractNumId="26" w15:restartNumberingAfterBreak="0">
+  <w:abstractNum w:abstractNumId="29" w15:restartNumberingAfterBreak="0">
     <w:nsid w:val="7D1D3D62"/>
     <w:multiLevelType w:val="multilevel"/>
     <w:tmpl w:val="5AAE5ACA"/>
@@ -5877,7 +6594,7 @@
       </w:rPr>
     </w:lvl>
   </w:abstractNum>
-  <w:abstractNum w:abstractNumId="27" w15:restartNumberingAfterBreak="0">
+  <w:abstractNum w:abstractNumId="30" w15:restartNumberingAfterBreak="0">
     <w:nsid w:val="7E711C1A"/>
     <w:multiLevelType w:val="multilevel"/>
     <w:tmpl w:val="8CF4143A"/>
@@ -5991,88 +6708,97 @@
     </w:lvl>
   </w:abstractNum>
   <w:num w:numId="1" w16cid:durableId="1782799491">
-    <w:abstractNumId w:val="26"/>
+    <w:abstractNumId w:val="29"/>
   </w:num>
   <w:num w:numId="2" w16cid:durableId="400523123">
     <w:abstractNumId w:val="10"/>
   </w:num>
   <w:num w:numId="3" w16cid:durableId="1724330808">
+    <w:abstractNumId w:val="4"/>
+  </w:num>
+  <w:num w:numId="4" w16cid:durableId="1454010788">
     <w:abstractNumId w:val="3"/>
   </w:num>
-  <w:num w:numId="4" w16cid:durableId="1454010788">
-    <w:abstractNumId w:val="2"/>
-  </w:num>
   <w:num w:numId="5" w16cid:durableId="1300307267">
-    <w:abstractNumId w:val="6"/>
+    <w:abstractNumId w:val="7"/>
   </w:num>
   <w:num w:numId="6" w16cid:durableId="271211308">
     <w:abstractNumId w:val="13"/>
   </w:num>
   <w:num w:numId="7" w16cid:durableId="151875546">
-    <w:abstractNumId w:val="22"/>
+    <w:abstractNumId w:val="25"/>
   </w:num>
   <w:num w:numId="8" w16cid:durableId="1943803225">
     <w:abstractNumId w:val="9"/>
   </w:num>
   <w:num w:numId="9" w16cid:durableId="1698236665">
-    <w:abstractNumId w:val="16"/>
+    <w:abstractNumId w:val="19"/>
   </w:num>
   <w:num w:numId="10" w16cid:durableId="233782720">
-    <w:abstractNumId w:val="5"/>
+    <w:abstractNumId w:val="6"/>
   </w:num>
   <w:num w:numId="11" w16cid:durableId="1497724433">
-    <w:abstractNumId w:val="27"/>
+    <w:abstractNumId w:val="30"/>
   </w:num>
   <w:num w:numId="12" w16cid:durableId="1254127974">
-    <w:abstractNumId w:val="18"/>
+    <w:abstractNumId w:val="21"/>
   </w:num>
   <w:num w:numId="13" w16cid:durableId="1167667612">
     <w:abstractNumId w:val="14"/>
   </w:num>
   <w:num w:numId="14" w16cid:durableId="1209027368">
-    <w:abstractNumId w:val="21"/>
+    <w:abstractNumId w:val="24"/>
   </w:num>
   <w:num w:numId="15" w16cid:durableId="320930892">
-    <w:abstractNumId w:val="1"/>
+    <w:abstractNumId w:val="2"/>
   </w:num>
   <w:num w:numId="16" w16cid:durableId="531771469">
-    <w:abstractNumId w:val="4"/>
+    <w:abstractNumId w:val="5"/>
   </w:num>
   <w:num w:numId="17" w16cid:durableId="31656867">
-    <w:abstractNumId w:val="7"/>
+    <w:abstractNumId w:val="8"/>
   </w:num>
   <w:num w:numId="18" w16cid:durableId="684135065">
     <w:abstractNumId w:val="12"/>
   </w:num>
   <w:num w:numId="19" w16cid:durableId="508763134">
-    <w:abstractNumId w:val="20"/>
+    <w:abstractNumId w:val="23"/>
   </w:num>
   <w:num w:numId="20" w16cid:durableId="1735154216">
-    <w:abstractNumId w:val="0"/>
+    <w:abstractNumId w:val="1"/>
   </w:num>
   <w:num w:numId="21" w16cid:durableId="1419643718">
-    <w:abstractNumId w:val="19"/>
+    <w:abstractNumId w:val="22"/>
   </w:num>
   <w:num w:numId="22" w16cid:durableId="2084524797">
-    <w:abstractNumId w:val="24"/>
+    <w:abstractNumId w:val="27"/>
   </w:num>
   <w:num w:numId="23" w16cid:durableId="1001658437">
-    <w:abstractNumId w:val="25"/>
+    <w:abstractNumId w:val="28"/>
   </w:num>
   <w:num w:numId="24" w16cid:durableId="969556315">
     <w:abstractNumId w:val="11"/>
   </w:num>
   <w:num w:numId="25" w16cid:durableId="957839548">
-    <w:abstractNumId w:val="23"/>
+    <w:abstractNumId w:val="26"/>
   </w:num>
   <w:num w:numId="26" w16cid:durableId="1181554733">
+    <w:abstractNumId w:val="17"/>
+  </w:num>
+  <w:num w:numId="27" w16cid:durableId="1356345671">
+    <w:abstractNumId w:val="20"/>
+  </w:num>
+  <w:num w:numId="28" w16cid:durableId="599873286">
     <w:abstractNumId w:val="15"/>
   </w:num>
-  <w:num w:numId="27" w16cid:durableId="1356345671">
-    <w:abstractNumId w:val="17"/>
+  <w:num w:numId="29" w16cid:durableId="411513501">
+    <w:abstractNumId w:val="0"/>
   </w:num>
-  <w:num w:numId="28" w16cid:durableId="1751928537">
-    <w:abstractNumId w:val="8"/>
+  <w:num w:numId="30" w16cid:durableId="126897490">
+    <w:abstractNumId w:val="16"/>
+  </w:num>
+  <w:num w:numId="31" w16cid:durableId="901645600">
+    <w:abstractNumId w:val="18"/>
   </w:num>
 </w:numbering>
 </file>
@@ -6470,7 +7196,7 @@
   <w:style w:type="paragraph" w:default="1" w:styleId="Normal">
     <w:name w:val="Normal"/>
     <w:qFormat/>
-    <w:rsid w:val="00862A1C"/>
+    <w:rsid w:val="00E674BE"/>
     <w:rPr>
       <w:rFonts w:ascii="Calibri" w:eastAsia="Calibri" w:hAnsi="Calibri" w:cs="Times New Roman"/>
       <w:lang w:eastAsia="en-AU"/>
@@ -7372,29 +8098,6 @@
     <w:name w:val="bumpedfont15"/>
     <w:basedOn w:val="DefaultParagraphFont"/>
     <w:rsid w:val="001B78ED"/>
-  </w:style>
-  <w:style w:type="table" w:customStyle="1" w:styleId="TableGrid0">
-    <w:name w:val="TableGrid"/>
-    <w:rsid w:val="00E64ED5"/>
-    <w:pPr>
-      <w:spacing w:after="0" w:line="240" w:lineRule="auto"/>
-    </w:pPr>
-    <w:rPr>
-      <w:rFonts w:eastAsiaTheme="minorEastAsia"/>
-      <w:kern w:val="2"/>
-      <w:sz w:val="24"/>
-      <w:szCs w:val="24"/>
-      <w:lang w:eastAsia="en-AU"/>
-      <w14:ligatures w14:val="standardContextual"/>
-    </w:rPr>
-    <w:tblPr>
-      <w:tblCellMar>
-        <w:top w:w="0" w:type="dxa"/>
-        <w:left w:w="0" w:type="dxa"/>
-        <w:bottom w:w="0" w:type="dxa"/>
-        <w:right w:w="0" w:type="dxa"/>
-      </w:tblCellMar>
-    </w:tblPr>
   </w:style>
 </w:styles>
 </file>
@@ -7682,4 +8385,10 @@
   <a:objectDefaults/>
   <a:extraClrSchemeLst/>
 </a:theme>
+</file>
+
+<file path=docMetadata/LabelInfo.xml><?xml version="1.0" encoding="utf-8"?>
+<clbl:labelList xmlns:clbl="http://schemas.microsoft.com/office/2020/mipLabelMetadata">
+  <clbl:label id="{defa4170-0d19-0005-0004-bc88714345d2}" enabled="1" method="Standard" siteId="{b6ab5ef2-fe5f-4a87-89cc-dfb2c11aeee5}" contentBits="0" removed="0"/>
+</clbl:labelList>
 </file>